--- a/AndreSotero__Case_Tecnico_Arquitetura_e_DevSecOps.docx
+++ b/AndreSotero__Case_Tecnico_Arquitetura_e_DevSecOps.docx
@@ -19,7 +19,27 @@
           <w:szCs w:val="24"/>
           <w:lang w:val="pt-BR"/>
         </w:rPr>
-        <w:t>Case Técnico: Avaliação de Conhecimentos em Arquitetura, DevSecOps e Desenvolvimento</w:t>
+        <w:t xml:space="preserve">Case Técnico: Avaliação de Conhecimentos em Arquitetura, </w:t>
+      </w:r>
+      <w:proofErr w:type="spellStart"/>
+      <w:r>
+        <w:rPr>
+          <w:rFonts w:ascii="Vivo Type" w:hAnsi="Vivo Type" w:cs="Vivo Type"/>
+          <w:sz w:val="24"/>
+          <w:szCs w:val="24"/>
+          <w:lang w:val="pt-BR"/>
+        </w:rPr>
+        <w:t>DevSecOps</w:t>
+      </w:r>
+      <w:proofErr w:type="spellEnd"/>
+      <w:r>
+        <w:rPr>
+          <w:rFonts w:ascii="Vivo Type" w:hAnsi="Vivo Type" w:cs="Vivo Type"/>
+          <w:sz w:val="24"/>
+          <w:szCs w:val="24"/>
+          <w:lang w:val="pt-BR"/>
+        </w:rPr>
+        <w:t xml:space="preserve"> e Desenvolvimento</w:t>
       </w:r>
     </w:p>
     <w:p>
@@ -58,7 +78,47 @@
           <w:szCs w:val="24"/>
           <w:lang w:val="pt-BR"/>
         </w:rPr>
-        <w:t>Você foi designado para liderar a evolução de um sistema de faturamento que opera com alta volumetria de dados e integra múltiplos serviços via APIs RESTful e eventos Kafka. O sistema está sendo migrado para uma arquitetura Cloud Native e precisa garantir alta disponibilidade, segurança, rastreabilidade e escalabilidade.</w:t>
+        <w:t xml:space="preserve">Você foi designado para liderar a evolução de um sistema de faturamento que opera com alta volumetria de dados e integra múltiplos serviços via APIs </w:t>
+      </w:r>
+      <w:proofErr w:type="spellStart"/>
+      <w:r>
+        <w:rPr>
+          <w:rFonts w:ascii="Vivo Type" w:hAnsi="Vivo Type" w:cs="Vivo Type"/>
+          <w:sz w:val="24"/>
+          <w:szCs w:val="24"/>
+          <w:lang w:val="pt-BR"/>
+        </w:rPr>
+        <w:t>RESTful</w:t>
+      </w:r>
+      <w:proofErr w:type="spellEnd"/>
+      <w:r>
+        <w:rPr>
+          <w:rFonts w:ascii="Vivo Type" w:hAnsi="Vivo Type" w:cs="Vivo Type"/>
+          <w:sz w:val="24"/>
+          <w:szCs w:val="24"/>
+          <w:lang w:val="pt-BR"/>
+        </w:rPr>
+        <w:t xml:space="preserve"> e eventos Kafka. O sistema está sendo migrado para uma arquitetura Cloud </w:t>
+      </w:r>
+      <w:proofErr w:type="spellStart"/>
+      <w:r>
+        <w:rPr>
+          <w:rFonts w:ascii="Vivo Type" w:hAnsi="Vivo Type" w:cs="Vivo Type"/>
+          <w:sz w:val="24"/>
+          <w:szCs w:val="24"/>
+          <w:lang w:val="pt-BR"/>
+        </w:rPr>
+        <w:t>Native</w:t>
+      </w:r>
+      <w:proofErr w:type="spellEnd"/>
+      <w:r>
+        <w:rPr>
+          <w:rFonts w:ascii="Vivo Type" w:hAnsi="Vivo Type" w:cs="Vivo Type"/>
+          <w:sz w:val="24"/>
+          <w:szCs w:val="24"/>
+          <w:lang w:val="pt-BR"/>
+        </w:rPr>
+        <w:t xml:space="preserve"> e precisa garantir alta disponibilidade, segurança, rastreabilidade e escalabilidade.</w:t>
       </w:r>
     </w:p>
     <w:p>
@@ -137,7 +197,27 @@
           <w:szCs w:val="24"/>
           <w:lang w:val="pt-BR"/>
         </w:rPr>
-        <w:t>2. Integração: Expor os dados conciliados via API RESTful e publicar eventos Kafka para outros sistemas.</w:t>
+        <w:t xml:space="preserve">2. Integração: Expor os dados conciliados via API </w:t>
+      </w:r>
+      <w:proofErr w:type="spellStart"/>
+      <w:r>
+        <w:rPr>
+          <w:rFonts w:ascii="Vivo Type" w:hAnsi="Vivo Type" w:cs="Vivo Type"/>
+          <w:sz w:val="24"/>
+          <w:szCs w:val="24"/>
+          <w:lang w:val="pt-BR"/>
+        </w:rPr>
+        <w:t>RESTful</w:t>
+      </w:r>
+      <w:proofErr w:type="spellEnd"/>
+      <w:r>
+        <w:rPr>
+          <w:rFonts w:ascii="Vivo Type" w:hAnsi="Vivo Type" w:cs="Vivo Type"/>
+          <w:sz w:val="24"/>
+          <w:szCs w:val="24"/>
+          <w:lang w:val="pt-BR"/>
+        </w:rPr>
+        <w:t xml:space="preserve"> e publicar eventos Kafka para outros sistemas.</w:t>
       </w:r>
     </w:p>
     <w:p>
@@ -197,7 +277,47 @@
           <w:szCs w:val="24"/>
           <w:lang w:val="pt-BR"/>
         </w:rPr>
-        <w:t>5. DevSecOps: Automatizar testes, validações de segurança e deploy contínuo em ambiente cloud.</w:t>
+        <w:t xml:space="preserve">5. </w:t>
+      </w:r>
+      <w:proofErr w:type="spellStart"/>
+      <w:r>
+        <w:rPr>
+          <w:rFonts w:ascii="Vivo Type" w:hAnsi="Vivo Type" w:cs="Vivo Type"/>
+          <w:sz w:val="24"/>
+          <w:szCs w:val="24"/>
+          <w:lang w:val="pt-BR"/>
+        </w:rPr>
+        <w:t>DevSecOps</w:t>
+      </w:r>
+      <w:proofErr w:type="spellEnd"/>
+      <w:r>
+        <w:rPr>
+          <w:rFonts w:ascii="Vivo Type" w:hAnsi="Vivo Type" w:cs="Vivo Type"/>
+          <w:sz w:val="24"/>
+          <w:szCs w:val="24"/>
+          <w:lang w:val="pt-BR"/>
+        </w:rPr>
+        <w:t xml:space="preserve">: Automatizar testes, validações de segurança e </w:t>
+      </w:r>
+      <w:proofErr w:type="spellStart"/>
+      <w:r>
+        <w:rPr>
+          <w:rFonts w:ascii="Vivo Type" w:hAnsi="Vivo Type" w:cs="Vivo Type"/>
+          <w:sz w:val="24"/>
+          <w:szCs w:val="24"/>
+          <w:lang w:val="pt-BR"/>
+        </w:rPr>
+        <w:t>deploy</w:t>
+      </w:r>
+      <w:proofErr w:type="spellEnd"/>
+      <w:r>
+        <w:rPr>
+          <w:rFonts w:ascii="Vivo Type" w:hAnsi="Vivo Type" w:cs="Vivo Type"/>
+          <w:sz w:val="24"/>
+          <w:szCs w:val="24"/>
+          <w:lang w:val="pt-BR"/>
+        </w:rPr>
+        <w:t xml:space="preserve"> contínuo em ambiente cloud.</w:t>
       </w:r>
     </w:p>
     <w:p>
@@ -216,7 +336,27 @@
           <w:szCs w:val="24"/>
           <w:lang w:val="pt-BR"/>
         </w:rPr>
-        <w:t>6. Governança de custos: Propor estratégias FinOps para reduzir gastos com cloud.</w:t>
+        <w:t xml:space="preserve">6. Governança de custos: Propor estratégias </w:t>
+      </w:r>
+      <w:proofErr w:type="spellStart"/>
+      <w:r>
+        <w:rPr>
+          <w:rFonts w:ascii="Vivo Type" w:hAnsi="Vivo Type" w:cs="Vivo Type"/>
+          <w:sz w:val="24"/>
+          <w:szCs w:val="24"/>
+          <w:lang w:val="pt-BR"/>
+        </w:rPr>
+        <w:t>FinOps</w:t>
+      </w:r>
+      <w:proofErr w:type="spellEnd"/>
+      <w:r>
+        <w:rPr>
+          <w:rFonts w:ascii="Vivo Type" w:hAnsi="Vivo Type" w:cs="Vivo Type"/>
+          <w:sz w:val="24"/>
+          <w:szCs w:val="24"/>
+          <w:lang w:val="pt-BR"/>
+        </w:rPr>
+        <w:t xml:space="preserve"> para reduzir gastos com cloud.</w:t>
       </w:r>
     </w:p>
     <w:p>
@@ -228,6 +368,7 @@
           <w:szCs w:val="24"/>
         </w:rPr>
       </w:pPr>
+      <w:proofErr w:type="spellStart"/>
       <w:r>
         <w:rPr>
           <w:rFonts w:ascii="Vivo Type" w:hAnsi="Vivo Type" w:cs="Vivo Type"/>
@@ -235,6 +376,173 @@
           <w:szCs w:val="24"/>
         </w:rPr>
         <w:t>Tarefas</w:t>
+      </w:r>
+      <w:proofErr w:type="spellEnd"/>
+    </w:p>
+    <w:p>
+      <w:pPr>
+        <w:pStyle w:val="Commarcadores"/>
+        <w:rPr>
+          <w:rFonts w:ascii="Vivo Type" w:hAnsi="Vivo Type" w:cs="Vivo Type"/>
+          <w:sz w:val="24"/>
+          <w:szCs w:val="24"/>
+        </w:rPr>
+      </w:pPr>
+      <w:r>
+        <w:rPr>
+          <w:rFonts w:ascii="Vivo Type" w:hAnsi="Vivo Type" w:cs="Vivo Type"/>
+          <w:sz w:val="24"/>
+          <w:szCs w:val="24"/>
+        </w:rPr>
+        <w:t xml:space="preserve">1. </w:t>
+      </w:r>
+      <w:proofErr w:type="spellStart"/>
+      <w:r>
+        <w:rPr>
+          <w:rFonts w:ascii="Vivo Type" w:hAnsi="Vivo Type" w:cs="Vivo Type"/>
+          <w:sz w:val="24"/>
+          <w:szCs w:val="24"/>
+        </w:rPr>
+        <w:t>Arquitetura</w:t>
+      </w:r>
+      <w:proofErr w:type="spellEnd"/>
+    </w:p>
+    <w:p>
+      <w:pPr>
+        <w:rPr>
+          <w:rFonts w:ascii="Vivo Type" w:hAnsi="Vivo Type" w:cs="Vivo Type"/>
+          <w:sz w:val="24"/>
+          <w:szCs w:val="24"/>
+          <w:lang w:val="pt-BR"/>
+        </w:rPr>
+      </w:pPr>
+      <w:r>
+        <w:rPr>
+          <w:rFonts w:ascii="Vivo Type" w:hAnsi="Vivo Type" w:cs="Vivo Type"/>
+          <w:sz w:val="24"/>
+          <w:szCs w:val="24"/>
+          <w:lang w:val="pt-BR"/>
+        </w:rPr>
+        <w:t xml:space="preserve">   - </w:t>
+      </w:r>
+      <w:proofErr w:type="gramStart"/>
+      <w:r>
+        <w:rPr>
+          <w:rFonts w:ascii="Vivo Type" w:hAnsi="Vivo Type" w:cs="Vivo Type"/>
+          <w:sz w:val="24"/>
+          <w:szCs w:val="24"/>
+          <w:lang w:val="pt-BR"/>
+        </w:rPr>
+        <w:t>a.</w:t>
+      </w:r>
+      <w:proofErr w:type="gramEnd"/>
+      <w:r>
+        <w:rPr>
+          <w:rFonts w:ascii="Vivo Type" w:hAnsi="Vivo Type" w:cs="Vivo Type"/>
+          <w:sz w:val="24"/>
+          <w:szCs w:val="24"/>
+          <w:lang w:val="pt-BR"/>
+        </w:rPr>
+        <w:t xml:space="preserve"> Desenhe uma arquitetura de referência para essa solução.</w:t>
+      </w:r>
+    </w:p>
+    <w:p>
+      <w:pPr>
+        <w:rPr>
+          <w:rFonts w:ascii="Vivo Type" w:hAnsi="Vivo Type" w:cs="Vivo Type"/>
+          <w:sz w:val="24"/>
+          <w:szCs w:val="24"/>
+          <w:lang w:val="pt-BR"/>
+        </w:rPr>
+      </w:pPr>
+      <w:r>
+        <w:rPr>
+          <w:rFonts w:ascii="Vivo Type" w:hAnsi="Vivo Type" w:cs="Vivo Type"/>
+          <w:sz w:val="24"/>
+          <w:szCs w:val="24"/>
+          <w:lang w:val="pt-BR"/>
+        </w:rPr>
+        <w:t xml:space="preserve">   - </w:t>
+      </w:r>
+      <w:proofErr w:type="gramStart"/>
+      <w:r>
+        <w:rPr>
+          <w:rFonts w:ascii="Vivo Type" w:hAnsi="Vivo Type" w:cs="Vivo Type"/>
+          <w:sz w:val="24"/>
+          <w:szCs w:val="24"/>
+          <w:lang w:val="pt-BR"/>
+        </w:rPr>
+        <w:t>b.</w:t>
+      </w:r>
+      <w:proofErr w:type="gramEnd"/>
+      <w:r>
+        <w:rPr>
+          <w:rFonts w:ascii="Vivo Type" w:hAnsi="Vivo Type" w:cs="Vivo Type"/>
+          <w:sz w:val="24"/>
+          <w:szCs w:val="24"/>
+          <w:lang w:val="pt-BR"/>
+        </w:rPr>
+        <w:t xml:space="preserve"> Justifique suas escolhas de tecnologias e padrões (</w:t>
+      </w:r>
+      <w:proofErr w:type="spellStart"/>
+      <w:r>
+        <w:rPr>
+          <w:rFonts w:ascii="Vivo Type" w:hAnsi="Vivo Type" w:cs="Vivo Type"/>
+          <w:sz w:val="24"/>
+          <w:szCs w:val="24"/>
+          <w:lang w:val="pt-BR"/>
+        </w:rPr>
+        <w:t>ex</w:t>
+      </w:r>
+      <w:proofErr w:type="spellEnd"/>
+      <w:r>
+        <w:rPr>
+          <w:rFonts w:ascii="Vivo Type" w:hAnsi="Vivo Type" w:cs="Vivo Type"/>
+          <w:sz w:val="24"/>
+          <w:szCs w:val="24"/>
+          <w:lang w:val="pt-BR"/>
+        </w:rPr>
+        <w:t xml:space="preserve">: Kafka, Spring Boot, </w:t>
+      </w:r>
+      <w:proofErr w:type="spellStart"/>
+      <w:r>
+        <w:rPr>
+          <w:rFonts w:ascii="Vivo Type" w:hAnsi="Vivo Type" w:cs="Vivo Type"/>
+          <w:sz w:val="24"/>
+          <w:szCs w:val="24"/>
+          <w:lang w:val="pt-BR"/>
+        </w:rPr>
+        <w:t>React</w:t>
+      </w:r>
+      <w:proofErr w:type="spellEnd"/>
+      <w:r>
+        <w:rPr>
+          <w:rFonts w:ascii="Vivo Type" w:hAnsi="Vivo Type" w:cs="Vivo Type"/>
+          <w:sz w:val="24"/>
+          <w:szCs w:val="24"/>
+          <w:lang w:val="pt-BR"/>
+        </w:rPr>
+        <w:t xml:space="preserve">, containers, </w:t>
+      </w:r>
+      <w:proofErr w:type="spellStart"/>
+      <w:r>
+        <w:rPr>
+          <w:rFonts w:ascii="Vivo Type" w:hAnsi="Vivo Type" w:cs="Vivo Type"/>
+          <w:sz w:val="24"/>
+          <w:szCs w:val="24"/>
+          <w:lang w:val="pt-BR"/>
+        </w:rPr>
+        <w:t>etc</w:t>
+      </w:r>
+      <w:proofErr w:type="spellEnd"/>
+      <w:r>
+        <w:rPr>
+          <w:rFonts w:ascii="Vivo Type" w:hAnsi="Vivo Type" w:cs="Vivo Type"/>
+          <w:sz w:val="24"/>
+          <w:szCs w:val="24"/>
+          <w:lang w:val="pt-BR"/>
+        </w:rPr>
+        <w:t>).</w:t>
       </w:r>
     </w:p>
     <w:p>
@@ -252,62 +560,6 @@
           <w:sz w:val="24"/>
           <w:szCs w:val="24"/>
         </w:rPr>
-        <w:t>1. Arquitetura</w:t>
-      </w:r>
-    </w:p>
-    <w:p>
-      <w:pPr>
-        <w:rPr>
-          <w:rFonts w:ascii="Vivo Type" w:hAnsi="Vivo Type" w:cs="Vivo Type"/>
-          <w:sz w:val="24"/>
-          <w:szCs w:val="24"/>
-          <w:lang w:val="pt-BR"/>
-        </w:rPr>
-      </w:pPr>
-      <w:r>
-        <w:rPr>
-          <w:rFonts w:ascii="Vivo Type" w:hAnsi="Vivo Type" w:cs="Vivo Type"/>
-          <w:sz w:val="24"/>
-          <w:szCs w:val="24"/>
-          <w:lang w:val="pt-BR"/>
-        </w:rPr>
-        <w:t xml:space="preserve">   - a. Desenhe uma arquitetura de referência para essa solução.</w:t>
-      </w:r>
-    </w:p>
-    <w:p>
-      <w:pPr>
-        <w:rPr>
-          <w:rFonts w:ascii="Vivo Type" w:hAnsi="Vivo Type" w:cs="Vivo Type"/>
-          <w:sz w:val="24"/>
-          <w:szCs w:val="24"/>
-          <w:lang w:val="pt-BR"/>
-        </w:rPr>
-      </w:pPr>
-      <w:r>
-        <w:rPr>
-          <w:rFonts w:ascii="Vivo Type" w:hAnsi="Vivo Type" w:cs="Vivo Type"/>
-          <w:sz w:val="24"/>
-          <w:szCs w:val="24"/>
-          <w:lang w:val="pt-BR"/>
-        </w:rPr>
-        <w:t xml:space="preserve">   - b. Justifique suas escolhas de tecnologias e padrões (ex: Kafka, Spring Boot, React, containers, etc).</w:t>
-      </w:r>
-    </w:p>
-    <w:p>
-      <w:pPr>
-        <w:pStyle w:val="Commarcadores"/>
-        <w:rPr>
-          <w:rFonts w:ascii="Vivo Type" w:hAnsi="Vivo Type" w:cs="Vivo Type"/>
-          <w:sz w:val="24"/>
-          <w:szCs w:val="24"/>
-        </w:rPr>
-      </w:pPr>
-      <w:r>
-        <w:rPr>
-          <w:rFonts w:ascii="Vivo Type" w:hAnsi="Vivo Type" w:cs="Vivo Type"/>
-          <w:sz w:val="24"/>
-          <w:szCs w:val="24"/>
-        </w:rPr>
         <w:t>2. Código e Testes</w:t>
       </w:r>
     </w:p>
@@ -327,7 +579,47 @@
           <w:szCs w:val="24"/>
           <w:lang w:val="pt-BR"/>
         </w:rPr>
-        <w:t xml:space="preserve">   - a. Escreva um exemplo de código em Java (Spring Boot) que exponha uma API RESTful para consulta de conciliações.</w:t>
+        <w:t xml:space="preserve">   - </w:t>
+      </w:r>
+      <w:proofErr w:type="gramStart"/>
+      <w:r>
+        <w:rPr>
+          <w:rFonts w:ascii="Vivo Type" w:hAnsi="Vivo Type" w:cs="Vivo Type"/>
+          <w:sz w:val="24"/>
+          <w:szCs w:val="24"/>
+          <w:lang w:val="pt-BR"/>
+        </w:rPr>
+        <w:t>a.</w:t>
+      </w:r>
+      <w:proofErr w:type="gramEnd"/>
+      <w:r>
+        <w:rPr>
+          <w:rFonts w:ascii="Vivo Type" w:hAnsi="Vivo Type" w:cs="Vivo Type"/>
+          <w:sz w:val="24"/>
+          <w:szCs w:val="24"/>
+          <w:lang w:val="pt-BR"/>
+        </w:rPr>
+        <w:t xml:space="preserve"> Escreva um exemplo de código em Java (Spring Boot) que exponha uma API </w:t>
+      </w:r>
+      <w:proofErr w:type="spellStart"/>
+      <w:r>
+        <w:rPr>
+          <w:rFonts w:ascii="Vivo Type" w:hAnsi="Vivo Type" w:cs="Vivo Type"/>
+          <w:sz w:val="24"/>
+          <w:szCs w:val="24"/>
+          <w:lang w:val="pt-BR"/>
+        </w:rPr>
+        <w:t>RESTful</w:t>
+      </w:r>
+      <w:proofErr w:type="spellEnd"/>
+      <w:r>
+        <w:rPr>
+          <w:rFonts w:ascii="Vivo Type" w:hAnsi="Vivo Type" w:cs="Vivo Type"/>
+          <w:sz w:val="24"/>
+          <w:szCs w:val="24"/>
+          <w:lang w:val="pt-BR"/>
+        </w:rPr>
+        <w:t xml:space="preserve"> para consulta de conciliações.</w:t>
       </w:r>
     </w:p>
     <w:p>
@@ -346,7 +638,67 @@
           <w:szCs w:val="24"/>
           <w:lang w:val="pt-BR"/>
         </w:rPr>
-        <w:t xml:space="preserve">   - b. Escreva um teste automatizado para essa API usando JUnit e Mockito.</w:t>
+        <w:t xml:space="preserve">   - </w:t>
+      </w:r>
+      <w:proofErr w:type="gramStart"/>
+      <w:r>
+        <w:rPr>
+          <w:rFonts w:ascii="Vivo Type" w:hAnsi="Vivo Type" w:cs="Vivo Type"/>
+          <w:sz w:val="24"/>
+          <w:szCs w:val="24"/>
+          <w:lang w:val="pt-BR"/>
+        </w:rPr>
+        <w:t>b.</w:t>
+      </w:r>
+      <w:proofErr w:type="gramEnd"/>
+      <w:r>
+        <w:rPr>
+          <w:rFonts w:ascii="Vivo Type" w:hAnsi="Vivo Type" w:cs="Vivo Type"/>
+          <w:sz w:val="24"/>
+          <w:szCs w:val="24"/>
+          <w:lang w:val="pt-BR"/>
+        </w:rPr>
+        <w:t xml:space="preserve"> Escreva um teste automatizado para essa API usando </w:t>
+      </w:r>
+      <w:proofErr w:type="spellStart"/>
+      <w:r>
+        <w:rPr>
+          <w:rFonts w:ascii="Vivo Type" w:hAnsi="Vivo Type" w:cs="Vivo Type"/>
+          <w:sz w:val="24"/>
+          <w:szCs w:val="24"/>
+          <w:lang w:val="pt-BR"/>
+        </w:rPr>
+        <w:t>JUnit</w:t>
+      </w:r>
+      <w:proofErr w:type="spellEnd"/>
+      <w:r>
+        <w:rPr>
+          <w:rFonts w:ascii="Vivo Type" w:hAnsi="Vivo Type" w:cs="Vivo Type"/>
+          <w:sz w:val="24"/>
+          <w:szCs w:val="24"/>
+          <w:lang w:val="pt-BR"/>
+        </w:rPr>
+        <w:t xml:space="preserve"> e </w:t>
+      </w:r>
+      <w:proofErr w:type="spellStart"/>
+      <w:r>
+        <w:rPr>
+          <w:rFonts w:ascii="Vivo Type" w:hAnsi="Vivo Type" w:cs="Vivo Type"/>
+          <w:sz w:val="24"/>
+          <w:szCs w:val="24"/>
+          <w:lang w:val="pt-BR"/>
+        </w:rPr>
+        <w:t>Mockito</w:t>
+      </w:r>
+      <w:proofErr w:type="spellEnd"/>
+      <w:r>
+        <w:rPr>
+          <w:rFonts w:ascii="Vivo Type" w:hAnsi="Vivo Type" w:cs="Vivo Type"/>
+          <w:sz w:val="24"/>
+          <w:szCs w:val="24"/>
+          <w:lang w:val="pt-BR"/>
+        </w:rPr>
+        <w:t>.</w:t>
       </w:r>
     </w:p>
     <w:p>
@@ -365,7 +717,47 @@
           <w:szCs w:val="24"/>
           <w:lang w:val="pt-BR"/>
         </w:rPr>
-        <w:t xml:space="preserve">   - c. Demonstre como aplicar princípios de clean code e testes de unidade.</w:t>
+        <w:t xml:space="preserve">   - </w:t>
+      </w:r>
+      <w:proofErr w:type="gramStart"/>
+      <w:r>
+        <w:rPr>
+          <w:rFonts w:ascii="Vivo Type" w:hAnsi="Vivo Type" w:cs="Vivo Type"/>
+          <w:sz w:val="24"/>
+          <w:szCs w:val="24"/>
+          <w:lang w:val="pt-BR"/>
+        </w:rPr>
+        <w:t>c.</w:t>
+      </w:r>
+      <w:proofErr w:type="gramEnd"/>
+      <w:r>
+        <w:rPr>
+          <w:rFonts w:ascii="Vivo Type" w:hAnsi="Vivo Type" w:cs="Vivo Type"/>
+          <w:sz w:val="24"/>
+          <w:szCs w:val="24"/>
+          <w:lang w:val="pt-BR"/>
+        </w:rPr>
+        <w:t xml:space="preserve"> Demonstre como aplicar princípios de clean </w:t>
+      </w:r>
+      <w:proofErr w:type="spellStart"/>
+      <w:r>
+        <w:rPr>
+          <w:rFonts w:ascii="Vivo Type" w:hAnsi="Vivo Type" w:cs="Vivo Type"/>
+          <w:sz w:val="24"/>
+          <w:szCs w:val="24"/>
+          <w:lang w:val="pt-BR"/>
+        </w:rPr>
+        <w:t>code</w:t>
+      </w:r>
+      <w:proofErr w:type="spellEnd"/>
+      <w:r>
+        <w:rPr>
+          <w:rFonts w:ascii="Vivo Type" w:hAnsi="Vivo Type" w:cs="Vivo Type"/>
+          <w:sz w:val="24"/>
+          <w:szCs w:val="24"/>
+          <w:lang w:val="pt-BR"/>
+        </w:rPr>
+        <w:t xml:space="preserve"> e testes de unidade.</w:t>
       </w:r>
     </w:p>
     <w:p>
@@ -394,7 +786,74 @@
           <w:szCs w:val="24"/>
         </w:rPr>
         <w:lastRenderedPageBreak/>
-        <w:t>3. Segurança e DevSecOps</w:t>
+        <w:t xml:space="preserve">3. </w:t>
+      </w:r>
+      <w:proofErr w:type="spellStart"/>
+      <w:r>
+        <w:rPr>
+          <w:rFonts w:ascii="Vivo Type" w:hAnsi="Vivo Type" w:cs="Vivo Type"/>
+          <w:sz w:val="24"/>
+          <w:szCs w:val="24"/>
+        </w:rPr>
+        <w:t>Segurança</w:t>
+      </w:r>
+      <w:proofErr w:type="spellEnd"/>
+      <w:r>
+        <w:rPr>
+          <w:rFonts w:ascii="Vivo Type" w:hAnsi="Vivo Type" w:cs="Vivo Type"/>
+          <w:sz w:val="24"/>
+          <w:szCs w:val="24"/>
+        </w:rPr>
+        <w:t xml:space="preserve"> e </w:t>
+      </w:r>
+      <w:proofErr w:type="spellStart"/>
+      <w:r>
+        <w:rPr>
+          <w:rFonts w:ascii="Vivo Type" w:hAnsi="Vivo Type" w:cs="Vivo Type"/>
+          <w:sz w:val="24"/>
+          <w:szCs w:val="24"/>
+        </w:rPr>
+        <w:t>DevSecOps</w:t>
+      </w:r>
+      <w:proofErr w:type="spellEnd"/>
+    </w:p>
+    <w:p>
+      <w:pPr>
+        <w:rPr>
+          <w:rFonts w:ascii="Vivo Type" w:hAnsi="Vivo Type" w:cs="Vivo Type"/>
+          <w:sz w:val="24"/>
+          <w:szCs w:val="24"/>
+          <w:lang w:val="pt-BR"/>
+        </w:rPr>
+      </w:pPr>
+      <w:r>
+        <w:rPr>
+          <w:rFonts w:ascii="Vivo Type" w:hAnsi="Vivo Type" w:cs="Vivo Type"/>
+          <w:sz w:val="24"/>
+          <w:szCs w:val="24"/>
+          <w:lang w:val="pt-BR"/>
+        </w:rPr>
+        <w:t xml:space="preserve">   - </w:t>
+      </w:r>
+      <w:proofErr w:type="gramStart"/>
+      <w:r>
+        <w:rPr>
+          <w:rFonts w:ascii="Vivo Type" w:hAnsi="Vivo Type" w:cs="Vivo Type"/>
+          <w:sz w:val="24"/>
+          <w:szCs w:val="24"/>
+          <w:lang w:val="pt-BR"/>
+        </w:rPr>
+        <w:t>a.</w:t>
+      </w:r>
+      <w:proofErr w:type="gramEnd"/>
+      <w:r>
+        <w:rPr>
+          <w:rFonts w:ascii="Vivo Type" w:hAnsi="Vivo Type" w:cs="Vivo Type"/>
+          <w:sz w:val="24"/>
+          <w:szCs w:val="24"/>
+          <w:lang w:val="pt-BR"/>
+        </w:rPr>
+        <w:t xml:space="preserve"> Liste práticas de segurança que você aplicaria na API e no pipeline de CI/CD.</w:t>
       </w:r>
     </w:p>
     <w:p>
@@ -413,18 +872,19 @@
           <w:szCs w:val="24"/>
           <w:lang w:val="pt-BR"/>
         </w:rPr>
-        <w:t xml:space="preserve">   - a. Liste práticas de segurança que você aplicaria na API e no pipeline de CI/CD.</w:t>
+        <w:t xml:space="preserve">   - </w:t>
       </w:r>
-    </w:p>
-    <w:p>
-      <w:pPr>
+      <w:proofErr w:type="gramStart"/>
+      <w:r>
         <w:rPr>
           <w:rFonts w:ascii="Vivo Type" w:hAnsi="Vivo Type" w:cs="Vivo Type"/>
           <w:sz w:val="24"/>
           <w:szCs w:val="24"/>
           <w:lang w:val="pt-BR"/>
         </w:rPr>
-      </w:pPr>
+        <w:t>b.</w:t>
+      </w:r>
+      <w:proofErr w:type="gramEnd"/>
       <w:r>
         <w:rPr>
           <w:rFonts w:ascii="Vivo Type" w:hAnsi="Vivo Type" w:cs="Vivo Type"/>
@@ -432,7 +892,7 @@
           <w:szCs w:val="24"/>
           <w:lang w:val="pt-BR"/>
         </w:rPr>
-        <w:t xml:space="preserve">   - b. Proponha uma estratégia de automação de testes de segurança.</w:t>
+        <w:t xml:space="preserve"> Proponha uma estratégia de automação de testes de segurança.</w:t>
       </w:r>
     </w:p>
     <w:p>
@@ -460,7 +920,56 @@
           <w:sz w:val="24"/>
           <w:szCs w:val="24"/>
         </w:rPr>
-        <w:t>4. FinOps e Observabilidade</w:t>
+        <w:t xml:space="preserve">4. FinOps e </w:t>
+      </w:r>
+      <w:proofErr w:type="spellStart"/>
+      <w:r>
+        <w:rPr>
+          <w:rFonts w:ascii="Vivo Type" w:hAnsi="Vivo Type" w:cs="Vivo Type"/>
+          <w:sz w:val="24"/>
+          <w:szCs w:val="24"/>
+        </w:rPr>
+        <w:t>Observabilidade</w:t>
+      </w:r>
+      <w:proofErr w:type="spellEnd"/>
+    </w:p>
+    <w:p>
+      <w:pPr>
+        <w:rPr>
+          <w:rFonts w:ascii="Vivo Type" w:hAnsi="Vivo Type" w:cs="Vivo Type"/>
+          <w:sz w:val="24"/>
+          <w:szCs w:val="24"/>
+          <w:lang w:val="pt-BR"/>
+        </w:rPr>
+      </w:pPr>
+      <w:r>
+        <w:rPr>
+          <w:rFonts w:ascii="Vivo Type" w:hAnsi="Vivo Type" w:cs="Vivo Type"/>
+          <w:sz w:val="24"/>
+          <w:szCs w:val="24"/>
+          <w:lang w:val="pt-BR"/>
+        </w:rPr>
+        <w:t xml:space="preserve">   - </w:t>
+      </w:r>
+      <w:proofErr w:type="gramStart"/>
+      <w:r>
+        <w:rPr>
+          <w:rFonts w:ascii="Vivo Type" w:hAnsi="Vivo Type" w:cs="Vivo Type"/>
+          <w:sz w:val="24"/>
+          <w:szCs w:val="24"/>
+          <w:lang w:val="pt-BR"/>
+        </w:rPr>
+        <w:t>a.</w:t>
+      </w:r>
+      <w:proofErr w:type="gramEnd"/>
+      <w:r>
+        <w:rPr>
+          <w:rFonts w:ascii="Vivo Type" w:hAnsi="Vivo Type" w:cs="Vivo Type"/>
+          <w:sz w:val="24"/>
+          <w:szCs w:val="24"/>
+          <w:lang w:val="pt-BR"/>
+        </w:rPr>
+        <w:t xml:space="preserve"> Sugira formas de monitorar e otimizar o uso de recursos em cloud.</w:t>
       </w:r>
     </w:p>
     <w:p>
@@ -479,18 +988,19 @@
           <w:szCs w:val="24"/>
           <w:lang w:val="pt-BR"/>
         </w:rPr>
-        <w:t xml:space="preserve">   - a. Sugira formas de monitorar e otimizar o uso de recursos em cloud.</w:t>
+        <w:t xml:space="preserve">   - </w:t>
       </w:r>
-    </w:p>
-    <w:p>
-      <w:pPr>
+      <w:proofErr w:type="gramStart"/>
+      <w:r>
         <w:rPr>
           <w:rFonts w:ascii="Vivo Type" w:hAnsi="Vivo Type" w:cs="Vivo Type"/>
           <w:sz w:val="24"/>
           <w:szCs w:val="24"/>
           <w:lang w:val="pt-BR"/>
         </w:rPr>
-      </w:pPr>
+        <w:t>b.</w:t>
+      </w:r>
+      <w:proofErr w:type="gramEnd"/>
       <w:r>
         <w:rPr>
           <w:rFonts w:ascii="Vivo Type" w:hAnsi="Vivo Type" w:cs="Vivo Type"/>
@@ -498,7 +1008,7 @@
           <w:szCs w:val="24"/>
           <w:lang w:val="pt-BR"/>
         </w:rPr>
-        <w:t xml:space="preserve">   - b. Como você aplicaria IA para detectar padrões de fraude ou anomalias?</w:t>
+        <w:t xml:space="preserve"> Como você aplicaria IA para detectar padrões de fraude ou anomalias?</w:t>
       </w:r>
     </w:p>
     <w:p>
@@ -526,7 +1036,43 @@
           <w:sz w:val="24"/>
           <w:szCs w:val="24"/>
         </w:rPr>
-        <w:t>5. Colaboração e Liderança Técnica</w:t>
+        <w:t xml:space="preserve">5. </w:t>
+      </w:r>
+      <w:proofErr w:type="spellStart"/>
+      <w:r>
+        <w:rPr>
+          <w:rFonts w:ascii="Vivo Type" w:hAnsi="Vivo Type" w:cs="Vivo Type"/>
+          <w:sz w:val="24"/>
+          <w:szCs w:val="24"/>
+        </w:rPr>
+        <w:t>Colaboração</w:t>
+      </w:r>
+      <w:proofErr w:type="spellEnd"/>
+      <w:r>
+        <w:rPr>
+          <w:rFonts w:ascii="Vivo Type" w:hAnsi="Vivo Type" w:cs="Vivo Type"/>
+          <w:sz w:val="24"/>
+          <w:szCs w:val="24"/>
+        </w:rPr>
+        <w:t xml:space="preserve"> e </w:t>
+      </w:r>
+      <w:proofErr w:type="spellStart"/>
+      <w:r>
+        <w:rPr>
+          <w:rFonts w:ascii="Vivo Type" w:hAnsi="Vivo Type" w:cs="Vivo Type"/>
+          <w:sz w:val="24"/>
+          <w:szCs w:val="24"/>
+        </w:rPr>
+        <w:t>Liderança</w:t>
+      </w:r>
+      <w:proofErr w:type="spellEnd"/>
+      <w:r>
+        <w:rPr>
+          <w:rFonts w:ascii="Vivo Type" w:hAnsi="Vivo Type" w:cs="Vivo Type"/>
+          <w:sz w:val="24"/>
+          <w:szCs w:val="24"/>
+        </w:rPr>
+        <w:t xml:space="preserve"> Técnica</w:t>
       </w:r>
     </w:p>
     <w:p>
@@ -545,7 +1091,47 @@
           <w:szCs w:val="24"/>
           <w:lang w:val="pt-BR"/>
         </w:rPr>
-        <w:t xml:space="preserve">   - a. Como você conduziria uma PoC com o time para validar essa solução?</w:t>
+        <w:t xml:space="preserve">   - </w:t>
+      </w:r>
+      <w:proofErr w:type="gramStart"/>
+      <w:r>
+        <w:rPr>
+          <w:rFonts w:ascii="Vivo Type" w:hAnsi="Vivo Type" w:cs="Vivo Type"/>
+          <w:sz w:val="24"/>
+          <w:szCs w:val="24"/>
+          <w:lang w:val="pt-BR"/>
+        </w:rPr>
+        <w:t>a.</w:t>
+      </w:r>
+      <w:proofErr w:type="gramEnd"/>
+      <w:r>
+        <w:rPr>
+          <w:rFonts w:ascii="Vivo Type" w:hAnsi="Vivo Type" w:cs="Vivo Type"/>
+          <w:sz w:val="24"/>
+          <w:szCs w:val="24"/>
+          <w:lang w:val="pt-BR"/>
+        </w:rPr>
+        <w:t xml:space="preserve"> Como você conduziria uma </w:t>
+      </w:r>
+      <w:proofErr w:type="spellStart"/>
+      <w:r>
+        <w:rPr>
+          <w:rFonts w:ascii="Vivo Type" w:hAnsi="Vivo Type" w:cs="Vivo Type"/>
+          <w:sz w:val="24"/>
+          <w:szCs w:val="24"/>
+          <w:lang w:val="pt-BR"/>
+        </w:rPr>
+        <w:t>PoC</w:t>
+      </w:r>
+      <w:proofErr w:type="spellEnd"/>
+      <w:r>
+        <w:rPr>
+          <w:rFonts w:ascii="Vivo Type" w:hAnsi="Vivo Type" w:cs="Vivo Type"/>
+          <w:sz w:val="24"/>
+          <w:szCs w:val="24"/>
+          <w:lang w:val="pt-BR"/>
+        </w:rPr>
+        <w:t xml:space="preserve"> com o time para validar essa solução?</w:t>
       </w:r>
     </w:p>
     <w:p>
@@ -564,7 +1150,47 @@
           <w:szCs w:val="24"/>
           <w:lang w:val="pt-BR"/>
         </w:rPr>
-        <w:t xml:space="preserve">   - b. Como garantiria alinhamento técnico entre squads?</w:t>
+        <w:t xml:space="preserve">   - </w:t>
+      </w:r>
+      <w:proofErr w:type="gramStart"/>
+      <w:r>
+        <w:rPr>
+          <w:rFonts w:ascii="Vivo Type" w:hAnsi="Vivo Type" w:cs="Vivo Type"/>
+          <w:sz w:val="24"/>
+          <w:szCs w:val="24"/>
+          <w:lang w:val="pt-BR"/>
+        </w:rPr>
+        <w:t>b.</w:t>
+      </w:r>
+      <w:proofErr w:type="gramEnd"/>
+      <w:r>
+        <w:rPr>
+          <w:rFonts w:ascii="Vivo Type" w:hAnsi="Vivo Type" w:cs="Vivo Type"/>
+          <w:sz w:val="24"/>
+          <w:szCs w:val="24"/>
+          <w:lang w:val="pt-BR"/>
+        </w:rPr>
+        <w:t xml:space="preserve"> Como garantiria alinhamento técnico entre </w:t>
+      </w:r>
+      <w:proofErr w:type="spellStart"/>
+      <w:r>
+        <w:rPr>
+          <w:rFonts w:ascii="Vivo Type" w:hAnsi="Vivo Type" w:cs="Vivo Type"/>
+          <w:sz w:val="24"/>
+          <w:szCs w:val="24"/>
+          <w:lang w:val="pt-BR"/>
+        </w:rPr>
+        <w:t>squads</w:t>
+      </w:r>
+      <w:proofErr w:type="spellEnd"/>
+      <w:r>
+        <w:rPr>
+          <w:rFonts w:ascii="Vivo Type" w:hAnsi="Vivo Type" w:cs="Vivo Type"/>
+          <w:sz w:val="24"/>
+          <w:szCs w:val="24"/>
+          <w:lang w:val="pt-BR"/>
+        </w:rPr>
+        <w:t>?</w:t>
       </w:r>
     </w:p>
     <w:p>
@@ -576,14 +1202,34 @@
           <w:szCs w:val="24"/>
         </w:rPr>
       </w:pPr>
+      <w:proofErr w:type="spellStart"/>
       <w:r>
         <w:rPr>
           <w:rFonts w:ascii="Vivo Type" w:hAnsi="Vivo Type" w:cs="Vivo Type"/>
           <w:sz w:val="24"/>
           <w:szCs w:val="24"/>
         </w:rPr>
-        <w:t>Critérios de Avaliação</w:t>
+        <w:t>Critérios</w:t>
       </w:r>
+      <w:proofErr w:type="spellEnd"/>
+      <w:r>
+        <w:rPr>
+          <w:rFonts w:ascii="Vivo Type" w:hAnsi="Vivo Type" w:cs="Vivo Type"/>
+          <w:sz w:val="24"/>
+          <w:szCs w:val="24"/>
+        </w:rPr>
+        <w:t xml:space="preserve"> de </w:t>
+      </w:r>
+      <w:proofErr w:type="spellStart"/>
+      <w:r>
+        <w:rPr>
+          <w:rFonts w:ascii="Vivo Type" w:hAnsi="Vivo Type" w:cs="Vivo Type"/>
+          <w:sz w:val="24"/>
+          <w:szCs w:val="24"/>
+        </w:rPr>
+        <w:t>Avaliação</w:t>
+      </w:r>
+      <w:proofErr w:type="spellEnd"/>
     </w:p>
     <w:p>
       <w:pPr>
@@ -593,6 +1239,7 @@
           <w:szCs w:val="24"/>
         </w:rPr>
       </w:pPr>
+      <w:proofErr w:type="spellStart"/>
       <w:r>
         <w:rPr>
           <w:rFonts w:ascii="Vivo Type" w:hAnsi="Vivo Type" w:cs="Vivo Type"/>
@@ -601,6 +1248,7 @@
         </w:rPr>
         <w:t>Arquitetura</w:t>
       </w:r>
+      <w:proofErr w:type="spellEnd"/>
     </w:p>
     <w:p>
       <w:pPr>
@@ -716,7 +1364,27 @@
           <w:szCs w:val="24"/>
           <w:lang w:val="pt-BR"/>
         </w:rPr>
-        <w:t>- Aplicação de boas práticas de clean code.</w:t>
+        <w:t xml:space="preserve">- Aplicação de boas práticas de clean </w:t>
+      </w:r>
+      <w:proofErr w:type="spellStart"/>
+      <w:r>
+        <w:rPr>
+          <w:rFonts w:ascii="Vivo Type" w:hAnsi="Vivo Type" w:cs="Vivo Type"/>
+          <w:sz w:val="24"/>
+          <w:szCs w:val="24"/>
+          <w:lang w:val="pt-BR"/>
+        </w:rPr>
+        <w:t>code</w:t>
+      </w:r>
+      <w:proofErr w:type="spellEnd"/>
+      <w:r>
+        <w:rPr>
+          <w:rFonts w:ascii="Vivo Type" w:hAnsi="Vivo Type" w:cs="Vivo Type"/>
+          <w:sz w:val="24"/>
+          <w:szCs w:val="24"/>
+          <w:lang w:val="pt-BR"/>
+        </w:rPr>
+        <w:t>.</w:t>
       </w:r>
     </w:p>
     <w:p>
@@ -747,14 +1415,34 @@
           <w:szCs w:val="24"/>
         </w:rPr>
       </w:pPr>
+      <w:proofErr w:type="spellStart"/>
       <w:r>
         <w:rPr>
           <w:rFonts w:ascii="Vivo Type" w:hAnsi="Vivo Type" w:cs="Vivo Type"/>
           <w:sz w:val="24"/>
           <w:szCs w:val="24"/>
         </w:rPr>
-        <w:t>Segurança e DevSecOps</w:t>
+        <w:t>Segurança</w:t>
       </w:r>
+      <w:proofErr w:type="spellEnd"/>
+      <w:r>
+        <w:rPr>
+          <w:rFonts w:ascii="Vivo Type" w:hAnsi="Vivo Type" w:cs="Vivo Type"/>
+          <w:sz w:val="24"/>
+          <w:szCs w:val="24"/>
+        </w:rPr>
+        <w:t xml:space="preserve"> e </w:t>
+      </w:r>
+      <w:proofErr w:type="spellStart"/>
+      <w:r>
+        <w:rPr>
+          <w:rFonts w:ascii="Vivo Type" w:hAnsi="Vivo Type" w:cs="Vivo Type"/>
+          <w:sz w:val="24"/>
+          <w:szCs w:val="24"/>
+        </w:rPr>
+        <w:t>DevSecOps</w:t>
+      </w:r>
+      <w:proofErr w:type="spellEnd"/>
     </w:p>
     <w:p>
       <w:pPr>
@@ -810,8 +1498,18 @@
           <w:sz w:val="24"/>
           <w:szCs w:val="24"/>
         </w:rPr>
-        <w:t>FinOps e Observabilidade</w:t>
+        <w:t xml:space="preserve">FinOps e </w:t>
       </w:r>
+      <w:proofErr w:type="spellStart"/>
+      <w:r>
+        <w:rPr>
+          <w:rFonts w:ascii="Vivo Type" w:hAnsi="Vivo Type" w:cs="Vivo Type"/>
+          <w:sz w:val="24"/>
+          <w:szCs w:val="24"/>
+        </w:rPr>
+        <w:t>Observabilidade</w:t>
+      </w:r>
+      <w:proofErr w:type="spellEnd"/>
     </w:p>
     <w:p>
       <w:pPr>
@@ -861,13 +1559,41 @@
           <w:szCs w:val="24"/>
         </w:rPr>
       </w:pPr>
+      <w:proofErr w:type="spellStart"/>
       <w:r>
         <w:rPr>
           <w:rFonts w:ascii="Vivo Type" w:hAnsi="Vivo Type" w:cs="Vivo Type"/>
           <w:sz w:val="24"/>
           <w:szCs w:val="24"/>
         </w:rPr>
-        <w:t>Colaboração e Liderança Técnica</w:t>
+        <w:t>Colaboração</w:t>
+      </w:r>
+      <w:proofErr w:type="spellEnd"/>
+      <w:r>
+        <w:rPr>
+          <w:rFonts w:ascii="Vivo Type" w:hAnsi="Vivo Type" w:cs="Vivo Type"/>
+          <w:sz w:val="24"/>
+          <w:szCs w:val="24"/>
+        </w:rPr>
+        <w:t xml:space="preserve"> e </w:t>
+      </w:r>
+      <w:proofErr w:type="spellStart"/>
+      <w:r>
+        <w:rPr>
+          <w:rFonts w:ascii="Vivo Type" w:hAnsi="Vivo Type" w:cs="Vivo Type"/>
+          <w:sz w:val="24"/>
+          <w:szCs w:val="24"/>
+        </w:rPr>
+        <w:t>Liderança</w:t>
+      </w:r>
+      <w:proofErr w:type="spellEnd"/>
+      <w:r>
+        <w:rPr>
+          <w:rFonts w:ascii="Vivo Type" w:hAnsi="Vivo Type" w:cs="Vivo Type"/>
+          <w:sz w:val="24"/>
+          <w:szCs w:val="24"/>
+        </w:rPr>
+        <w:t xml:space="preserve"> Técnica</w:t>
       </w:r>
     </w:p>
     <w:p>
@@ -888,7 +1614,27 @@
           <w:lang w:val="pt-BR"/>
         </w:rPr>
         <w:lastRenderedPageBreak/>
-        <w:t>- Clareza na condução de PoCs e validação técnica.</w:t>
+        <w:t xml:space="preserve">- Clareza na condução de </w:t>
+      </w:r>
+      <w:proofErr w:type="spellStart"/>
+      <w:r>
+        <w:rPr>
+          <w:rFonts w:ascii="Vivo Type" w:hAnsi="Vivo Type" w:cs="Vivo Type"/>
+          <w:sz w:val="24"/>
+          <w:szCs w:val="24"/>
+          <w:lang w:val="pt-BR"/>
+        </w:rPr>
+        <w:t>PoCs</w:t>
+      </w:r>
+      <w:proofErr w:type="spellEnd"/>
+      <w:r>
+        <w:rPr>
+          <w:rFonts w:ascii="Vivo Type" w:hAnsi="Vivo Type" w:cs="Vivo Type"/>
+          <w:sz w:val="24"/>
+          <w:szCs w:val="24"/>
+          <w:lang w:val="pt-BR"/>
+        </w:rPr>
+        <w:t xml:space="preserve"> e validação técnica.</w:t>
       </w:r>
     </w:p>
     <w:p>
@@ -918,13 +1664,26 @@
         <w:rPr>
           <w:lang w:val="pt-BR"/>
         </w:rPr>
-        <w:t>antir alinhamento entre squads e disseminação de conhecimento.</w:t>
+        <w:t xml:space="preserve">antir alinhamento entre </w:t>
+      </w:r>
+      <w:proofErr w:type="spellStart"/>
+      <w:r>
+        <w:rPr>
+          <w:lang w:val="pt-BR"/>
+        </w:rPr>
+        <w:t>squads</w:t>
+      </w:r>
+      <w:proofErr w:type="spellEnd"/>
+      <w:r>
+        <w:rPr>
+          <w:lang w:val="pt-BR"/>
+        </w:rPr>
+        <w:t xml:space="preserve"> e disseminação de conhecimento.</w:t>
       </w:r>
     </w:p>
     <w:sectPr>
       <w:footerReference w:type="even" r:id="rId8"/>
-      <w:footerReference w:type="default" r:id="rId9"/>
-      <w:footerReference w:type="first" r:id="rId10"/>
+      <w:footerReference w:type="first" r:id="rId9"/>
       <w:pgSz w:w="12240" w:h="15840"/>
       <w:pgMar w:top="1134" w:right="1134" w:bottom="1134" w:left="1134" w:header="720" w:footer="720" w:gutter="0"/>
       <w:cols w:space="720"/>
@@ -1088,7 +1847,6 @@
               <v:path gradientshapeok="t" o:connecttype="rect"/>
             </v:shapetype>
             <v:shape id="Caixa de Texto 2" o:spid="_x0000_s1026" type="#_x0000_t202" alt="*** Clasificado CORPORATIVO por TELEFÓNICA. *** Classified CORPORATE by TELEFÓNICA.&#10;*** Classificado como CORPORATIVO pela TELEFÓNICA. *** Von TELEFÓNICA als UNTERNEHMENSINTERN eingestuft." style="position:absolute;margin-left:0;margin-top:0;width:327.9pt;height:31.85pt;z-index:251658240;visibility:visible;mso-wrap-style:none;mso-wrap-distance-left:0;mso-wrap-distance-top:0;mso-wrap-distance-right:0;mso-wrap-distance-bottom:0;mso-position-horizontal:left;mso-position-horizontal-relative:page;mso-position-vertical:bottom;mso-position-vertical-relative:page;v-text-anchor:bottom" o:gfxdata="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" filled="f" stroked="f">
-              <v:fill o:detectmouseclick="t"/>
               <v:textbox style="mso-fit-shape-to-text:t" inset="20pt,0,0,15pt">
                 <w:txbxContent>
                   <w:p>
@@ -1161,207 +1919,6 @@
 </file>
 
 <file path=word/footer2.xml><?xml version="1.0" encoding="utf-8"?>
-<w:ftr xmlns:wpc="http://schemas.microsoft.com/office/word/2010/wordprocessingCanvas" xmlns:cx="http://schemas.microsoft.com/office/drawing/2014/chartex" xmlns:cx1="http://schemas.microsoft.com/office/drawing/2015/9/8/chartex" xmlns:cx2="http://schemas.microsoft.com/office/drawing/2015/10/21/chartex" xmlns:cx3="http://schemas.microsoft.com/office/drawing/2016/5/9/chartex" xmlns:cx4="http://schemas.microsoft.com/office/drawing/2016/5/10/chartex" xmlns:cx5="http://schemas.microsoft.com/office/drawing/2016/5/11/chartex" xmlns:cx6="http://schemas.microsoft.com/office/drawing/2016/5/12/chartex" xmlns:cx7="http://schemas.microsoft.com/office/drawing/2016/5/13/chartex" xmlns:cx8="http://schemas.microsoft.com/office/drawing/2016/5/14/chartex" xmlns:mc="http://schemas.openxmlformats.org/markup-compatibility/2006" xmlns:aink="http://schemas.microsoft.com/office/drawing/2016/ink" xmlns:am3d="http://schemas.microsoft.com/office/drawing/2017/model3d" xmlns:o="urn:schemas-microsoft-com:office:office" xmlns:oel="http://schemas.microsoft.com/office/2019/extlst" xmlns:r="http://schemas.openxmlformats.org/officeDocument/2006/relationships" xmlns:m="http://schemas.openxmlformats.org/officeDocument/2006/math" xmlns:v="urn:schemas-microsoft-com:vml" xmlns:wp14="http://schemas.microsoft.com/office/word/2010/wordprocessingDrawing" xmlns:wp="http://schemas.openxmlformats.org/drawingml/2006/wordprocessingDrawing" xmlns:w10="urn:schemas-microsoft-com:office:word" xmlns:w="http://schemas.openxmlformats.org/wordprocessingml/2006/main" xmlns:w14="http://schemas.microsoft.com/office/word/2010/wordml" xmlns:w15="http://schemas.microsoft.com/office/word/2012/wordml" xmlns:w16cex="http://schemas.microsoft.com/office/word/2018/wordml/cex" xmlns:w16cid="http://schemas.microsoft.com/office/word/2016/wordml/cid" xmlns:w16="http://schemas.microsoft.com/office/word/2018/wordml" xmlns:w16du="http://schemas.microsoft.com/office/word/2023/wordml/word16du" xmlns:w16sdtdh="http://schemas.microsoft.com/office/word/2020/wordml/sdtdatahash" xmlns:w16sdtfl="http://schemas.microsoft.com/office/word/2024/wordml/sdtformatlock" xmlns:w16se="http://schemas.microsoft.com/office/word/2015/wordml/symex" xmlns:wpg="http://schemas.microsoft.com/office/word/2010/wordprocessingGroup" xmlns:wpi="http://schemas.microsoft.com/office/word/2010/wordprocessingInk" xmlns:wne="http://schemas.microsoft.com/office/word/2006/wordml" xmlns:wps="http://schemas.microsoft.com/office/word/2010/wordprocessingShape" mc:Ignorable="w14 w15 w16se w16cid w16 w16cex w16sdtdh w16sdtfl w16du wp14">
-  <w:p>
-    <w:pPr>
-      <w:pStyle w:val="Rodap"/>
-    </w:pPr>
-    <w:r>
-      <w:rPr>
-        <w:noProof/>
-      </w:rPr>
-      <mc:AlternateContent>
-        <mc:Choice Requires="wps">
-          <w:drawing>
-            <wp:anchor distT="0" distB="0" distL="0" distR="0" simplePos="0" relativeHeight="251658241" behindDoc="0" locked="0" layoutInCell="1" allowOverlap="1" wp14:anchorId="16F8D0A3" wp14:editId="36935EA4">
-              <wp:simplePos x="635" y="635"/>
-              <wp:positionH relativeFrom="page">
-                <wp:align>left</wp:align>
-              </wp:positionH>
-              <wp:positionV relativeFrom="page">
-                <wp:align>bottom</wp:align>
-              </wp:positionV>
-              <wp:extent cx="4164330" cy="404495"/>
-              <wp:effectExtent l="0" t="0" r="7620" b="0"/>
-              <wp:wrapNone/>
-              <wp:docPr id="384725678" name="Caixa de Texto 3" descr="*** Clasificado CORPORATIVO por TELEFÓNICA. *** Classified CORPORATE by TELEFÓNICA.&#10;*** Classificado como CORPORATIVO pela TELEFÓNICA. *** Von TELEFÓNICA als UNTERNEHMENSINTERN eingestuft.">
-                <a:extLst xmlns:a="http://schemas.openxmlformats.org/drawingml/2006/main">
-                  <a:ext uri="{5AE41FA2-C0FF-4470-9BD4-5FADCA87CBE2}">
-                    <aclsh:classification xmlns:aclsh="http://schemas.microsoft.com/office/drawing/2020/classificationShape" classificationOutcomeType="ftr"/>
-                  </a:ext>
-                </a:extLst>
-              </wp:docPr>
-              <wp:cNvGraphicFramePr/>
-              <a:graphic xmlns:a="http://schemas.openxmlformats.org/drawingml/2006/main">
-                <a:graphicData uri="http://schemas.microsoft.com/office/word/2010/wordprocessingShape">
-                  <wps:wsp>
-                    <wps:cNvSpPr txBox="1"/>
-                    <wps:spPr>
-                      <a:xfrm>
-                        <a:off x="0" y="0"/>
-                        <a:ext cx="4164330" cy="404495"/>
-                      </a:xfrm>
-                      <a:prstGeom prst="rect">
-                        <a:avLst/>
-                      </a:prstGeom>
-                      <a:noFill/>
-                      <a:ln>
-                        <a:noFill/>
-                      </a:ln>
-                    </wps:spPr>
-                    <wps:txbx>
-                      <w:txbxContent>
-                        <w:p>
-                          <w:pPr>
-                            <w:spacing w:after="0"/>
-                            <w:rPr>
-                              <w:rFonts w:ascii="Aptos" w:eastAsia="Aptos" w:hAnsi="Aptos" w:cs="Aptos"/>
-                              <w:noProof/>
-                              <w:color w:val="000000"/>
-                              <w:sz w:val="12"/>
-                              <w:szCs w:val="12"/>
-                              <w:lang w:val="pt-BR"/>
-                            </w:rPr>
-                          </w:pPr>
-                          <w:r>
-                            <w:rPr>
-                              <w:rFonts w:ascii="Aptos" w:eastAsia="Aptos" w:hAnsi="Aptos" w:cs="Aptos"/>
-                              <w:noProof/>
-                              <w:color w:val="000000"/>
-                              <w:sz w:val="12"/>
-                              <w:szCs w:val="12"/>
-                              <w:lang w:val="pt-BR"/>
-                            </w:rPr>
-                            <w:t>*** Clasificado CORPORATIVO por TELEFÓNICA. *** Classified CORPORATE by TELEFÓNICA.</w:t>
-                          </w:r>
-                        </w:p>
-                        <w:p>
-                          <w:pPr>
-                            <w:spacing w:after="0"/>
-                            <w:rPr>
-                              <w:rFonts w:ascii="Aptos" w:eastAsia="Aptos" w:hAnsi="Aptos" w:cs="Aptos"/>
-                              <w:noProof/>
-                              <w:color w:val="000000"/>
-                              <w:sz w:val="12"/>
-                              <w:szCs w:val="12"/>
-                            </w:rPr>
-                          </w:pPr>
-                          <w:r>
-                            <w:rPr>
-                              <w:rFonts w:ascii="Aptos" w:eastAsia="Aptos" w:hAnsi="Aptos" w:cs="Aptos"/>
-                              <w:noProof/>
-                              <w:color w:val="000000"/>
-                              <w:sz w:val="12"/>
-                              <w:szCs w:val="12"/>
-                              <w:lang w:val="pt-BR"/>
-                            </w:rPr>
-                            <w:t xml:space="preserve">*** Classificado como CORPORATIVO pela TELEFÓNICA. </w:t>
-                          </w:r>
-                          <w:r>
-                            <w:rPr>
-                              <w:rFonts w:ascii="Aptos" w:eastAsia="Aptos" w:hAnsi="Aptos" w:cs="Aptos"/>
-                              <w:noProof/>
-                              <w:color w:val="000000"/>
-                              <w:sz w:val="12"/>
-                              <w:szCs w:val="12"/>
-                            </w:rPr>
-                            <w:t>*** Von TELEFÓNICA als UNTERNEHMENSINTERN eingestuft.</w:t>
-                          </w:r>
-                        </w:p>
-                      </w:txbxContent>
-                    </wps:txbx>
-                    <wps:bodyPr rot="0" spcFirstLastPara="0" vertOverflow="overflow" horzOverflow="overflow" vert="horz" wrap="none" lIns="254000" tIns="0" rIns="0" bIns="190500" numCol="1" spcCol="0" rtlCol="0" fromWordArt="0" anchor="b" anchorCtr="0" forceAA="0" compatLnSpc="1">
-                      <a:prstTxWarp prst="textNoShape">
-                        <a:avLst/>
-                      </a:prstTxWarp>
-                      <a:spAutoFit/>
-                    </wps:bodyPr>
-                  </wps:wsp>
-                </a:graphicData>
-              </a:graphic>
-            </wp:anchor>
-          </w:drawing>
-        </mc:Choice>
-        <mc:Fallback>
-          <w:pict>
-            <v:shapetype w14:anchorId="16F8D0A3" id="_x0000_t202" coordsize="21600,21600" o:spt="202" path="m,l,21600r21600,l21600,xe">
-              <v:stroke joinstyle="miter"/>
-              <v:path gradientshapeok="t" o:connecttype="rect"/>
-            </v:shapetype>
-            <v:shape id="Caixa de Texto 3" o:spid="_x0000_s1027" type="#_x0000_t202" alt="*** Clasificado CORPORATIVO por TELEFÓNICA. *** Classified CORPORATE by TELEFÓNICA.&#10;*** Classificado como CORPORATIVO pela TELEFÓNICA. *** Von TELEFÓNICA als UNTERNEHMENSINTERN eingestuft." style="position:absolute;margin-left:0;margin-top:0;width:327.9pt;height:31.85pt;z-index:251658241;visibility:visible;mso-wrap-style:none;mso-wrap-distance-left:0;mso-wrap-distance-top:0;mso-wrap-distance-right:0;mso-wrap-distance-bottom:0;mso-position-horizontal:left;mso-position-horizontal-relative:page;mso-position-vertical:bottom;mso-position-vertical-relative:page;v-text-anchor:bottom" o:gfxdata="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" filled="f" stroked="f">
-              <v:fill o:detectmouseclick="t"/>
-              <v:textbox style="mso-fit-shape-to-text:t" inset="20pt,0,0,15pt">
-                <w:txbxContent>
-                  <w:p>
-                    <w:pPr>
-                      <w:spacing w:after="0"/>
-                      <w:rPr>
-                        <w:rFonts w:ascii="Aptos" w:eastAsia="Aptos" w:hAnsi="Aptos" w:cs="Aptos"/>
-                        <w:noProof/>
-                        <w:color w:val="000000"/>
-                        <w:sz w:val="12"/>
-                        <w:szCs w:val="12"/>
-                        <w:lang w:val="pt-BR"/>
-                      </w:rPr>
-                    </w:pPr>
-                    <w:r>
-                      <w:rPr>
-                        <w:rFonts w:ascii="Aptos" w:eastAsia="Aptos" w:hAnsi="Aptos" w:cs="Aptos"/>
-                        <w:noProof/>
-                        <w:color w:val="000000"/>
-                        <w:sz w:val="12"/>
-                        <w:szCs w:val="12"/>
-                        <w:lang w:val="pt-BR"/>
-                      </w:rPr>
-                      <w:t>*** Clasificado CORPORATIVO por TELEFÓNICA. *** Classified CORPORATE by TELEFÓNICA.</w:t>
-                    </w:r>
-                  </w:p>
-                  <w:p>
-                    <w:pPr>
-                      <w:spacing w:after="0"/>
-                      <w:rPr>
-                        <w:rFonts w:ascii="Aptos" w:eastAsia="Aptos" w:hAnsi="Aptos" w:cs="Aptos"/>
-                        <w:noProof/>
-                        <w:color w:val="000000"/>
-                        <w:sz w:val="12"/>
-                        <w:szCs w:val="12"/>
-                      </w:rPr>
-                    </w:pPr>
-                    <w:r>
-                      <w:rPr>
-                        <w:rFonts w:ascii="Aptos" w:eastAsia="Aptos" w:hAnsi="Aptos" w:cs="Aptos"/>
-                        <w:noProof/>
-                        <w:color w:val="000000"/>
-                        <w:sz w:val="12"/>
-                        <w:szCs w:val="12"/>
-                        <w:lang w:val="pt-BR"/>
-                      </w:rPr>
-                      <w:t xml:space="preserve">*** Classificado como CORPORATIVO pela TELEFÓNICA. </w:t>
-                    </w:r>
-                    <w:r>
-                      <w:rPr>
-                        <w:rFonts w:ascii="Aptos" w:eastAsia="Aptos" w:hAnsi="Aptos" w:cs="Aptos"/>
-                        <w:noProof/>
-                        <w:color w:val="000000"/>
-                        <w:sz w:val="12"/>
-                        <w:szCs w:val="12"/>
-                      </w:rPr>
-                      <w:t>*** Von TELEFÓNICA als UNTERNEHMENSINTERN eingestuft.</w:t>
-                    </w:r>
-                  </w:p>
-                </w:txbxContent>
-              </v:textbox>
-              <w10:wrap anchorx="page" anchory="page"/>
-            </v:shape>
-          </w:pict>
-        </mc:Fallback>
-      </mc:AlternateContent>
-    </w:r>
-  </w:p>
-</w:ftr>
-</file>
-
-<file path=word/footer3.xml><?xml version="1.0" encoding="utf-8"?>
 <w:ftr xmlns:wpc="http://schemas.microsoft.com/office/word/2010/wordprocessingCanvas" xmlns:cx="http://schemas.microsoft.com/office/drawing/2014/chartex" xmlns:cx1="http://schemas.microsoft.com/office/drawing/2015/9/8/chartex" xmlns:cx2="http://schemas.microsoft.com/office/drawing/2015/10/21/chartex" xmlns:cx3="http://schemas.microsoft.com/office/drawing/2016/5/9/chartex" xmlns:cx4="http://schemas.microsoft.com/office/drawing/2016/5/10/chartex" xmlns:cx5="http://schemas.microsoft.com/office/drawing/2016/5/11/chartex" xmlns:cx6="http://schemas.microsoft.com/office/drawing/2016/5/12/chartex" xmlns:cx7="http://schemas.microsoft.com/office/drawing/2016/5/13/chartex" xmlns:cx8="http://schemas.microsoft.com/office/drawing/2016/5/14/chartex" xmlns:mc="http://schemas.openxmlformats.org/markup-compatibility/2006" xmlns:aink="http://schemas.microsoft.com/office/drawing/2016/ink" xmlns:am3d="http://schemas.microsoft.com/office/drawing/2017/model3d" xmlns:o="urn:schemas-microsoft-com:office:office" xmlns:oel="http://schemas.microsoft.com/office/2019/extlst" xmlns:r="http://schemas.openxmlformats.org/officeDocument/2006/relationships" xmlns:m="http://schemas.openxmlformats.org/officeDocument/2006/math" xmlns:v="urn:schemas-microsoft-com:vml" xmlns:wp14="http://schemas.microsoft.com/office/word/2010/wordprocessingDrawing" xmlns:wp="http://schemas.openxmlformats.org/drawingml/2006/wordprocessingDrawing" xmlns:w10="urn:schemas-microsoft-com:office:word" xmlns:w="http://schemas.openxmlformats.org/wordprocessingml/2006/main" xmlns:w14="http://schemas.microsoft.com/office/word/2010/wordml" xmlns:w15="http://schemas.microsoft.com/office/word/2012/wordml" xmlns:w16cex="http://schemas.microsoft.com/office/word/2018/wordml/cex" xmlns:w16cid="http://schemas.microsoft.com/office/word/2016/wordml/cid" xmlns:w16="http://schemas.microsoft.com/office/word/2018/wordml" xmlns:w16du="http://schemas.microsoft.com/office/word/2023/wordml/word16du" xmlns:w16sdtdh="http://schemas.microsoft.com/office/word/2020/wordml/sdtdatahash" xmlns:w16sdtfl="http://schemas.microsoft.com/office/word/2024/wordml/sdtformatlock" xmlns:w16se="http://schemas.microsoft.com/office/word/2015/wordml/symex" xmlns:wpg="http://schemas.microsoft.com/office/word/2010/wordprocessingGroup" xmlns:wpi="http://schemas.microsoft.com/office/word/2010/wordprocessingInk" xmlns:wne="http://schemas.microsoft.com/office/word/2006/wordml" xmlns:wps="http://schemas.microsoft.com/office/word/2010/wordprocessingShape" mc:Ignorable="w14 w15 w16se w16cid w16 w16cex w16sdtdh w16sdtfl w16du wp14">
   <w:p>
     <w:pPr>
@@ -1489,8 +2046,7 @@
               <v:stroke joinstyle="miter"/>
               <v:path gradientshapeok="t" o:connecttype="rect"/>
             </v:shapetype>
-            <v:shape id="Caixa de Texto 1" o:spid="_x0000_s1028" type="#_x0000_t202" alt="*** Clasificado CORPORATIVO por TELEFÓNICA. *** Classified CORPORATE by TELEFÓNICA.&#10;*** Classificado como CORPORATIVO pela TELEFÓNICA. *** Von TELEFÓNICA als UNTERNEHMENSINTERN eingestuft." style="position:absolute;margin-left:0;margin-top:0;width:327.9pt;height:31.85pt;z-index:251658242;visibility:visible;mso-wrap-style:none;mso-wrap-distance-left:0;mso-wrap-distance-top:0;mso-wrap-distance-right:0;mso-wrap-distance-bottom:0;mso-position-horizontal:left;mso-position-horizontal-relative:page;mso-position-vertical:bottom;mso-position-vertical-relative:page;v-text-anchor:bottom" o:gfxdata="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" filled="f" stroked="f">
-              <v:fill o:detectmouseclick="t"/>
+            <v:shape id="Caixa de Texto 1" o:spid="_x0000_s1027" type="#_x0000_t202" alt="*** Clasificado CORPORATIVO por TELEFÓNICA. *** Classified CORPORATE by TELEFÓNICA.&#10;*** Classificado como CORPORATIVO pela TELEFÓNICA. *** Von TELEFÓNICA als UNTERNEHMENSINTERN eingestuft." style="position:absolute;margin-left:0;margin-top:0;width:327.9pt;height:31.85pt;z-index:251658242;visibility:visible;mso-wrap-style:none;mso-wrap-distance-left:0;mso-wrap-distance-top:0;mso-wrap-distance-right:0;mso-wrap-distance-bottom:0;mso-position-horizontal:left;mso-position-horizontal-relative:page;mso-position-vertical:bottom;mso-position-vertical-relative:page;v-text-anchor:bottom" o:gfxdata="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" filled="f" stroked="f">
               <v:textbox style="mso-fit-shape-to-text:t" inset="20pt,0,0,15pt">
                 <w:txbxContent>
                   <w:p>

--- a/AndreSotero__Case_Tecnico_Arquitetura_e_DevSecOps.docx
+++ b/AndreSotero__Case_Tecnico_Arquitetura_e_DevSecOps.docx
@@ -453,7 +453,6 @@
           <w:szCs w:val="36"/>
         </w:rPr>
       </w:pPr>
-      <w:proofErr w:type="spellStart"/>
       <w:r>
         <w:rPr>
           <w:rFonts w:ascii="Vivo Type" w:hAnsi="Vivo Type" w:cs="Vivo Type"/>
@@ -463,7 +462,6 @@
         <w:lastRenderedPageBreak/>
         <w:t>Tarefas</w:t>
       </w:r>
-      <w:proofErr w:type="spellEnd"/>
     </w:p>
     <w:p/>
     <w:p>
@@ -490,20 +488,8 @@
           <w:sz w:val="24"/>
           <w:szCs w:val="24"/>
         </w:rPr>
-        <w:t xml:space="preserve">1. </w:t>
+        <w:t>1. Arquitetura</w:t>
       </w:r>
-      <w:proofErr w:type="spellStart"/>
-      <w:r>
-        <w:rPr>
-          <w:rFonts w:ascii="Vivo Type" w:hAnsi="Vivo Type" w:cs="Vivo Type"/>
-          <w:b/>
-          <w:bCs/>
-          <w:sz w:val="24"/>
-          <w:szCs w:val="24"/>
-        </w:rPr>
-        <w:t>Arquitetura</w:t>
-      </w:r>
-      <w:proofErr w:type="spellEnd"/>
     </w:p>
     <w:p>
       <w:pPr>
@@ -522,27 +508,7 @@
           <w:szCs w:val="24"/>
           <w:lang w:val="pt-BR"/>
         </w:rPr>
-        <w:t xml:space="preserve">   - </w:t>
-      </w:r>
-      <w:proofErr w:type="gramStart"/>
-      <w:r>
-        <w:rPr>
-          <w:rFonts w:ascii="Vivo Type" w:hAnsi="Vivo Type" w:cs="Vivo Type"/>
-          <w:sz w:val="24"/>
-          <w:szCs w:val="24"/>
-          <w:lang w:val="pt-BR"/>
-        </w:rPr>
-        <w:t>a.</w:t>
-      </w:r>
-      <w:proofErr w:type="gramEnd"/>
-      <w:r>
-        <w:rPr>
-          <w:rFonts w:ascii="Vivo Type" w:hAnsi="Vivo Type" w:cs="Vivo Type"/>
-          <w:sz w:val="24"/>
-          <w:szCs w:val="24"/>
-          <w:lang w:val="pt-BR"/>
-        </w:rPr>
-        <w:t xml:space="preserve"> Desenhe uma arquitetura de referência para essa solução.</w:t>
+        <w:t xml:space="preserve">   - a. Desenhe uma arquitetura de referência para essa solução.</w:t>
       </w:r>
     </w:p>
     <w:p>
@@ -650,47 +616,7 @@
           <w:szCs w:val="24"/>
           <w:lang w:val="pt-BR"/>
         </w:rPr>
-        <w:t xml:space="preserve">   - </w:t>
-      </w:r>
-      <w:proofErr w:type="gramStart"/>
-      <w:r>
-        <w:rPr>
-          <w:rFonts w:ascii="Vivo Type" w:hAnsi="Vivo Type" w:cs="Vivo Type"/>
-          <w:sz w:val="24"/>
-          <w:szCs w:val="24"/>
-          <w:lang w:val="pt-BR"/>
-        </w:rPr>
-        <w:t>b.</w:t>
-      </w:r>
-      <w:proofErr w:type="gramEnd"/>
-      <w:r>
-        <w:rPr>
-          <w:rFonts w:ascii="Vivo Type" w:hAnsi="Vivo Type" w:cs="Vivo Type"/>
-          <w:sz w:val="24"/>
-          <w:szCs w:val="24"/>
-          <w:lang w:val="pt-BR"/>
-        </w:rPr>
-        <w:t xml:space="preserve"> Justifique suas escolhas de tecnologias e padrões (ex: Kafka, Spring Boot, React, containers, </w:t>
-      </w:r>
-      <w:proofErr w:type="spellStart"/>
-      <w:r>
-        <w:rPr>
-          <w:rFonts w:ascii="Vivo Type" w:hAnsi="Vivo Type" w:cs="Vivo Type"/>
-          <w:sz w:val="24"/>
-          <w:szCs w:val="24"/>
-          <w:lang w:val="pt-BR"/>
-        </w:rPr>
-        <w:t>etc</w:t>
-      </w:r>
-      <w:proofErr w:type="spellEnd"/>
-      <w:r>
-        <w:rPr>
-          <w:rFonts w:ascii="Vivo Type" w:hAnsi="Vivo Type" w:cs="Vivo Type"/>
-          <w:sz w:val="24"/>
-          <w:szCs w:val="24"/>
-          <w:lang w:val="pt-BR"/>
-        </w:rPr>
-        <w:t>).</w:t>
+        <w:t xml:space="preserve">   - b. Justifique suas escolhas de tecnologias e padrões (ex: Kafka, Spring Boot, React, containers, etc).</w:t>
       </w:r>
     </w:p>
     <w:p>
@@ -769,7 +695,6 @@
                 <w:lang w:val="pt-BR" w:eastAsia="pt-BR"/>
               </w:rPr>
             </w:pPr>
-            <w:proofErr w:type="spellStart"/>
             <w:r>
               <w:rPr>
                 <w:rFonts w:ascii="Arial" w:eastAsia="Times New Roman" w:hAnsi="Arial" w:cs="Arial"/>
@@ -783,7 +708,6 @@
               <w:lastRenderedPageBreak/>
               <w:t>Serviço</w:t>
             </w:r>
-            <w:proofErr w:type="spellEnd"/>
           </w:p>
         </w:tc>
         <w:tc>
@@ -812,7 +736,6 @@
                 <w:lang w:val="pt-BR" w:eastAsia="pt-BR"/>
               </w:rPr>
             </w:pPr>
-            <w:proofErr w:type="spellStart"/>
             <w:r>
               <w:rPr>
                 <w:rFonts w:ascii="Arial" w:eastAsia="Times New Roman" w:hAnsi="Arial" w:cs="Arial"/>
@@ -825,7 +748,6 @@
               </w:rPr>
               <w:t>Tecnologia</w:t>
             </w:r>
-            <w:proofErr w:type="spellEnd"/>
           </w:p>
         </w:tc>
         <w:tc>
@@ -854,7 +776,6 @@
                 <w:lang w:val="pt-BR" w:eastAsia="pt-BR"/>
               </w:rPr>
             </w:pPr>
-            <w:proofErr w:type="spellStart"/>
             <w:r>
               <w:rPr>
                 <w:rFonts w:ascii="Arial" w:eastAsia="Times New Roman" w:hAnsi="Arial" w:cs="Arial"/>
@@ -867,7 +788,6 @@
               </w:rPr>
               <w:t>Responsabilidade</w:t>
             </w:r>
-            <w:proofErr w:type="spellEnd"/>
           </w:p>
         </w:tc>
       </w:tr>
@@ -897,7 +817,6 @@
                 <w:lang w:val="pt-BR" w:eastAsia="pt-BR"/>
               </w:rPr>
             </w:pPr>
-            <w:proofErr w:type="spellStart"/>
             <w:r>
               <w:rPr>
                 <w:rFonts w:ascii="Aptos Narrow" w:eastAsia="Times New Roman" w:hAnsi="Aptos Narrow" w:cs="Times New Roman"/>
@@ -906,7 +825,6 @@
               </w:rPr>
               <w:t>BillingService</w:t>
             </w:r>
-            <w:proofErr w:type="spellEnd"/>
           </w:p>
         </w:tc>
         <w:tc>
@@ -969,202 +887,7 @@
                 <w:color w:val="000000"/>
                 <w:lang w:eastAsia="pt-BR"/>
               </w:rPr>
-              <w:t xml:space="preserve">Sistema Billing </w:t>
-            </w:r>
-            <w:proofErr w:type="spellStart"/>
-            <w:r>
-              <w:rPr>
-                <w:rFonts w:ascii="Aptos Narrow" w:eastAsia="Times New Roman" w:hAnsi="Aptos Narrow" w:cs="Times New Roman"/>
-                <w:color w:val="000000"/>
-                <w:lang w:eastAsia="pt-BR"/>
-              </w:rPr>
-              <w:t>externo</w:t>
-            </w:r>
-            <w:proofErr w:type="spellEnd"/>
-          </w:p>
-        </w:tc>
-      </w:tr>
-      <w:tr>
-        <w:trPr>
-          <w:trHeight w:val="615"/>
-        </w:trPr>
-        <w:tc>
-          <w:tcPr>
-            <w:tcW w:w="2940" w:type="dxa"/>
-            <w:tcBorders>
-              <w:top w:val="nil"/>
-              <w:left w:val="single" w:sz="8" w:space="0" w:color="auto"/>
-              <w:bottom w:val="single" w:sz="8" w:space="0" w:color="auto"/>
-              <w:right w:val="single" w:sz="8" w:space="0" w:color="auto"/>
-            </w:tcBorders>
-            <w:shd w:val="clear" w:color="auto" w:fill="auto"/>
-            <w:vAlign w:val="center"/>
-            <w:hideMark/>
-          </w:tcPr>
-          <w:p>
-            <w:pPr>
-              <w:spacing w:after="0" w:line="240" w:lineRule="auto"/>
-              <w:rPr>
-                <w:rFonts w:ascii="Aptos Narrow" w:eastAsia="Times New Roman" w:hAnsi="Aptos Narrow" w:cs="Times New Roman"/>
-                <w:color w:val="000000"/>
-                <w:lang w:val="pt-BR" w:eastAsia="pt-BR"/>
-              </w:rPr>
-            </w:pPr>
-            <w:proofErr w:type="spellStart"/>
-            <w:r>
-              <w:rPr>
-                <w:rFonts w:ascii="Aptos Narrow" w:eastAsia="Times New Roman" w:hAnsi="Aptos Narrow" w:cs="Times New Roman"/>
-                <w:color w:val="000000"/>
-                <w:lang w:eastAsia="pt-BR"/>
-              </w:rPr>
-              <w:t>TransacaoProducer</w:t>
-            </w:r>
-            <w:proofErr w:type="spellEnd"/>
-          </w:p>
-        </w:tc>
-        <w:tc>
-          <w:tcPr>
-            <w:tcW w:w="2920" w:type="dxa"/>
-            <w:tcBorders>
-              <w:top w:val="nil"/>
-              <w:left w:val="nil"/>
-              <w:bottom w:val="single" w:sz="8" w:space="0" w:color="auto"/>
-              <w:right w:val="single" w:sz="8" w:space="0" w:color="auto"/>
-            </w:tcBorders>
-            <w:shd w:val="clear" w:color="auto" w:fill="auto"/>
-            <w:vAlign w:val="center"/>
-            <w:hideMark/>
-          </w:tcPr>
-          <w:p>
-            <w:pPr>
-              <w:spacing w:after="0" w:line="240" w:lineRule="auto"/>
-              <w:rPr>
-                <w:rFonts w:ascii="Aptos Narrow" w:eastAsia="Times New Roman" w:hAnsi="Aptos Narrow" w:cs="Times New Roman"/>
-                <w:color w:val="000000"/>
-                <w:lang w:val="pt-BR" w:eastAsia="pt-BR"/>
-              </w:rPr>
-            </w:pPr>
-            <w:r>
-              <w:rPr>
-                <w:rFonts w:ascii="Aptos Narrow" w:eastAsia="Times New Roman" w:hAnsi="Aptos Narrow" w:cs="Times New Roman"/>
-                <w:color w:val="000000"/>
-                <w:lang w:eastAsia="pt-BR"/>
-              </w:rPr>
-              <w:t>Spring Boot + Kafka</w:t>
-            </w:r>
-          </w:p>
-        </w:tc>
-        <w:tc>
-          <w:tcPr>
-            <w:tcW w:w="4320" w:type="dxa"/>
-            <w:tcBorders>
-              <w:top w:val="nil"/>
-              <w:left w:val="nil"/>
-              <w:bottom w:val="single" w:sz="8" w:space="0" w:color="auto"/>
-              <w:right w:val="single" w:sz="8" w:space="0" w:color="auto"/>
-            </w:tcBorders>
-            <w:shd w:val="clear" w:color="auto" w:fill="auto"/>
-            <w:vAlign w:val="center"/>
-            <w:hideMark/>
-          </w:tcPr>
-          <w:p>
-            <w:pPr>
-              <w:spacing w:after="0" w:line="240" w:lineRule="auto"/>
-              <w:rPr>
-                <w:rFonts w:ascii="Aptos Narrow" w:eastAsia="Times New Roman" w:hAnsi="Aptos Narrow" w:cs="Times New Roman"/>
-                <w:color w:val="000000"/>
-                <w:lang w:val="pt-BR" w:eastAsia="pt-BR"/>
-              </w:rPr>
-            </w:pPr>
-            <w:proofErr w:type="spellStart"/>
-            <w:r>
-              <w:rPr>
-                <w:rFonts w:ascii="Aptos Narrow" w:eastAsia="Times New Roman" w:hAnsi="Aptos Narrow" w:cs="Times New Roman"/>
-                <w:color w:val="000000"/>
-                <w:lang w:eastAsia="pt-BR"/>
-              </w:rPr>
-              <w:t>Produtor</w:t>
-            </w:r>
-            <w:proofErr w:type="spellEnd"/>
-            <w:r>
-              <w:rPr>
-                <w:rFonts w:ascii="Aptos Narrow" w:eastAsia="Times New Roman" w:hAnsi="Aptos Narrow" w:cs="Times New Roman"/>
-                <w:color w:val="000000"/>
-                <w:lang w:eastAsia="pt-BR"/>
-              </w:rPr>
-              <w:t xml:space="preserve"> de </w:t>
-            </w:r>
-            <w:proofErr w:type="spellStart"/>
-            <w:r>
-              <w:rPr>
-                <w:rFonts w:ascii="Aptos Narrow" w:eastAsia="Times New Roman" w:hAnsi="Aptos Narrow" w:cs="Times New Roman"/>
-                <w:color w:val="000000"/>
-                <w:lang w:eastAsia="pt-BR"/>
-              </w:rPr>
-              <w:t>transações</w:t>
-            </w:r>
-            <w:proofErr w:type="spellEnd"/>
-            <w:r>
-              <w:rPr>
-                <w:rFonts w:ascii="Aptos Narrow" w:eastAsia="Times New Roman" w:hAnsi="Aptos Narrow" w:cs="Times New Roman"/>
-                <w:color w:val="000000"/>
-                <w:lang w:eastAsia="pt-BR"/>
-              </w:rPr>
-              <w:t xml:space="preserve"> </w:t>
-            </w:r>
-            <w:proofErr w:type="spellStart"/>
-            <w:r>
-              <w:rPr>
-                <w:rFonts w:ascii="Aptos Narrow" w:eastAsia="Times New Roman" w:hAnsi="Aptos Narrow" w:cs="Times New Roman"/>
-                <w:color w:val="000000"/>
-                <w:lang w:eastAsia="pt-BR"/>
-              </w:rPr>
-              <w:t>financeiras</w:t>
-            </w:r>
-            <w:proofErr w:type="spellEnd"/>
-            <w:r>
-              <w:rPr>
-                <w:rFonts w:ascii="Aptos Narrow" w:eastAsia="Times New Roman" w:hAnsi="Aptos Narrow" w:cs="Times New Roman"/>
-                <w:color w:val="000000"/>
-                <w:lang w:eastAsia="pt-BR"/>
-              </w:rPr>
-              <w:t xml:space="preserve"> e publica </w:t>
-            </w:r>
-            <w:proofErr w:type="spellStart"/>
-            <w:r>
-              <w:rPr>
-                <w:rFonts w:ascii="Aptos Narrow" w:eastAsia="Times New Roman" w:hAnsi="Aptos Narrow" w:cs="Times New Roman"/>
-                <w:color w:val="000000"/>
-                <w:lang w:eastAsia="pt-BR"/>
-              </w:rPr>
-              <w:t>eventos</w:t>
-            </w:r>
-            <w:proofErr w:type="spellEnd"/>
-            <w:r>
-              <w:rPr>
-                <w:rFonts w:ascii="Aptos Narrow" w:eastAsia="Times New Roman" w:hAnsi="Aptos Narrow" w:cs="Times New Roman"/>
-                <w:color w:val="000000"/>
-                <w:lang w:eastAsia="pt-BR"/>
-              </w:rPr>
-              <w:t xml:space="preserve"> no topic '</w:t>
-            </w:r>
-            <w:proofErr w:type="spellStart"/>
-            <w:r>
-              <w:rPr>
-                <w:rFonts w:ascii="Aptos Narrow" w:eastAsia="Times New Roman" w:hAnsi="Aptos Narrow" w:cs="Times New Roman"/>
-                <w:color w:val="000000"/>
-                <w:lang w:eastAsia="pt-BR"/>
-              </w:rPr>
-              <w:t>transacao</w:t>
-            </w:r>
-            <w:proofErr w:type="spellEnd"/>
-            <w:r>
-              <w:rPr>
-                <w:rFonts w:ascii="Aptos Narrow" w:eastAsia="Times New Roman" w:hAnsi="Aptos Narrow" w:cs="Times New Roman"/>
-                <w:color w:val="000000"/>
-                <w:lang w:eastAsia="pt-BR"/>
-              </w:rPr>
-              <w:t>'</w:t>
+              <w:t>Sistema Billing externo</w:t>
             </w:r>
           </w:p>
         </w:tc>
@@ -1195,16 +918,115 @@
                 <w:lang w:val="pt-BR" w:eastAsia="pt-BR"/>
               </w:rPr>
             </w:pPr>
-            <w:proofErr w:type="spellStart"/>
             <w:r>
               <w:rPr>
                 <w:rFonts w:ascii="Aptos Narrow" w:eastAsia="Times New Roman" w:hAnsi="Aptos Narrow" w:cs="Times New Roman"/>
                 <w:color w:val="000000"/>
                 <w:lang w:eastAsia="pt-BR"/>
               </w:rPr>
+              <w:t>TransacaoProducer</w:t>
+            </w:r>
+          </w:p>
+        </w:tc>
+        <w:tc>
+          <w:tcPr>
+            <w:tcW w:w="2920" w:type="dxa"/>
+            <w:tcBorders>
+              <w:top w:val="nil"/>
+              <w:left w:val="nil"/>
+              <w:bottom w:val="single" w:sz="8" w:space="0" w:color="auto"/>
+              <w:right w:val="single" w:sz="8" w:space="0" w:color="auto"/>
+            </w:tcBorders>
+            <w:shd w:val="clear" w:color="auto" w:fill="auto"/>
+            <w:vAlign w:val="center"/>
+            <w:hideMark/>
+          </w:tcPr>
+          <w:p>
+            <w:pPr>
+              <w:spacing w:after="0" w:line="240" w:lineRule="auto"/>
+              <w:rPr>
+                <w:rFonts w:ascii="Aptos Narrow" w:eastAsia="Times New Roman" w:hAnsi="Aptos Narrow" w:cs="Times New Roman"/>
+                <w:color w:val="000000"/>
+                <w:lang w:val="pt-BR" w:eastAsia="pt-BR"/>
+              </w:rPr>
+            </w:pPr>
+            <w:r>
+              <w:rPr>
+                <w:rFonts w:ascii="Aptos Narrow" w:eastAsia="Times New Roman" w:hAnsi="Aptos Narrow" w:cs="Times New Roman"/>
+                <w:color w:val="000000"/>
+                <w:lang w:eastAsia="pt-BR"/>
+              </w:rPr>
+              <w:t>Spring Boot + Kafka</w:t>
+            </w:r>
+          </w:p>
+        </w:tc>
+        <w:tc>
+          <w:tcPr>
+            <w:tcW w:w="4320" w:type="dxa"/>
+            <w:tcBorders>
+              <w:top w:val="nil"/>
+              <w:left w:val="nil"/>
+              <w:bottom w:val="single" w:sz="8" w:space="0" w:color="auto"/>
+              <w:right w:val="single" w:sz="8" w:space="0" w:color="auto"/>
+            </w:tcBorders>
+            <w:shd w:val="clear" w:color="auto" w:fill="auto"/>
+            <w:vAlign w:val="center"/>
+            <w:hideMark/>
+          </w:tcPr>
+          <w:p>
+            <w:pPr>
+              <w:spacing w:after="0" w:line="240" w:lineRule="auto"/>
+              <w:rPr>
+                <w:rFonts w:ascii="Aptos Narrow" w:eastAsia="Times New Roman" w:hAnsi="Aptos Narrow" w:cs="Times New Roman"/>
+                <w:color w:val="000000"/>
+                <w:lang w:val="pt-BR" w:eastAsia="pt-BR"/>
+              </w:rPr>
+            </w:pPr>
+            <w:r>
+              <w:rPr>
+                <w:rFonts w:ascii="Aptos Narrow" w:eastAsia="Times New Roman" w:hAnsi="Aptos Narrow" w:cs="Times New Roman"/>
+                <w:color w:val="000000"/>
+                <w:lang w:eastAsia="pt-BR"/>
+              </w:rPr>
+              <w:t>Produtor de transações financeiras e publica eventos no topic 'transacao'</w:t>
+            </w:r>
+          </w:p>
+        </w:tc>
+      </w:tr>
+      <w:tr>
+        <w:trPr>
+          <w:trHeight w:val="615"/>
+        </w:trPr>
+        <w:tc>
+          <w:tcPr>
+            <w:tcW w:w="2940" w:type="dxa"/>
+            <w:tcBorders>
+              <w:top w:val="nil"/>
+              <w:left w:val="single" w:sz="8" w:space="0" w:color="auto"/>
+              <w:bottom w:val="single" w:sz="8" w:space="0" w:color="auto"/>
+              <w:right w:val="single" w:sz="8" w:space="0" w:color="auto"/>
+            </w:tcBorders>
+            <w:shd w:val="clear" w:color="auto" w:fill="auto"/>
+            <w:vAlign w:val="center"/>
+            <w:hideMark/>
+          </w:tcPr>
+          <w:p>
+            <w:pPr>
+              <w:spacing w:after="0" w:line="240" w:lineRule="auto"/>
+              <w:rPr>
+                <w:rFonts w:ascii="Aptos Narrow" w:eastAsia="Times New Roman" w:hAnsi="Aptos Narrow" w:cs="Times New Roman"/>
+                <w:color w:val="000000"/>
+                <w:lang w:val="pt-BR" w:eastAsia="pt-BR"/>
+              </w:rPr>
+            </w:pPr>
+            <w:r>
+              <w:rPr>
+                <w:rFonts w:ascii="Aptos Narrow" w:eastAsia="Times New Roman" w:hAnsi="Aptos Narrow" w:cs="Times New Roman"/>
+                <w:color w:val="000000"/>
+                <w:lang w:eastAsia="pt-BR"/>
+              </w:rPr>
               <w:t>TransacaoConsumer</w:t>
             </w:r>
-            <w:proofErr w:type="spellEnd"/>
           </w:p>
         </w:tc>
         <w:tc>
@@ -1281,59 +1103,13 @@
                 <w:lang w:val="pt-BR" w:eastAsia="pt-BR"/>
               </w:rPr>
             </w:pPr>
-            <w:proofErr w:type="spellStart"/>
             <w:r>
               <w:rPr>
                 <w:rFonts w:ascii="Aptos Narrow" w:eastAsia="Times New Roman" w:hAnsi="Aptos Narrow" w:cs="Times New Roman"/>
                 <w:color w:val="000000"/>
                 <w:lang w:eastAsia="pt-BR"/>
               </w:rPr>
-              <w:t>Consome</w:t>
-            </w:r>
-            <w:proofErr w:type="spellEnd"/>
-            <w:r>
-              <w:rPr>
-                <w:rFonts w:ascii="Aptos Narrow" w:eastAsia="Times New Roman" w:hAnsi="Aptos Narrow" w:cs="Times New Roman"/>
-                <w:color w:val="000000"/>
-                <w:lang w:eastAsia="pt-BR"/>
-              </w:rPr>
-              <w:t xml:space="preserve"> topic '</w:t>
-            </w:r>
-            <w:proofErr w:type="spellStart"/>
-            <w:r>
-              <w:rPr>
-                <w:rFonts w:ascii="Aptos Narrow" w:eastAsia="Times New Roman" w:hAnsi="Aptos Narrow" w:cs="Times New Roman"/>
-                <w:color w:val="000000"/>
-                <w:lang w:eastAsia="pt-BR"/>
-              </w:rPr>
-              <w:t>transacao</w:t>
-            </w:r>
-            <w:proofErr w:type="spellEnd"/>
-            <w:r>
-              <w:rPr>
-                <w:rFonts w:ascii="Aptos Narrow" w:eastAsia="Times New Roman" w:hAnsi="Aptos Narrow" w:cs="Times New Roman"/>
-                <w:color w:val="000000"/>
-                <w:lang w:eastAsia="pt-BR"/>
-              </w:rPr>
-              <w:t xml:space="preserve">' e </w:t>
-            </w:r>
-            <w:proofErr w:type="spellStart"/>
-            <w:r>
-              <w:rPr>
-                <w:rFonts w:ascii="Aptos Narrow" w:eastAsia="Times New Roman" w:hAnsi="Aptos Narrow" w:cs="Times New Roman"/>
-                <w:color w:val="000000"/>
-                <w:lang w:eastAsia="pt-BR"/>
-              </w:rPr>
-              <w:t>persiste</w:t>
-            </w:r>
-            <w:proofErr w:type="spellEnd"/>
-            <w:r>
-              <w:rPr>
-                <w:rFonts w:ascii="Aptos Narrow" w:eastAsia="Times New Roman" w:hAnsi="Aptos Narrow" w:cs="Times New Roman"/>
-                <w:color w:val="000000"/>
-                <w:lang w:eastAsia="pt-BR"/>
-              </w:rPr>
-              <w:t xml:space="preserve"> no banco</w:t>
+              <w:t>Consome topic 'transacao' e persiste no banco</w:t>
             </w:r>
           </w:p>
         </w:tc>
@@ -1364,7 +1140,6 @@
                 <w:lang w:val="pt-BR" w:eastAsia="pt-BR"/>
               </w:rPr>
             </w:pPr>
-            <w:proofErr w:type="spellStart"/>
             <w:r>
               <w:rPr>
                 <w:rFonts w:ascii="Aptos Narrow" w:eastAsia="Times New Roman" w:hAnsi="Aptos Narrow" w:cs="Times New Roman"/>
@@ -1373,7 +1148,6 @@
               </w:rPr>
               <w:t>FaturamentoAPI</w:t>
             </w:r>
-            <w:proofErr w:type="spellEnd"/>
           </w:p>
         </w:tc>
         <w:tc>
@@ -1436,18 +1210,8 @@
                 <w:color w:val="000000"/>
                 <w:lang w:eastAsia="pt-BR"/>
               </w:rPr>
-              <w:t xml:space="preserve">API REST para consulta de </w:t>
+              <w:t>API REST para consulta de faturas</w:t>
             </w:r>
-            <w:proofErr w:type="spellStart"/>
-            <w:r>
-              <w:rPr>
-                <w:rFonts w:ascii="Aptos Narrow" w:eastAsia="Times New Roman" w:hAnsi="Aptos Narrow" w:cs="Times New Roman"/>
-                <w:color w:val="000000"/>
-                <w:lang w:eastAsia="pt-BR"/>
-              </w:rPr>
-              <w:t>faturas</w:t>
-            </w:r>
-            <w:proofErr w:type="spellEnd"/>
           </w:p>
         </w:tc>
       </w:tr>
@@ -1477,7 +1241,6 @@
                 <w:lang w:val="pt-BR" w:eastAsia="pt-BR"/>
               </w:rPr>
             </w:pPr>
-            <w:proofErr w:type="spellStart"/>
             <w:r>
               <w:rPr>
                 <w:rFonts w:ascii="Aptos Narrow" w:eastAsia="Times New Roman" w:hAnsi="Aptos Narrow" w:cs="Times New Roman"/>
@@ -1486,7 +1249,6 @@
               </w:rPr>
               <w:t>ConciliacaoProducer</w:t>
             </w:r>
-            <w:proofErr w:type="spellEnd"/>
           </w:p>
         </w:tc>
         <w:tc>
@@ -1543,113 +1305,13 @@
                 <w:lang w:val="pt-BR" w:eastAsia="pt-BR"/>
               </w:rPr>
             </w:pPr>
-            <w:proofErr w:type="spellStart"/>
             <w:r>
               <w:rPr>
                 <w:rFonts w:ascii="Aptos Narrow" w:eastAsia="Times New Roman" w:hAnsi="Aptos Narrow" w:cs="Times New Roman"/>
                 <w:color w:val="000000"/>
                 <w:lang w:eastAsia="pt-BR"/>
               </w:rPr>
-              <w:t>Produtor</w:t>
-            </w:r>
-            <w:proofErr w:type="spellEnd"/>
-            <w:r>
-              <w:rPr>
-                <w:rFonts w:ascii="Aptos Narrow" w:eastAsia="Times New Roman" w:hAnsi="Aptos Narrow" w:cs="Times New Roman"/>
-                <w:color w:val="000000"/>
-                <w:lang w:eastAsia="pt-BR"/>
-              </w:rPr>
-              <w:t xml:space="preserve"> de </w:t>
-            </w:r>
-            <w:proofErr w:type="spellStart"/>
-            <w:r>
-              <w:rPr>
-                <w:rFonts w:ascii="Aptos Narrow" w:eastAsia="Times New Roman" w:hAnsi="Aptos Narrow" w:cs="Times New Roman"/>
-                <w:color w:val="000000"/>
-                <w:lang w:eastAsia="pt-BR"/>
-              </w:rPr>
-              <w:t>transações</w:t>
-            </w:r>
-            <w:proofErr w:type="spellEnd"/>
-            <w:r>
-              <w:rPr>
-                <w:rFonts w:ascii="Aptos Narrow" w:eastAsia="Times New Roman" w:hAnsi="Aptos Narrow" w:cs="Times New Roman"/>
-                <w:color w:val="000000"/>
-                <w:lang w:eastAsia="pt-BR"/>
-              </w:rPr>
-              <w:t xml:space="preserve"> </w:t>
-            </w:r>
-            <w:proofErr w:type="spellStart"/>
-            <w:r>
-              <w:rPr>
-                <w:rFonts w:ascii="Aptos Narrow" w:eastAsia="Times New Roman" w:hAnsi="Aptos Narrow" w:cs="Times New Roman"/>
-                <w:color w:val="000000"/>
-                <w:lang w:eastAsia="pt-BR"/>
-              </w:rPr>
-              <w:t>financeiras</w:t>
-            </w:r>
-            <w:proofErr w:type="spellEnd"/>
-            <w:r>
-              <w:rPr>
-                <w:rFonts w:ascii="Aptos Narrow" w:eastAsia="Times New Roman" w:hAnsi="Aptos Narrow" w:cs="Times New Roman"/>
-                <w:color w:val="000000"/>
-                <w:lang w:eastAsia="pt-BR"/>
-              </w:rPr>
-              <w:t xml:space="preserve"> para </w:t>
-            </w:r>
-            <w:proofErr w:type="spellStart"/>
-            <w:r>
-              <w:rPr>
-                <w:rFonts w:ascii="Aptos Narrow" w:eastAsia="Times New Roman" w:hAnsi="Aptos Narrow" w:cs="Times New Roman"/>
-                <w:color w:val="000000"/>
-                <w:lang w:eastAsia="pt-BR"/>
-              </w:rPr>
-              <w:t>conciliação</w:t>
-            </w:r>
-            <w:proofErr w:type="spellEnd"/>
-            <w:r>
-              <w:rPr>
-                <w:rFonts w:ascii="Aptos Narrow" w:eastAsia="Times New Roman" w:hAnsi="Aptos Narrow" w:cs="Times New Roman"/>
-                <w:color w:val="000000"/>
-                <w:lang w:eastAsia="pt-BR"/>
-              </w:rPr>
-              <w:t xml:space="preserve"> e publica </w:t>
-            </w:r>
-            <w:proofErr w:type="spellStart"/>
-            <w:r>
-              <w:rPr>
-                <w:rFonts w:ascii="Aptos Narrow" w:eastAsia="Times New Roman" w:hAnsi="Aptos Narrow" w:cs="Times New Roman"/>
-                <w:color w:val="000000"/>
-                <w:lang w:eastAsia="pt-BR"/>
-              </w:rPr>
-              <w:t>eventos</w:t>
-            </w:r>
-            <w:proofErr w:type="spellEnd"/>
-            <w:r>
-              <w:rPr>
-                <w:rFonts w:ascii="Aptos Narrow" w:eastAsia="Times New Roman" w:hAnsi="Aptos Narrow" w:cs="Times New Roman"/>
-                <w:color w:val="000000"/>
-                <w:lang w:eastAsia="pt-BR"/>
-              </w:rPr>
-              <w:t xml:space="preserve"> no topic '</w:t>
-            </w:r>
-            <w:proofErr w:type="spellStart"/>
-            <w:r>
-              <w:rPr>
-                <w:rFonts w:ascii="Aptos Narrow" w:eastAsia="Times New Roman" w:hAnsi="Aptos Narrow" w:cs="Times New Roman"/>
-                <w:color w:val="000000"/>
-                <w:lang w:eastAsia="pt-BR"/>
-              </w:rPr>
-              <w:t>conciliacao</w:t>
-            </w:r>
-            <w:proofErr w:type="spellEnd"/>
-            <w:r>
-              <w:rPr>
-                <w:rFonts w:ascii="Aptos Narrow" w:eastAsia="Times New Roman" w:hAnsi="Aptos Narrow" w:cs="Times New Roman"/>
-                <w:color w:val="000000"/>
-                <w:lang w:eastAsia="pt-BR"/>
-              </w:rPr>
-              <w:t>'</w:t>
+              <w:t>Produtor de transações financeiras para conciliação e publica eventos no topic 'conciliacao'</w:t>
             </w:r>
           </w:p>
         </w:tc>
@@ -1680,7 +1342,6 @@
                 <w:lang w:val="pt-BR" w:eastAsia="pt-BR"/>
               </w:rPr>
             </w:pPr>
-            <w:proofErr w:type="spellStart"/>
             <w:r>
               <w:rPr>
                 <w:rFonts w:ascii="Aptos Narrow" w:eastAsia="Times New Roman" w:hAnsi="Aptos Narrow" w:cs="Times New Roman"/>
@@ -1689,7 +1350,6 @@
               </w:rPr>
               <w:t>ConciliacaoService</w:t>
             </w:r>
-            <w:proofErr w:type="spellEnd"/>
           </w:p>
         </w:tc>
         <w:tc>
@@ -1746,221 +1406,13 @@
                 <w:lang w:val="pt-BR" w:eastAsia="pt-BR"/>
               </w:rPr>
             </w:pPr>
-            <w:proofErr w:type="spellStart"/>
             <w:r>
               <w:rPr>
                 <w:rFonts w:ascii="Aptos Narrow" w:eastAsia="Times New Roman" w:hAnsi="Aptos Narrow" w:cs="Times New Roman"/>
                 <w:color w:val="000000"/>
                 <w:lang w:eastAsia="pt-BR"/>
               </w:rPr>
-              <w:t>Consome</w:t>
-            </w:r>
-            <w:proofErr w:type="spellEnd"/>
-            <w:r>
-              <w:rPr>
-                <w:rFonts w:ascii="Aptos Narrow" w:eastAsia="Times New Roman" w:hAnsi="Aptos Narrow" w:cs="Times New Roman"/>
-                <w:color w:val="000000"/>
-                <w:lang w:eastAsia="pt-BR"/>
-              </w:rPr>
-              <w:t xml:space="preserve"> '</w:t>
-            </w:r>
-            <w:proofErr w:type="spellStart"/>
-            <w:r>
-              <w:rPr>
-                <w:rFonts w:ascii="Aptos Narrow" w:eastAsia="Times New Roman" w:hAnsi="Aptos Narrow" w:cs="Times New Roman"/>
-                <w:color w:val="000000"/>
-                <w:lang w:eastAsia="pt-BR"/>
-              </w:rPr>
-              <w:t>conciliacao</w:t>
-            </w:r>
-            <w:proofErr w:type="spellEnd"/>
-            <w:r>
-              <w:rPr>
-                <w:rFonts w:ascii="Aptos Narrow" w:eastAsia="Times New Roman" w:hAnsi="Aptos Narrow" w:cs="Times New Roman"/>
-                <w:color w:val="000000"/>
-                <w:lang w:eastAsia="pt-BR"/>
-              </w:rPr>
-              <w:t xml:space="preserve">', </w:t>
-            </w:r>
-            <w:proofErr w:type="spellStart"/>
-            <w:r>
-              <w:rPr>
-                <w:rFonts w:ascii="Aptos Narrow" w:eastAsia="Times New Roman" w:hAnsi="Aptos Narrow" w:cs="Times New Roman"/>
-                <w:color w:val="000000"/>
-                <w:lang w:eastAsia="pt-BR"/>
-              </w:rPr>
-              <w:t>aciona</w:t>
-            </w:r>
-            <w:proofErr w:type="spellEnd"/>
-            <w:r>
-              <w:rPr>
-                <w:rFonts w:ascii="Aptos Narrow" w:eastAsia="Times New Roman" w:hAnsi="Aptos Narrow" w:cs="Times New Roman"/>
-                <w:color w:val="000000"/>
-                <w:lang w:eastAsia="pt-BR"/>
-              </w:rPr>
-              <w:t xml:space="preserve"> </w:t>
-            </w:r>
-            <w:proofErr w:type="spellStart"/>
-            <w:r>
-              <w:rPr>
-                <w:rFonts w:ascii="Aptos Narrow" w:eastAsia="Times New Roman" w:hAnsi="Aptos Narrow" w:cs="Times New Roman"/>
-                <w:color w:val="000000"/>
-                <w:lang w:eastAsia="pt-BR"/>
-              </w:rPr>
-              <w:t>SageMaker</w:t>
-            </w:r>
-            <w:proofErr w:type="spellEnd"/>
-            <w:r>
-              <w:rPr>
-                <w:rFonts w:ascii="Aptos Narrow" w:eastAsia="Times New Roman" w:hAnsi="Aptos Narrow" w:cs="Times New Roman"/>
-                <w:color w:val="000000"/>
-                <w:lang w:eastAsia="pt-BR"/>
-              </w:rPr>
-              <w:t xml:space="preserve"> (IA) e publica </w:t>
-            </w:r>
-            <w:proofErr w:type="spellStart"/>
-            <w:r>
-              <w:rPr>
-                <w:rFonts w:ascii="Aptos Narrow" w:eastAsia="Times New Roman" w:hAnsi="Aptos Narrow" w:cs="Times New Roman"/>
-                <w:color w:val="000000"/>
-                <w:lang w:eastAsia="pt-BR"/>
-              </w:rPr>
-              <w:t>em</w:t>
-            </w:r>
-            <w:proofErr w:type="spellEnd"/>
-            <w:r>
-              <w:rPr>
-                <w:rFonts w:ascii="Aptos Narrow" w:eastAsia="Times New Roman" w:hAnsi="Aptos Narrow" w:cs="Times New Roman"/>
-                <w:color w:val="000000"/>
-                <w:lang w:eastAsia="pt-BR"/>
-              </w:rPr>
-              <w:t xml:space="preserve"> '</w:t>
-            </w:r>
-            <w:proofErr w:type="spellStart"/>
-            <w:r>
-              <w:rPr>
-                <w:rFonts w:ascii="Aptos Narrow" w:eastAsia="Times New Roman" w:hAnsi="Aptos Narrow" w:cs="Times New Roman"/>
-                <w:color w:val="000000"/>
-                <w:lang w:eastAsia="pt-BR"/>
-              </w:rPr>
-              <w:t>conciliacao-tratada</w:t>
-            </w:r>
-            <w:proofErr w:type="spellEnd"/>
-            <w:r>
-              <w:rPr>
-                <w:rFonts w:ascii="Aptos Narrow" w:eastAsia="Times New Roman" w:hAnsi="Aptos Narrow" w:cs="Times New Roman"/>
-                <w:color w:val="000000"/>
-                <w:lang w:eastAsia="pt-BR"/>
-              </w:rPr>
-              <w:t xml:space="preserve">' e outro </w:t>
-            </w:r>
-            <w:proofErr w:type="spellStart"/>
-            <w:r>
-              <w:rPr>
-                <w:rFonts w:ascii="Aptos Narrow" w:eastAsia="Times New Roman" w:hAnsi="Aptos Narrow" w:cs="Times New Roman"/>
-                <w:color w:val="000000"/>
-                <w:lang w:eastAsia="pt-BR"/>
-              </w:rPr>
-              <w:t>serviço</w:t>
-            </w:r>
-            <w:proofErr w:type="spellEnd"/>
-            <w:r>
-              <w:rPr>
-                <w:rFonts w:ascii="Aptos Narrow" w:eastAsia="Times New Roman" w:hAnsi="Aptos Narrow" w:cs="Times New Roman"/>
-                <w:color w:val="000000"/>
-                <w:lang w:eastAsia="pt-BR"/>
-              </w:rPr>
-              <w:t xml:space="preserve"> para </w:t>
-            </w:r>
-            <w:proofErr w:type="spellStart"/>
-            <w:r>
-              <w:rPr>
-                <w:rFonts w:ascii="Aptos Narrow" w:eastAsia="Times New Roman" w:hAnsi="Aptos Narrow" w:cs="Times New Roman"/>
-                <w:color w:val="000000"/>
-                <w:lang w:eastAsia="pt-BR"/>
-              </w:rPr>
-              <w:t>enviar</w:t>
-            </w:r>
-            <w:proofErr w:type="spellEnd"/>
-            <w:r>
-              <w:rPr>
-                <w:rFonts w:ascii="Aptos Narrow" w:eastAsia="Times New Roman" w:hAnsi="Aptos Narrow" w:cs="Times New Roman"/>
-                <w:color w:val="000000"/>
-                <w:lang w:eastAsia="pt-BR"/>
-              </w:rPr>
-              <w:t xml:space="preserve"> </w:t>
-            </w:r>
-            <w:proofErr w:type="spellStart"/>
-            <w:r>
-              <w:rPr>
-                <w:rFonts w:ascii="Aptos Narrow" w:eastAsia="Times New Roman" w:hAnsi="Aptos Narrow" w:cs="Times New Roman"/>
-                <w:color w:val="000000"/>
-                <w:lang w:eastAsia="pt-BR"/>
-              </w:rPr>
-              <w:t>conciliações</w:t>
-            </w:r>
-            <w:proofErr w:type="spellEnd"/>
-            <w:r>
-              <w:rPr>
-                <w:rFonts w:ascii="Aptos Narrow" w:eastAsia="Times New Roman" w:hAnsi="Aptos Narrow" w:cs="Times New Roman"/>
-                <w:color w:val="000000"/>
-                <w:lang w:eastAsia="pt-BR"/>
-              </w:rPr>
-              <w:t xml:space="preserve"> </w:t>
-            </w:r>
-            <w:proofErr w:type="spellStart"/>
-            <w:r>
-              <w:rPr>
-                <w:rFonts w:ascii="Aptos Narrow" w:eastAsia="Times New Roman" w:hAnsi="Aptos Narrow" w:cs="Times New Roman"/>
-                <w:color w:val="000000"/>
-                <w:lang w:eastAsia="pt-BR"/>
-              </w:rPr>
-              <w:t>tratadas</w:t>
-            </w:r>
-            <w:proofErr w:type="spellEnd"/>
-            <w:r>
-              <w:rPr>
-                <w:rFonts w:ascii="Aptos Narrow" w:eastAsia="Times New Roman" w:hAnsi="Aptos Narrow" w:cs="Times New Roman"/>
-                <w:color w:val="000000"/>
-                <w:lang w:eastAsia="pt-BR"/>
-              </w:rPr>
-              <w:t xml:space="preserve"> (</w:t>
-            </w:r>
-            <w:proofErr w:type="spellStart"/>
-            <w:r>
-              <w:rPr>
-                <w:rFonts w:ascii="Aptos Narrow" w:eastAsia="Times New Roman" w:hAnsi="Aptos Narrow" w:cs="Times New Roman"/>
-                <w:color w:val="000000"/>
-                <w:lang w:eastAsia="pt-BR"/>
-              </w:rPr>
-              <w:t>resultado</w:t>
-            </w:r>
-            <w:proofErr w:type="spellEnd"/>
-            <w:r>
-              <w:rPr>
-                <w:rFonts w:ascii="Aptos Narrow" w:eastAsia="Times New Roman" w:hAnsi="Aptos Narrow" w:cs="Times New Roman"/>
-                <w:color w:val="000000"/>
-                <w:lang w:eastAsia="pt-BR"/>
-              </w:rPr>
-              <w:t>) para o topic ‘</w:t>
-            </w:r>
-            <w:proofErr w:type="spellStart"/>
-            <w:r>
-              <w:rPr>
-                <w:rFonts w:ascii="Aptos Narrow" w:eastAsia="Times New Roman" w:hAnsi="Aptos Narrow" w:cs="Times New Roman"/>
-                <w:color w:val="000000"/>
-                <w:lang w:eastAsia="pt-BR"/>
-              </w:rPr>
-              <w:t>conciliacao-tratada</w:t>
-            </w:r>
-            <w:proofErr w:type="spellEnd"/>
-            <w:r>
-              <w:rPr>
-                <w:rFonts w:ascii="Aptos Narrow" w:eastAsia="Times New Roman" w:hAnsi="Aptos Narrow" w:cs="Times New Roman"/>
-                <w:color w:val="000000"/>
-                <w:lang w:eastAsia="pt-BR"/>
-              </w:rPr>
-              <w:t>’</w:t>
+              <w:t>Consome 'conciliacao', aciona SageMaker (IA) e publica em 'conciliacao-tratada' e outro serviço para enviar conciliações tratadas (resultado) para o topic ‘conciliacao-tratada’</w:t>
             </w:r>
           </w:p>
         </w:tc>
@@ -1991,7 +1443,6 @@
                 <w:lang w:val="pt-BR" w:eastAsia="pt-BR"/>
               </w:rPr>
             </w:pPr>
-            <w:proofErr w:type="spellStart"/>
             <w:r>
               <w:rPr>
                 <w:rFonts w:ascii="Aptos Narrow" w:eastAsia="Times New Roman" w:hAnsi="Aptos Narrow" w:cs="Times New Roman"/>
@@ -2000,7 +1451,6 @@
               </w:rPr>
               <w:t>SageMakerMock</w:t>
             </w:r>
-            <w:proofErr w:type="spellEnd"/>
           </w:p>
         </w:tc>
         <w:tc>
@@ -2063,379 +1513,7 @@
                 <w:color w:val="000000"/>
                 <w:lang w:eastAsia="pt-BR"/>
               </w:rPr>
-              <w:t xml:space="preserve">Simula API do AWS </w:t>
-            </w:r>
-            <w:proofErr w:type="spellStart"/>
-            <w:r>
-              <w:rPr>
-                <w:rFonts w:ascii="Aptos Narrow" w:eastAsia="Times New Roman" w:hAnsi="Aptos Narrow" w:cs="Times New Roman"/>
-                <w:color w:val="000000"/>
-                <w:lang w:eastAsia="pt-BR"/>
-              </w:rPr>
-              <w:t>SageMaker</w:t>
-            </w:r>
-            <w:proofErr w:type="spellEnd"/>
-            <w:r>
-              <w:rPr>
-                <w:rFonts w:ascii="Aptos Narrow" w:eastAsia="Times New Roman" w:hAnsi="Aptos Narrow" w:cs="Times New Roman"/>
-                <w:color w:val="000000"/>
-                <w:lang w:eastAsia="pt-BR"/>
-              </w:rPr>
-              <w:t xml:space="preserve"> para </w:t>
-            </w:r>
-            <w:proofErr w:type="spellStart"/>
-            <w:r>
-              <w:rPr>
-                <w:rFonts w:ascii="Aptos Narrow" w:eastAsia="Times New Roman" w:hAnsi="Aptos Narrow" w:cs="Times New Roman"/>
-                <w:color w:val="000000"/>
-                <w:lang w:eastAsia="pt-BR"/>
-              </w:rPr>
-              <w:t>tratamento</w:t>
-            </w:r>
-            <w:proofErr w:type="spellEnd"/>
-            <w:r>
-              <w:rPr>
-                <w:rFonts w:ascii="Aptos Narrow" w:eastAsia="Times New Roman" w:hAnsi="Aptos Narrow" w:cs="Times New Roman"/>
-                <w:color w:val="000000"/>
-                <w:lang w:eastAsia="pt-BR"/>
-              </w:rPr>
-              <w:t xml:space="preserve"> de </w:t>
-            </w:r>
-            <w:proofErr w:type="spellStart"/>
-            <w:r>
-              <w:rPr>
-                <w:rFonts w:ascii="Aptos Narrow" w:eastAsia="Times New Roman" w:hAnsi="Aptos Narrow" w:cs="Times New Roman"/>
-                <w:color w:val="000000"/>
-                <w:lang w:eastAsia="pt-BR"/>
-              </w:rPr>
-              <w:t>conciliações</w:t>
-            </w:r>
-            <w:proofErr w:type="spellEnd"/>
-          </w:p>
-        </w:tc>
-      </w:tr>
-      <w:tr>
-        <w:trPr>
-          <w:trHeight w:val="615"/>
-        </w:trPr>
-        <w:tc>
-          <w:tcPr>
-            <w:tcW w:w="2940" w:type="dxa"/>
-            <w:tcBorders>
-              <w:top w:val="nil"/>
-              <w:left w:val="single" w:sz="8" w:space="0" w:color="auto"/>
-              <w:bottom w:val="single" w:sz="8" w:space="0" w:color="auto"/>
-              <w:right w:val="single" w:sz="8" w:space="0" w:color="auto"/>
-            </w:tcBorders>
-            <w:shd w:val="clear" w:color="auto" w:fill="auto"/>
-            <w:vAlign w:val="center"/>
-            <w:hideMark/>
-          </w:tcPr>
-          <w:p>
-            <w:pPr>
-              <w:spacing w:after="0" w:line="240" w:lineRule="auto"/>
-              <w:rPr>
-                <w:rFonts w:ascii="Aptos Narrow" w:eastAsia="Times New Roman" w:hAnsi="Aptos Narrow" w:cs="Times New Roman"/>
-                <w:color w:val="000000"/>
-                <w:lang w:val="pt-BR" w:eastAsia="pt-BR"/>
-              </w:rPr>
-            </w:pPr>
-            <w:proofErr w:type="spellStart"/>
-            <w:r>
-              <w:rPr>
-                <w:rFonts w:ascii="Aptos Narrow" w:eastAsia="Times New Roman" w:hAnsi="Aptos Narrow" w:cs="Times New Roman"/>
-                <w:color w:val="000000"/>
-                <w:lang w:eastAsia="pt-BR"/>
-              </w:rPr>
-              <w:t>ConciliacaoTratadaConsumer</w:t>
-            </w:r>
-            <w:proofErr w:type="spellEnd"/>
-          </w:p>
-        </w:tc>
-        <w:tc>
-          <w:tcPr>
-            <w:tcW w:w="2920" w:type="dxa"/>
-            <w:tcBorders>
-              <w:top w:val="nil"/>
-              <w:left w:val="nil"/>
-              <w:bottom w:val="single" w:sz="8" w:space="0" w:color="auto"/>
-              <w:right w:val="single" w:sz="8" w:space="0" w:color="auto"/>
-            </w:tcBorders>
-            <w:shd w:val="clear" w:color="auto" w:fill="auto"/>
-            <w:vAlign w:val="center"/>
-            <w:hideMark/>
-          </w:tcPr>
-          <w:p>
-            <w:pPr>
-              <w:spacing w:after="0" w:line="240" w:lineRule="auto"/>
-              <w:rPr>
-                <w:rFonts w:ascii="Aptos Narrow" w:eastAsia="Times New Roman" w:hAnsi="Aptos Narrow" w:cs="Times New Roman"/>
-                <w:color w:val="000000"/>
-                <w:lang w:val="pt-BR" w:eastAsia="pt-BR"/>
-              </w:rPr>
-            </w:pPr>
-            <w:r>
-              <w:rPr>
-                <w:rFonts w:ascii="Aptos Narrow" w:eastAsia="Times New Roman" w:hAnsi="Aptos Narrow" w:cs="Times New Roman"/>
-                <w:color w:val="000000"/>
-                <w:lang w:eastAsia="pt-BR"/>
-              </w:rPr>
-              <w:t>Spring Boot + Postgres</w:t>
-            </w:r>
-          </w:p>
-        </w:tc>
-        <w:tc>
-          <w:tcPr>
-            <w:tcW w:w="4320" w:type="dxa"/>
-            <w:tcBorders>
-              <w:top w:val="nil"/>
-              <w:left w:val="nil"/>
-              <w:bottom w:val="single" w:sz="8" w:space="0" w:color="auto"/>
-              <w:right w:val="single" w:sz="8" w:space="0" w:color="auto"/>
-            </w:tcBorders>
-            <w:shd w:val="clear" w:color="auto" w:fill="auto"/>
-            <w:vAlign w:val="center"/>
-            <w:hideMark/>
-          </w:tcPr>
-          <w:p>
-            <w:pPr>
-              <w:spacing w:after="0" w:line="240" w:lineRule="auto"/>
-              <w:rPr>
-                <w:rFonts w:ascii="Aptos Narrow" w:eastAsia="Times New Roman" w:hAnsi="Aptos Narrow" w:cs="Times New Roman"/>
-                <w:color w:val="000000"/>
-                <w:lang w:val="pt-BR" w:eastAsia="pt-BR"/>
-              </w:rPr>
-            </w:pPr>
-            <w:proofErr w:type="spellStart"/>
-            <w:r>
-              <w:rPr>
-                <w:rFonts w:ascii="Aptos Narrow" w:eastAsia="Times New Roman" w:hAnsi="Aptos Narrow" w:cs="Times New Roman"/>
-                <w:color w:val="000000"/>
-                <w:lang w:eastAsia="pt-BR"/>
-              </w:rPr>
-              <w:t>Consome</w:t>
-            </w:r>
-            <w:proofErr w:type="spellEnd"/>
-            <w:r>
-              <w:rPr>
-                <w:rFonts w:ascii="Aptos Narrow" w:eastAsia="Times New Roman" w:hAnsi="Aptos Narrow" w:cs="Times New Roman"/>
-                <w:color w:val="000000"/>
-                <w:lang w:eastAsia="pt-BR"/>
-              </w:rPr>
-              <w:t xml:space="preserve"> topic '</w:t>
-            </w:r>
-            <w:proofErr w:type="spellStart"/>
-            <w:r>
-              <w:rPr>
-                <w:rFonts w:ascii="Aptos Narrow" w:eastAsia="Times New Roman" w:hAnsi="Aptos Narrow" w:cs="Times New Roman"/>
-                <w:color w:val="000000"/>
-                <w:lang w:eastAsia="pt-BR"/>
-              </w:rPr>
-              <w:t>conciliacao-tratada</w:t>
-            </w:r>
-            <w:proofErr w:type="spellEnd"/>
-            <w:r>
-              <w:rPr>
-                <w:rFonts w:ascii="Aptos Narrow" w:eastAsia="Times New Roman" w:hAnsi="Aptos Narrow" w:cs="Times New Roman"/>
-                <w:color w:val="000000"/>
-                <w:lang w:eastAsia="pt-BR"/>
-              </w:rPr>
-              <w:t xml:space="preserve">' e </w:t>
-            </w:r>
-            <w:proofErr w:type="spellStart"/>
-            <w:r>
-              <w:rPr>
-                <w:rFonts w:ascii="Aptos Narrow" w:eastAsia="Times New Roman" w:hAnsi="Aptos Narrow" w:cs="Times New Roman"/>
-                <w:color w:val="000000"/>
-                <w:lang w:eastAsia="pt-BR"/>
-              </w:rPr>
-              <w:t>persiste</w:t>
-            </w:r>
-            <w:proofErr w:type="spellEnd"/>
-            <w:r>
-              <w:rPr>
-                <w:rFonts w:ascii="Aptos Narrow" w:eastAsia="Times New Roman" w:hAnsi="Aptos Narrow" w:cs="Times New Roman"/>
-                <w:color w:val="000000"/>
-                <w:lang w:eastAsia="pt-BR"/>
-              </w:rPr>
-              <w:t xml:space="preserve"> </w:t>
-            </w:r>
-            <w:proofErr w:type="spellStart"/>
-            <w:r>
-              <w:rPr>
-                <w:rFonts w:ascii="Aptos Narrow" w:eastAsia="Times New Roman" w:hAnsi="Aptos Narrow" w:cs="Times New Roman"/>
-                <w:color w:val="000000"/>
-                <w:lang w:eastAsia="pt-BR"/>
-              </w:rPr>
-              <w:t>resultado</w:t>
-            </w:r>
-            <w:proofErr w:type="spellEnd"/>
-            <w:r>
-              <w:rPr>
-                <w:rFonts w:ascii="Aptos Narrow" w:eastAsia="Times New Roman" w:hAnsi="Aptos Narrow" w:cs="Times New Roman"/>
-                <w:color w:val="000000"/>
-                <w:lang w:eastAsia="pt-BR"/>
-              </w:rPr>
-              <w:t xml:space="preserve"> final </w:t>
-            </w:r>
-            <w:proofErr w:type="spellStart"/>
-            <w:r>
-              <w:rPr>
-                <w:rFonts w:ascii="Aptos Narrow" w:eastAsia="Times New Roman" w:hAnsi="Aptos Narrow" w:cs="Times New Roman"/>
-                <w:color w:val="000000"/>
-                <w:lang w:eastAsia="pt-BR"/>
-              </w:rPr>
-              <w:t>ou</w:t>
-            </w:r>
-            <w:proofErr w:type="spellEnd"/>
-            <w:r>
-              <w:rPr>
-                <w:rFonts w:ascii="Aptos Narrow" w:eastAsia="Times New Roman" w:hAnsi="Aptos Narrow" w:cs="Times New Roman"/>
-                <w:color w:val="000000"/>
-                <w:lang w:eastAsia="pt-BR"/>
-              </w:rPr>
-              <w:t xml:space="preserve"> </w:t>
-            </w:r>
-            <w:proofErr w:type="spellStart"/>
-            <w:r>
-              <w:rPr>
-                <w:rFonts w:ascii="Aptos Narrow" w:eastAsia="Times New Roman" w:hAnsi="Aptos Narrow" w:cs="Times New Roman"/>
-                <w:color w:val="000000"/>
-                <w:lang w:eastAsia="pt-BR"/>
-              </w:rPr>
-              <w:t>parcial</w:t>
-            </w:r>
-            <w:proofErr w:type="spellEnd"/>
-          </w:p>
-        </w:tc>
-      </w:tr>
-      <w:tr>
-        <w:trPr>
-          <w:trHeight w:val="315"/>
-        </w:trPr>
-        <w:tc>
-          <w:tcPr>
-            <w:tcW w:w="2940" w:type="dxa"/>
-            <w:tcBorders>
-              <w:top w:val="nil"/>
-              <w:left w:val="single" w:sz="8" w:space="0" w:color="auto"/>
-              <w:bottom w:val="single" w:sz="8" w:space="0" w:color="auto"/>
-              <w:right w:val="single" w:sz="8" w:space="0" w:color="auto"/>
-            </w:tcBorders>
-            <w:shd w:val="clear" w:color="auto" w:fill="auto"/>
-            <w:vAlign w:val="center"/>
-            <w:hideMark/>
-          </w:tcPr>
-          <w:p>
-            <w:pPr>
-              <w:spacing w:after="0" w:line="240" w:lineRule="auto"/>
-              <w:rPr>
-                <w:rFonts w:ascii="Aptos Narrow" w:eastAsia="Times New Roman" w:hAnsi="Aptos Narrow" w:cs="Times New Roman"/>
-                <w:color w:val="000000"/>
-                <w:lang w:val="pt-BR" w:eastAsia="pt-BR"/>
-              </w:rPr>
-            </w:pPr>
-            <w:proofErr w:type="spellStart"/>
-            <w:r>
-              <w:rPr>
-                <w:rFonts w:ascii="Aptos Narrow" w:eastAsia="Times New Roman" w:hAnsi="Aptos Narrow" w:cs="Times New Roman"/>
-                <w:color w:val="000000"/>
-                <w:lang w:eastAsia="pt-BR"/>
-              </w:rPr>
-              <w:t>AuthAPI</w:t>
-            </w:r>
-            <w:proofErr w:type="spellEnd"/>
-          </w:p>
-        </w:tc>
-        <w:tc>
-          <w:tcPr>
-            <w:tcW w:w="2920" w:type="dxa"/>
-            <w:tcBorders>
-              <w:top w:val="nil"/>
-              <w:left w:val="nil"/>
-              <w:bottom w:val="single" w:sz="8" w:space="0" w:color="auto"/>
-              <w:right w:val="single" w:sz="8" w:space="0" w:color="auto"/>
-            </w:tcBorders>
-            <w:shd w:val="clear" w:color="auto" w:fill="auto"/>
-            <w:vAlign w:val="center"/>
-            <w:hideMark/>
-          </w:tcPr>
-          <w:p>
-            <w:pPr>
-              <w:spacing w:after="0" w:line="240" w:lineRule="auto"/>
-              <w:rPr>
-                <w:rFonts w:ascii="Aptos Narrow" w:eastAsia="Times New Roman" w:hAnsi="Aptos Narrow" w:cs="Times New Roman"/>
-                <w:color w:val="000000"/>
-                <w:lang w:val="pt-BR" w:eastAsia="pt-BR"/>
-              </w:rPr>
-            </w:pPr>
-            <w:r>
-              <w:rPr>
-                <w:rFonts w:ascii="Aptos Narrow" w:eastAsia="Times New Roman" w:hAnsi="Aptos Narrow" w:cs="Times New Roman"/>
-                <w:color w:val="000000"/>
-                <w:lang w:eastAsia="pt-BR"/>
-              </w:rPr>
-              <w:t>Spring Boot + JWT</w:t>
-            </w:r>
-          </w:p>
-        </w:tc>
-        <w:tc>
-          <w:tcPr>
-            <w:tcW w:w="4320" w:type="dxa"/>
-            <w:tcBorders>
-              <w:top w:val="nil"/>
-              <w:left w:val="nil"/>
-              <w:bottom w:val="single" w:sz="8" w:space="0" w:color="auto"/>
-              <w:right w:val="single" w:sz="8" w:space="0" w:color="auto"/>
-            </w:tcBorders>
-            <w:shd w:val="clear" w:color="auto" w:fill="auto"/>
-            <w:vAlign w:val="center"/>
-            <w:hideMark/>
-          </w:tcPr>
-          <w:p>
-            <w:pPr>
-              <w:spacing w:after="0" w:line="240" w:lineRule="auto"/>
-              <w:rPr>
-                <w:rFonts w:ascii="Aptos Narrow" w:eastAsia="Times New Roman" w:hAnsi="Aptos Narrow" w:cs="Times New Roman"/>
-                <w:color w:val="000000"/>
-                <w:lang w:val="pt-BR" w:eastAsia="pt-BR"/>
-              </w:rPr>
-            </w:pPr>
-            <w:proofErr w:type="spellStart"/>
-            <w:r>
-              <w:rPr>
-                <w:rFonts w:ascii="Aptos Narrow" w:eastAsia="Times New Roman" w:hAnsi="Aptos Narrow" w:cs="Times New Roman"/>
-                <w:color w:val="000000"/>
-                <w:lang w:eastAsia="pt-BR"/>
-              </w:rPr>
-              <w:t>Autenticação</w:t>
-            </w:r>
-            <w:proofErr w:type="spellEnd"/>
-            <w:r>
-              <w:rPr>
-                <w:rFonts w:ascii="Aptos Narrow" w:eastAsia="Times New Roman" w:hAnsi="Aptos Narrow" w:cs="Times New Roman"/>
-                <w:color w:val="000000"/>
-                <w:lang w:eastAsia="pt-BR"/>
-              </w:rPr>
-              <w:t xml:space="preserve"> e </w:t>
-            </w:r>
-            <w:proofErr w:type="spellStart"/>
-            <w:r>
-              <w:rPr>
-                <w:rFonts w:ascii="Aptos Narrow" w:eastAsia="Times New Roman" w:hAnsi="Aptos Narrow" w:cs="Times New Roman"/>
-                <w:color w:val="000000"/>
-                <w:lang w:eastAsia="pt-BR"/>
-              </w:rPr>
-              <w:t>emissão</w:t>
-            </w:r>
-            <w:proofErr w:type="spellEnd"/>
-            <w:r>
-              <w:rPr>
-                <w:rFonts w:ascii="Aptos Narrow" w:eastAsia="Times New Roman" w:hAnsi="Aptos Narrow" w:cs="Times New Roman"/>
-                <w:color w:val="000000"/>
-                <w:lang w:eastAsia="pt-BR"/>
-              </w:rPr>
-              <w:t xml:space="preserve"> de tokens JWT</w:t>
+              <w:t>Simula API do AWS SageMaker para tratamento de conciliações</w:t>
             </w:r>
           </w:p>
         </w:tc>
@@ -2466,16 +1544,14 @@
                 <w:lang w:val="pt-BR" w:eastAsia="pt-BR"/>
               </w:rPr>
             </w:pPr>
-            <w:proofErr w:type="spellStart"/>
             <w:r>
               <w:rPr>
                 <w:rFonts w:ascii="Aptos Narrow" w:eastAsia="Times New Roman" w:hAnsi="Aptos Narrow" w:cs="Times New Roman"/>
                 <w:color w:val="000000"/>
                 <w:lang w:eastAsia="pt-BR"/>
               </w:rPr>
-              <w:t>GatewayAPI</w:t>
+              <w:t>ConciliacaoTratadaConsumer</w:t>
             </w:r>
-            <w:proofErr w:type="spellEnd"/>
           </w:p>
         </w:tc>
         <w:tc>
@@ -2506,7 +1582,7 @@
                 <w:color w:val="000000"/>
                 <w:lang w:eastAsia="pt-BR"/>
               </w:rPr>
-              <w:t>NGINX</w:t>
+              <w:t>Spring Boot + Postgres</w:t>
             </w:r>
           </w:p>
         </w:tc>
@@ -2538,36 +1614,109 @@
                 <w:color w:val="000000"/>
                 <w:lang w:eastAsia="pt-BR"/>
               </w:rPr>
-              <w:t xml:space="preserve">API Gateway: </w:t>
+              <w:t>Consome topic 'conciliacao-tratada' e persiste resultado final ou parcial</w:t>
             </w:r>
-            <w:proofErr w:type="spellStart"/>
+          </w:p>
+        </w:tc>
+      </w:tr>
+      <w:tr>
+        <w:trPr>
+          <w:trHeight w:val="315"/>
+        </w:trPr>
+        <w:tc>
+          <w:tcPr>
+            <w:tcW w:w="2940" w:type="dxa"/>
+            <w:tcBorders>
+              <w:top w:val="nil"/>
+              <w:left w:val="single" w:sz="8" w:space="0" w:color="auto"/>
+              <w:bottom w:val="single" w:sz="8" w:space="0" w:color="auto"/>
+              <w:right w:val="single" w:sz="8" w:space="0" w:color="auto"/>
+            </w:tcBorders>
+            <w:shd w:val="clear" w:color="auto" w:fill="auto"/>
+            <w:vAlign w:val="center"/>
+            <w:hideMark/>
+          </w:tcPr>
+          <w:p>
+            <w:pPr>
+              <w:spacing w:after="0" w:line="240" w:lineRule="auto"/>
+              <w:rPr>
+                <w:rFonts w:ascii="Aptos Narrow" w:eastAsia="Times New Roman" w:hAnsi="Aptos Narrow" w:cs="Times New Roman"/>
+                <w:color w:val="000000"/>
+                <w:lang w:val="pt-BR" w:eastAsia="pt-BR"/>
+              </w:rPr>
+            </w:pPr>
             <w:r>
               <w:rPr>
                 <w:rFonts w:ascii="Aptos Narrow" w:eastAsia="Times New Roman" w:hAnsi="Aptos Narrow" w:cs="Times New Roman"/>
                 <w:color w:val="000000"/>
                 <w:lang w:eastAsia="pt-BR"/>
               </w:rPr>
-              <w:t>roteamento</w:t>
+              <w:t>AuthAPI</w:t>
             </w:r>
-            <w:proofErr w:type="spellEnd"/>
+          </w:p>
+        </w:tc>
+        <w:tc>
+          <w:tcPr>
+            <w:tcW w:w="2920" w:type="dxa"/>
+            <w:tcBorders>
+              <w:top w:val="nil"/>
+              <w:left w:val="nil"/>
+              <w:bottom w:val="single" w:sz="8" w:space="0" w:color="auto"/>
+              <w:right w:val="single" w:sz="8" w:space="0" w:color="auto"/>
+            </w:tcBorders>
+            <w:shd w:val="clear" w:color="auto" w:fill="auto"/>
+            <w:vAlign w:val="center"/>
+            <w:hideMark/>
+          </w:tcPr>
+          <w:p>
+            <w:pPr>
+              <w:spacing w:after="0" w:line="240" w:lineRule="auto"/>
+              <w:rPr>
+                <w:rFonts w:ascii="Aptos Narrow" w:eastAsia="Times New Roman" w:hAnsi="Aptos Narrow" w:cs="Times New Roman"/>
+                <w:color w:val="000000"/>
+                <w:lang w:val="pt-BR" w:eastAsia="pt-BR"/>
+              </w:rPr>
+            </w:pPr>
             <w:r>
               <w:rPr>
                 <w:rFonts w:ascii="Aptos Narrow" w:eastAsia="Times New Roman" w:hAnsi="Aptos Narrow" w:cs="Times New Roman"/>
                 <w:color w:val="000000"/>
                 <w:lang w:eastAsia="pt-BR"/>
               </w:rPr>
-              <w:t xml:space="preserve">, rate limiting, headers de </w:t>
+              <w:t>Spring Boot + JWT</w:t>
             </w:r>
-            <w:proofErr w:type="spellStart"/>
+          </w:p>
+        </w:tc>
+        <w:tc>
+          <w:tcPr>
+            <w:tcW w:w="4320" w:type="dxa"/>
+            <w:tcBorders>
+              <w:top w:val="nil"/>
+              <w:left w:val="nil"/>
+              <w:bottom w:val="single" w:sz="8" w:space="0" w:color="auto"/>
+              <w:right w:val="single" w:sz="8" w:space="0" w:color="auto"/>
+            </w:tcBorders>
+            <w:shd w:val="clear" w:color="auto" w:fill="auto"/>
+            <w:vAlign w:val="center"/>
+            <w:hideMark/>
+          </w:tcPr>
+          <w:p>
+            <w:pPr>
+              <w:spacing w:after="0" w:line="240" w:lineRule="auto"/>
+              <w:rPr>
+                <w:rFonts w:ascii="Aptos Narrow" w:eastAsia="Times New Roman" w:hAnsi="Aptos Narrow" w:cs="Times New Roman"/>
+                <w:color w:val="000000"/>
+                <w:lang w:val="pt-BR" w:eastAsia="pt-BR"/>
+              </w:rPr>
+            </w:pPr>
             <w:r>
               <w:rPr>
                 <w:rFonts w:ascii="Aptos Narrow" w:eastAsia="Times New Roman" w:hAnsi="Aptos Narrow" w:cs="Times New Roman"/>
                 <w:color w:val="000000"/>
                 <w:lang w:eastAsia="pt-BR"/>
               </w:rPr>
-              <w:t>segurança</w:t>
+              <w:t>Autenticação e emissão de tokens JWT</w:t>
             </w:r>
-            <w:proofErr w:type="spellEnd"/>
           </w:p>
         </w:tc>
       </w:tr>
@@ -2597,16 +1746,115 @@
                 <w:lang w:val="pt-BR" w:eastAsia="pt-BR"/>
               </w:rPr>
             </w:pPr>
-            <w:proofErr w:type="spellStart"/>
             <w:r>
               <w:rPr>
                 <w:rFonts w:ascii="Aptos Narrow" w:eastAsia="Times New Roman" w:hAnsi="Aptos Narrow" w:cs="Times New Roman"/>
                 <w:color w:val="000000"/>
                 <w:lang w:eastAsia="pt-BR"/>
               </w:rPr>
+              <w:t>GatewayAPI</w:t>
+            </w:r>
+          </w:p>
+        </w:tc>
+        <w:tc>
+          <w:tcPr>
+            <w:tcW w:w="2920" w:type="dxa"/>
+            <w:tcBorders>
+              <w:top w:val="nil"/>
+              <w:left w:val="nil"/>
+              <w:bottom w:val="single" w:sz="8" w:space="0" w:color="auto"/>
+              <w:right w:val="single" w:sz="8" w:space="0" w:color="auto"/>
+            </w:tcBorders>
+            <w:shd w:val="clear" w:color="auto" w:fill="auto"/>
+            <w:vAlign w:val="center"/>
+            <w:hideMark/>
+          </w:tcPr>
+          <w:p>
+            <w:pPr>
+              <w:spacing w:after="0" w:line="240" w:lineRule="auto"/>
+              <w:rPr>
+                <w:rFonts w:ascii="Aptos Narrow" w:eastAsia="Times New Roman" w:hAnsi="Aptos Narrow" w:cs="Times New Roman"/>
+                <w:color w:val="000000"/>
+                <w:lang w:val="pt-BR" w:eastAsia="pt-BR"/>
+              </w:rPr>
+            </w:pPr>
+            <w:r>
+              <w:rPr>
+                <w:rFonts w:ascii="Aptos Narrow" w:eastAsia="Times New Roman" w:hAnsi="Aptos Narrow" w:cs="Times New Roman"/>
+                <w:color w:val="000000"/>
+                <w:lang w:eastAsia="pt-BR"/>
+              </w:rPr>
+              <w:t>NGINX</w:t>
+            </w:r>
+          </w:p>
+        </w:tc>
+        <w:tc>
+          <w:tcPr>
+            <w:tcW w:w="4320" w:type="dxa"/>
+            <w:tcBorders>
+              <w:top w:val="nil"/>
+              <w:left w:val="nil"/>
+              <w:bottom w:val="single" w:sz="8" w:space="0" w:color="auto"/>
+              <w:right w:val="single" w:sz="8" w:space="0" w:color="auto"/>
+            </w:tcBorders>
+            <w:shd w:val="clear" w:color="auto" w:fill="auto"/>
+            <w:vAlign w:val="center"/>
+            <w:hideMark/>
+          </w:tcPr>
+          <w:p>
+            <w:pPr>
+              <w:spacing w:after="0" w:line="240" w:lineRule="auto"/>
+              <w:rPr>
+                <w:rFonts w:ascii="Aptos Narrow" w:eastAsia="Times New Roman" w:hAnsi="Aptos Narrow" w:cs="Times New Roman"/>
+                <w:color w:val="000000"/>
+                <w:lang w:val="pt-BR" w:eastAsia="pt-BR"/>
+              </w:rPr>
+            </w:pPr>
+            <w:r>
+              <w:rPr>
+                <w:rFonts w:ascii="Aptos Narrow" w:eastAsia="Times New Roman" w:hAnsi="Aptos Narrow" w:cs="Times New Roman"/>
+                <w:color w:val="000000"/>
+                <w:lang w:eastAsia="pt-BR"/>
+              </w:rPr>
+              <w:t>API Gateway: roteamento, rate limiting, headers de segurança</w:t>
+            </w:r>
+          </w:p>
+        </w:tc>
+      </w:tr>
+      <w:tr>
+        <w:trPr>
+          <w:trHeight w:val="615"/>
+        </w:trPr>
+        <w:tc>
+          <w:tcPr>
+            <w:tcW w:w="2940" w:type="dxa"/>
+            <w:tcBorders>
+              <w:top w:val="nil"/>
+              <w:left w:val="single" w:sz="8" w:space="0" w:color="auto"/>
+              <w:bottom w:val="single" w:sz="8" w:space="0" w:color="auto"/>
+              <w:right w:val="single" w:sz="8" w:space="0" w:color="auto"/>
+            </w:tcBorders>
+            <w:shd w:val="clear" w:color="auto" w:fill="auto"/>
+            <w:vAlign w:val="center"/>
+            <w:hideMark/>
+          </w:tcPr>
+          <w:p>
+            <w:pPr>
+              <w:spacing w:after="0" w:line="240" w:lineRule="auto"/>
+              <w:rPr>
+                <w:rFonts w:ascii="Aptos Narrow" w:eastAsia="Times New Roman" w:hAnsi="Aptos Narrow" w:cs="Times New Roman"/>
+                <w:color w:val="000000"/>
+                <w:lang w:val="pt-BR" w:eastAsia="pt-BR"/>
+              </w:rPr>
+            </w:pPr>
+            <w:r>
+              <w:rPr>
+                <w:rFonts w:ascii="Aptos Narrow" w:eastAsia="Times New Roman" w:hAnsi="Aptos Narrow" w:cs="Times New Roman"/>
+                <w:color w:val="000000"/>
+                <w:lang w:eastAsia="pt-BR"/>
+              </w:rPr>
               <w:t>FaturamentoUI</w:t>
             </w:r>
-            <w:proofErr w:type="spellEnd"/>
           </w:p>
         </w:tc>
         <w:tc>
@@ -2669,54 +1917,8 @@
                 <w:color w:val="000000"/>
                 <w:lang w:eastAsia="pt-BR"/>
               </w:rPr>
-              <w:t xml:space="preserve">Interface de </w:t>
+              <w:t>Interface de usuário: Dashboard, Faturas, Conciliações</w:t>
             </w:r>
-            <w:proofErr w:type="spellStart"/>
-            <w:r>
-              <w:rPr>
-                <w:rFonts w:ascii="Aptos Narrow" w:eastAsia="Times New Roman" w:hAnsi="Aptos Narrow" w:cs="Times New Roman"/>
-                <w:color w:val="000000"/>
-                <w:lang w:eastAsia="pt-BR"/>
-              </w:rPr>
-              <w:t>usuário</w:t>
-            </w:r>
-            <w:proofErr w:type="spellEnd"/>
-            <w:r>
-              <w:rPr>
-                <w:rFonts w:ascii="Aptos Narrow" w:eastAsia="Times New Roman" w:hAnsi="Aptos Narrow" w:cs="Times New Roman"/>
-                <w:color w:val="000000"/>
-                <w:lang w:eastAsia="pt-BR"/>
-              </w:rPr>
-              <w:t xml:space="preserve">: Dashboard, </w:t>
-            </w:r>
-            <w:proofErr w:type="spellStart"/>
-            <w:r>
-              <w:rPr>
-                <w:rFonts w:ascii="Aptos Narrow" w:eastAsia="Times New Roman" w:hAnsi="Aptos Narrow" w:cs="Times New Roman"/>
-                <w:color w:val="000000"/>
-                <w:lang w:eastAsia="pt-BR"/>
-              </w:rPr>
-              <w:t>Faturas</w:t>
-            </w:r>
-            <w:proofErr w:type="spellEnd"/>
-            <w:r>
-              <w:rPr>
-                <w:rFonts w:ascii="Aptos Narrow" w:eastAsia="Times New Roman" w:hAnsi="Aptos Narrow" w:cs="Times New Roman"/>
-                <w:color w:val="000000"/>
-                <w:lang w:eastAsia="pt-BR"/>
-              </w:rPr>
-              <w:t xml:space="preserve">, </w:t>
-            </w:r>
-            <w:proofErr w:type="spellStart"/>
-            <w:r>
-              <w:rPr>
-                <w:rFonts w:ascii="Aptos Narrow" w:eastAsia="Times New Roman" w:hAnsi="Aptos Narrow" w:cs="Times New Roman"/>
-                <w:color w:val="000000"/>
-                <w:lang w:eastAsia="pt-BR"/>
-              </w:rPr>
-              <w:t>Conciliações</w:t>
-            </w:r>
-            <w:proofErr w:type="spellEnd"/>
           </w:p>
         </w:tc>
       </w:tr>
@@ -2900,7 +2102,6 @@
                 <w:lang w:val="pt-BR" w:eastAsia="pt-BR"/>
               </w:rPr>
             </w:pPr>
-            <w:proofErr w:type="spellStart"/>
             <w:r>
               <w:rPr>
                 <w:rFonts w:ascii="Arial" w:eastAsia="Times New Roman" w:hAnsi="Arial" w:cs="Arial"/>
@@ -2911,20 +2112,7 @@
                 <w:szCs w:val="20"/>
                 <w:lang w:eastAsia="pt-BR"/>
               </w:rPr>
-              <w:t>Tópico</w:t>
-            </w:r>
-            <w:proofErr w:type="spellEnd"/>
-            <w:r>
-              <w:rPr>
-                <w:rFonts w:ascii="Arial" w:eastAsia="Times New Roman" w:hAnsi="Arial" w:cs="Arial"/>
-                <w:b/>
-                <w:bCs/>
-                <w:color w:val="1F3A6E"/>
-                <w:sz w:val="20"/>
-                <w:szCs w:val="20"/>
-                <w:lang w:eastAsia="pt-BR"/>
-              </w:rPr>
-              <w:t xml:space="preserve"> Kafka</w:t>
+              <w:t>Tópico Kafka</w:t>
             </w:r>
           </w:p>
         </w:tc>
@@ -3041,36 +2229,8 @@
                 <w:color w:val="000000"/>
                 <w:lang w:eastAsia="pt-BR"/>
               </w:rPr>
-              <w:t xml:space="preserve">1. </w:t>
+              <w:t>1. Produção de transações</w:t>
             </w:r>
-            <w:proofErr w:type="spellStart"/>
-            <w:r>
-              <w:rPr>
-                <w:rFonts w:ascii="Aptos Narrow" w:eastAsia="Times New Roman" w:hAnsi="Aptos Narrow" w:cs="Times New Roman"/>
-                <w:color w:val="000000"/>
-                <w:lang w:eastAsia="pt-BR"/>
-              </w:rPr>
-              <w:t>Produção</w:t>
-            </w:r>
-            <w:proofErr w:type="spellEnd"/>
-            <w:r>
-              <w:rPr>
-                <w:rFonts w:ascii="Aptos Narrow" w:eastAsia="Times New Roman" w:hAnsi="Aptos Narrow" w:cs="Times New Roman"/>
-                <w:color w:val="000000"/>
-                <w:lang w:eastAsia="pt-BR"/>
-              </w:rPr>
-              <w:t xml:space="preserve"> de </w:t>
-            </w:r>
-            <w:proofErr w:type="spellStart"/>
-            <w:r>
-              <w:rPr>
-                <w:rFonts w:ascii="Aptos Narrow" w:eastAsia="Times New Roman" w:hAnsi="Aptos Narrow" w:cs="Times New Roman"/>
-                <w:color w:val="000000"/>
-                <w:lang w:eastAsia="pt-BR"/>
-              </w:rPr>
-              <w:t>transações</w:t>
-            </w:r>
-            <w:proofErr w:type="spellEnd"/>
           </w:p>
         </w:tc>
         <w:tc>
@@ -3095,7 +2255,6 @@
                 <w:lang w:val="pt-BR" w:eastAsia="pt-BR"/>
               </w:rPr>
             </w:pPr>
-            <w:proofErr w:type="spellStart"/>
             <w:r>
               <w:rPr>
                 <w:rFonts w:ascii="Aptos Narrow" w:eastAsia="Times New Roman" w:hAnsi="Aptos Narrow" w:cs="Times New Roman"/>
@@ -3104,7 +2263,6 @@
               </w:rPr>
               <w:t>transação</w:t>
             </w:r>
-            <w:proofErr w:type="spellEnd"/>
           </w:p>
         </w:tc>
         <w:tc>
@@ -3129,34 +2287,14 @@
                 <w:lang w:val="pt-BR" w:eastAsia="pt-BR"/>
               </w:rPr>
             </w:pPr>
-            <w:proofErr w:type="spellStart"/>
             <w:r>
               <w:rPr>
                 <w:rFonts w:ascii="Aptos Narrow" w:eastAsia="Times New Roman" w:hAnsi="Aptos Narrow" w:cs="Times New Roman"/>
                 <w:color w:val="000000"/>
                 <w:lang w:eastAsia="pt-BR"/>
               </w:rPr>
-              <w:t>BillingService</w:t>
+              <w:t>BillingService / TransacaoProducer</w:t>
             </w:r>
-            <w:proofErr w:type="spellEnd"/>
-            <w:r>
-              <w:rPr>
-                <w:rFonts w:ascii="Aptos Narrow" w:eastAsia="Times New Roman" w:hAnsi="Aptos Narrow" w:cs="Times New Roman"/>
-                <w:color w:val="000000"/>
-                <w:lang w:eastAsia="pt-BR"/>
-              </w:rPr>
-              <w:t xml:space="preserve"> / </w:t>
-            </w:r>
-            <w:proofErr w:type="spellStart"/>
-            <w:r>
-              <w:rPr>
-                <w:rFonts w:ascii="Aptos Narrow" w:eastAsia="Times New Roman" w:hAnsi="Aptos Narrow" w:cs="Times New Roman"/>
-                <w:color w:val="000000"/>
-                <w:lang w:eastAsia="pt-BR"/>
-              </w:rPr>
-              <w:t>TransacaoProducer</w:t>
-            </w:r>
-            <w:proofErr w:type="spellEnd"/>
           </w:p>
         </w:tc>
         <w:tc>
@@ -3181,7 +2319,6 @@
                 <w:lang w:val="pt-BR" w:eastAsia="pt-BR"/>
               </w:rPr>
             </w:pPr>
-            <w:proofErr w:type="spellStart"/>
             <w:r>
               <w:rPr>
                 <w:rFonts w:ascii="Aptos Narrow" w:eastAsia="Times New Roman" w:hAnsi="Aptos Narrow" w:cs="Times New Roman"/>
@@ -3190,7 +2327,6 @@
               </w:rPr>
               <w:t>TransacaoConsumer</w:t>
             </w:r>
-            <w:proofErr w:type="spellEnd"/>
           </w:p>
         </w:tc>
       </w:tr>
@@ -3226,36 +2362,8 @@
                 <w:color w:val="000000"/>
                 <w:lang w:eastAsia="pt-BR"/>
               </w:rPr>
-              <w:t xml:space="preserve">2. </w:t>
+              <w:t>2. Produção de conciliação</w:t>
             </w:r>
-            <w:proofErr w:type="spellStart"/>
-            <w:r>
-              <w:rPr>
-                <w:rFonts w:ascii="Aptos Narrow" w:eastAsia="Times New Roman" w:hAnsi="Aptos Narrow" w:cs="Times New Roman"/>
-                <w:color w:val="000000"/>
-                <w:lang w:eastAsia="pt-BR"/>
-              </w:rPr>
-              <w:t>Produção</w:t>
-            </w:r>
-            <w:proofErr w:type="spellEnd"/>
-            <w:r>
-              <w:rPr>
-                <w:rFonts w:ascii="Aptos Narrow" w:eastAsia="Times New Roman" w:hAnsi="Aptos Narrow" w:cs="Times New Roman"/>
-                <w:color w:val="000000"/>
-                <w:lang w:eastAsia="pt-BR"/>
-              </w:rPr>
-              <w:t xml:space="preserve"> de </w:t>
-            </w:r>
-            <w:proofErr w:type="spellStart"/>
-            <w:r>
-              <w:rPr>
-                <w:rFonts w:ascii="Aptos Narrow" w:eastAsia="Times New Roman" w:hAnsi="Aptos Narrow" w:cs="Times New Roman"/>
-                <w:color w:val="000000"/>
-                <w:lang w:eastAsia="pt-BR"/>
-              </w:rPr>
-              <w:t>conciliação</w:t>
-            </w:r>
-            <w:proofErr w:type="spellEnd"/>
           </w:p>
         </w:tc>
         <w:tc>
@@ -3280,7 +2388,6 @@
                 <w:lang w:val="pt-BR" w:eastAsia="pt-BR"/>
               </w:rPr>
             </w:pPr>
-            <w:proofErr w:type="spellStart"/>
             <w:r>
               <w:rPr>
                 <w:rFonts w:ascii="Aptos Narrow" w:eastAsia="Times New Roman" w:hAnsi="Aptos Narrow" w:cs="Times New Roman"/>
@@ -3289,7 +2396,6 @@
               </w:rPr>
               <w:t>conciliação</w:t>
             </w:r>
-            <w:proofErr w:type="spellEnd"/>
           </w:p>
         </w:tc>
         <w:tc>
@@ -3314,7 +2420,6 @@
                 <w:lang w:val="pt-BR" w:eastAsia="pt-BR"/>
               </w:rPr>
             </w:pPr>
-            <w:proofErr w:type="spellStart"/>
             <w:r>
               <w:rPr>
                 <w:rFonts w:ascii="Aptos Narrow" w:eastAsia="Times New Roman" w:hAnsi="Aptos Narrow" w:cs="Times New Roman"/>
@@ -3323,7 +2428,6 @@
               </w:rPr>
               <w:t>ConciliacaoProducer</w:t>
             </w:r>
-            <w:proofErr w:type="spellEnd"/>
           </w:p>
         </w:tc>
         <w:tc>
@@ -3348,7 +2452,6 @@
                 <w:lang w:val="pt-BR" w:eastAsia="pt-BR"/>
               </w:rPr>
             </w:pPr>
-            <w:proofErr w:type="spellStart"/>
             <w:r>
               <w:rPr>
                 <w:rFonts w:ascii="Aptos Narrow" w:eastAsia="Times New Roman" w:hAnsi="Aptos Narrow" w:cs="Times New Roman"/>
@@ -3357,7 +2460,6 @@
               </w:rPr>
               <w:t>ConciliacaoService</w:t>
             </w:r>
-            <w:proofErr w:type="spellEnd"/>
           </w:p>
         </w:tc>
       </w:tr>
@@ -3393,36 +2495,8 @@
                 <w:color w:val="000000"/>
                 <w:lang w:eastAsia="pt-BR"/>
               </w:rPr>
-              <w:t xml:space="preserve">3. </w:t>
+              <w:t>3. Resultado da conciliação</w:t>
             </w:r>
-            <w:proofErr w:type="spellStart"/>
-            <w:r>
-              <w:rPr>
-                <w:rFonts w:ascii="Aptos Narrow" w:eastAsia="Times New Roman" w:hAnsi="Aptos Narrow" w:cs="Times New Roman"/>
-                <w:color w:val="000000"/>
-                <w:lang w:eastAsia="pt-BR"/>
-              </w:rPr>
-              <w:t>Resultado</w:t>
-            </w:r>
-            <w:proofErr w:type="spellEnd"/>
-            <w:r>
-              <w:rPr>
-                <w:rFonts w:ascii="Aptos Narrow" w:eastAsia="Times New Roman" w:hAnsi="Aptos Narrow" w:cs="Times New Roman"/>
-                <w:color w:val="000000"/>
-                <w:lang w:eastAsia="pt-BR"/>
-              </w:rPr>
-              <w:t xml:space="preserve"> da </w:t>
-            </w:r>
-            <w:proofErr w:type="spellStart"/>
-            <w:r>
-              <w:rPr>
-                <w:rFonts w:ascii="Aptos Narrow" w:eastAsia="Times New Roman" w:hAnsi="Aptos Narrow" w:cs="Times New Roman"/>
-                <w:color w:val="000000"/>
-                <w:lang w:eastAsia="pt-BR"/>
-              </w:rPr>
-              <w:t>conciliação</w:t>
-            </w:r>
-            <w:proofErr w:type="spellEnd"/>
           </w:p>
         </w:tc>
         <w:tc>
@@ -3447,7 +2521,6 @@
                 <w:lang w:val="pt-BR" w:eastAsia="pt-BR"/>
               </w:rPr>
             </w:pPr>
-            <w:proofErr w:type="spellStart"/>
             <w:r>
               <w:rPr>
                 <w:rFonts w:ascii="Aptos Narrow" w:eastAsia="Times New Roman" w:hAnsi="Aptos Narrow" w:cs="Times New Roman"/>
@@ -3456,7 +2529,6 @@
               </w:rPr>
               <w:t>conciliação-tratada</w:t>
             </w:r>
-            <w:proofErr w:type="spellEnd"/>
           </w:p>
         </w:tc>
         <w:tc>
@@ -3481,41 +2553,13 @@
                 <w:lang w:val="pt-BR" w:eastAsia="pt-BR"/>
               </w:rPr>
             </w:pPr>
-            <w:proofErr w:type="spellStart"/>
             <w:r>
               <w:rPr>
                 <w:rFonts w:ascii="Aptos Narrow" w:eastAsia="Times New Roman" w:hAnsi="Aptos Narrow" w:cs="Times New Roman"/>
                 <w:color w:val="000000"/>
                 <w:lang w:eastAsia="pt-BR"/>
               </w:rPr>
-              <w:t>ConciliacaoService</w:t>
-            </w:r>
-            <w:proofErr w:type="spellEnd"/>
-            <w:r>
-              <w:rPr>
-                <w:rFonts w:ascii="Aptos Narrow" w:eastAsia="Times New Roman" w:hAnsi="Aptos Narrow" w:cs="Times New Roman"/>
-                <w:color w:val="000000"/>
-                <w:lang w:eastAsia="pt-BR"/>
-              </w:rPr>
-              <w:t xml:space="preserve"> (pos-</w:t>
-            </w:r>
-            <w:proofErr w:type="spellStart"/>
-            <w:r>
-              <w:rPr>
-                <w:rFonts w:ascii="Aptos Narrow" w:eastAsia="Times New Roman" w:hAnsi="Aptos Narrow" w:cs="Times New Roman"/>
-                <w:color w:val="000000"/>
-                <w:lang w:eastAsia="pt-BR"/>
-              </w:rPr>
-              <w:t>SageMaker</w:t>
-            </w:r>
-            <w:proofErr w:type="spellEnd"/>
-            <w:r>
-              <w:rPr>
-                <w:rFonts w:ascii="Aptos Narrow" w:eastAsia="Times New Roman" w:hAnsi="Aptos Narrow" w:cs="Times New Roman"/>
-                <w:color w:val="000000"/>
-                <w:lang w:eastAsia="pt-BR"/>
-              </w:rPr>
-              <w:t>)</w:t>
+              <w:t>ConciliacaoService (pos-SageMaker)</w:t>
             </w:r>
           </w:p>
         </w:tc>
@@ -3541,7 +2585,6 @@
                 <w:lang w:val="pt-BR" w:eastAsia="pt-BR"/>
               </w:rPr>
             </w:pPr>
-            <w:proofErr w:type="spellStart"/>
             <w:r>
               <w:rPr>
                 <w:rFonts w:ascii="Aptos Narrow" w:eastAsia="Times New Roman" w:hAnsi="Aptos Narrow" w:cs="Times New Roman"/>
@@ -3550,7 +2593,6 @@
               </w:rPr>
               <w:t>ConciliacaoTratadaConsumer</w:t>
             </w:r>
-            <w:proofErr w:type="spellEnd"/>
           </w:p>
         </w:tc>
       </w:tr>
@@ -3763,27 +2805,7 @@
           <w:szCs w:val="24"/>
           <w:lang w:val="pt-BR"/>
         </w:rPr>
-        <w:t xml:space="preserve">Reprocessamento: replay de eventos históricos </w:t>
-      </w:r>
-      <w:proofErr w:type="gramStart"/>
-      <w:r>
-        <w:rPr>
-          <w:rFonts w:ascii="Vivo Type" w:hAnsi="Vivo Type" w:cs="Vivo Type"/>
-          <w:sz w:val="24"/>
-          <w:szCs w:val="24"/>
-          <w:lang w:val="pt-BR"/>
-        </w:rPr>
-        <w:t>para auditoria</w:t>
-      </w:r>
-      <w:proofErr w:type="gramEnd"/>
-      <w:r>
-        <w:rPr>
-          <w:rFonts w:ascii="Vivo Type" w:hAnsi="Vivo Type" w:cs="Vivo Type"/>
-          <w:sz w:val="24"/>
-          <w:szCs w:val="24"/>
-          <w:lang w:val="pt-BR"/>
-        </w:rPr>
-        <w:t xml:space="preserve"> ou correção</w:t>
+        <w:t>Reprocessamento: replay de eventos históricos para auditoria ou correção</w:t>
       </w:r>
     </w:p>
     <w:p>
@@ -3838,7 +2860,6 @@
           <w:lang w:val="pt-BR"/>
         </w:rPr>
       </w:pPr>
-      <w:proofErr w:type="spellStart"/>
       <w:r>
         <w:rPr>
           <w:rFonts w:ascii="Vivo Type" w:hAnsi="Vivo Type" w:cs="Vivo Type"/>
@@ -3848,19 +2869,7 @@
           <w:szCs w:val="24"/>
           <w:lang w:val="pt-BR"/>
         </w:rPr>
-        <w:t>SpringBoot</w:t>
-      </w:r>
-      <w:proofErr w:type="spellEnd"/>
-      <w:r>
-        <w:rPr>
-          <w:rFonts w:ascii="Vivo Type" w:hAnsi="Vivo Type" w:cs="Vivo Type"/>
-          <w:b/>
-          <w:bCs/>
-          <w:sz w:val="24"/>
-          <w:szCs w:val="24"/>
-          <w:lang w:val="pt-BR"/>
-        </w:rPr>
-        <w:t xml:space="preserve"> (Java 25)</w:t>
+        <w:t>SpringBoot (Java 25)</w:t>
       </w:r>
     </w:p>
     <w:p>
@@ -3881,27 +2890,7 @@
           <w:szCs w:val="24"/>
           <w:lang w:val="pt-BR"/>
         </w:rPr>
-        <w:t xml:space="preserve">Spring Boot e o framework Java mais adotado para microsservicos empresariais. Oferece autoconfiguração, injeção de dependência, integração nativa com Kafka (spring-kafka), JPA, Spring Security e suporte </w:t>
-      </w:r>
-      <w:proofErr w:type="gramStart"/>
-      <w:r>
-        <w:rPr>
-          <w:rFonts w:ascii="Vivo Type" w:hAnsi="Vivo Type" w:cs="Vivo Type"/>
-          <w:sz w:val="24"/>
-          <w:szCs w:val="24"/>
-          <w:lang w:val="pt-BR"/>
-        </w:rPr>
-        <w:t>a</w:t>
-      </w:r>
-      <w:proofErr w:type="gramEnd"/>
-      <w:r>
-        <w:rPr>
-          <w:rFonts w:ascii="Vivo Type" w:hAnsi="Vivo Type" w:cs="Vivo Type"/>
-          <w:sz w:val="24"/>
-          <w:szCs w:val="24"/>
-          <w:lang w:val="pt-BR"/>
-        </w:rPr>
-        <w:t xml:space="preserve"> observabilidade via Actuator e Micrometer. O uso de Java 25 garante suporte de longo prazo e melhorias de performance na JVM.</w:t>
+        <w:t>Spring Boot e o framework Java mais adotado para microsservicos empresariais. Oferece autoconfiguração, injeção de dependência, integração nativa com Kafka (spring-kafka), JPA, Spring Security e suporte a observabilidade via Actuator e Micrometer. O uso de Java 25 garante suporte de longo prazo e melhorias de performance na JVM.</w:t>
       </w:r>
     </w:p>
     <w:p>
@@ -3955,27 +2944,7 @@
           <w:szCs w:val="24"/>
           <w:lang w:val="pt-BR"/>
         </w:rPr>
-        <w:t xml:space="preserve">Spring Data JPA: abstrai o acesso ao banco, permitindo troca de H2 </w:t>
-      </w:r>
-      <w:proofErr w:type="gramStart"/>
-      <w:r>
-        <w:rPr>
-          <w:rFonts w:ascii="Vivo Type" w:hAnsi="Vivo Type" w:cs="Vivo Type"/>
-          <w:sz w:val="24"/>
-          <w:szCs w:val="24"/>
-          <w:lang w:val="pt-BR"/>
-        </w:rPr>
-        <w:t>para PostgreSQL</w:t>
-      </w:r>
-      <w:proofErr w:type="gramEnd"/>
-      <w:r>
-        <w:rPr>
-          <w:rFonts w:ascii="Vivo Type" w:hAnsi="Vivo Type" w:cs="Vivo Type"/>
-          <w:sz w:val="24"/>
-          <w:szCs w:val="24"/>
-          <w:lang w:val="pt-BR"/>
-        </w:rPr>
-        <w:t xml:space="preserve"> sem mudanças no código</w:t>
+        <w:t>Spring Data JPA: abstrai o acesso ao banco, permitindo troca de H2 para PostgreSQL sem mudanças no código</w:t>
       </w:r>
     </w:p>
     <w:p>
@@ -4314,27 +3283,7 @@
           <w:szCs w:val="24"/>
           <w:lang w:val="pt-BR"/>
         </w:rPr>
-        <w:t xml:space="preserve"> [</w:t>
-      </w:r>
-      <w:proofErr w:type="spellStart"/>
-      <w:r>
-        <w:rPr>
-          <w:rFonts w:ascii="Vivo Type" w:hAnsi="Vivo Type" w:cs="Vivo Type"/>
-          <w:sz w:val="24"/>
-          <w:szCs w:val="24"/>
-          <w:lang w:val="pt-BR"/>
-        </w:rPr>
-        <w:t>etc</w:t>
-      </w:r>
-      <w:proofErr w:type="spellEnd"/>
-      <w:r>
-        <w:rPr>
-          <w:rFonts w:ascii="Vivo Type" w:hAnsi="Vivo Type" w:cs="Vivo Type"/>
-          <w:sz w:val="24"/>
-          <w:szCs w:val="24"/>
-          <w:lang w:val="pt-BR"/>
-        </w:rPr>
-        <w:t>]</w:t>
+        <w:t xml:space="preserve"> [etc]</w:t>
       </w:r>
       <w:r>
         <w:rPr>
@@ -4487,27 +3436,7 @@
           <w:szCs w:val="24"/>
           <w:lang w:val="pt-BR"/>
         </w:rPr>
-        <w:t xml:space="preserve">   - </w:t>
-      </w:r>
-      <w:proofErr w:type="gramStart"/>
-      <w:r>
-        <w:rPr>
-          <w:rFonts w:ascii="Vivo Type" w:hAnsi="Vivo Type" w:cs="Vivo Type"/>
-          <w:sz w:val="24"/>
-          <w:szCs w:val="24"/>
-          <w:lang w:val="pt-BR"/>
-        </w:rPr>
-        <w:t>a.</w:t>
-      </w:r>
-      <w:proofErr w:type="gramEnd"/>
-      <w:r>
-        <w:rPr>
-          <w:rFonts w:ascii="Vivo Type" w:hAnsi="Vivo Type" w:cs="Vivo Type"/>
-          <w:sz w:val="24"/>
-          <w:szCs w:val="24"/>
-          <w:lang w:val="pt-BR"/>
-        </w:rPr>
-        <w:t xml:space="preserve"> Escreva um exemplo de código em Java (Spring Boot) que exponha uma API RESTful para consulta de conciliações.</w:t>
+        <w:t xml:space="preserve">   - a. Escreva um exemplo de código em Java (Spring Boot) que exponha uma API RESTful para consulta de conciliações.</w:t>
       </w:r>
     </w:p>
     <w:p>
@@ -4586,17 +3515,7 @@
           <w:szCs w:val="24"/>
           <w:lang w:val="pt-BR"/>
         </w:rPr>
-        <w:t xml:space="preserve"> do Kafka, chama o SageMakerClient (REST), persiste o resultado como entidade Conciliação no banco H2/PostgreSQL, e publica um </w:t>
-      </w:r>
-      <w:proofErr w:type="spellStart"/>
-      <w:r>
-        <w:rPr>
-          <w:rFonts w:ascii="Vivo Type" w:hAnsi="Vivo Type" w:cs="Vivo Type"/>
-          <w:sz w:val="24"/>
-          <w:szCs w:val="24"/>
-          <w:lang w:val="pt-BR"/>
-        </w:rPr>
-        <w:t>Conciliacao</w:t>
+        <w:t xml:space="preserve"> do Kafka, chama o SageMakerClient (REST), persiste o resultado como entidade Conciliação no banco H2/PostgreSQL, e publica um Conciliacao</w:t>
       </w:r>
       <w:r>
         <w:rPr>
@@ -4614,17 +3533,7 @@
           <w:szCs w:val="24"/>
           <w:lang w:val="pt-BR"/>
         </w:rPr>
-        <w:t>Event</w:t>
-      </w:r>
-      <w:proofErr w:type="spellEnd"/>
-      <w:r>
-        <w:rPr>
-          <w:rFonts w:ascii="Vivo Type" w:hAnsi="Vivo Type" w:cs="Vivo Type"/>
-          <w:sz w:val="24"/>
-          <w:szCs w:val="24"/>
-          <w:lang w:val="pt-BR"/>
-        </w:rPr>
-        <w:t xml:space="preserve"> no tópico Kafka. A separação em client, service e producer garante testabilidade e aderência ao princípio de responsabilidade única.</w:t>
+        <w:t>Event no tópico Kafka. A separação em client, service e producer garante testabilidade e aderência ao princípio de responsabilidade única.</w:t>
       </w:r>
     </w:p>
     <w:p>
@@ -4644,27 +3553,7 @@
           <w:szCs w:val="24"/>
           <w:lang w:val="pt-BR"/>
         </w:rPr>
-        <w:t xml:space="preserve">   - </w:t>
-      </w:r>
-      <w:proofErr w:type="gramStart"/>
-      <w:r>
-        <w:rPr>
-          <w:rFonts w:ascii="Vivo Type" w:hAnsi="Vivo Type" w:cs="Vivo Type"/>
-          <w:sz w:val="24"/>
-          <w:szCs w:val="24"/>
-          <w:lang w:val="pt-BR"/>
-        </w:rPr>
-        <w:t>b.</w:t>
-      </w:r>
-      <w:proofErr w:type="gramEnd"/>
-      <w:r>
-        <w:rPr>
-          <w:rFonts w:ascii="Vivo Type" w:hAnsi="Vivo Type" w:cs="Vivo Type"/>
-          <w:sz w:val="24"/>
-          <w:szCs w:val="24"/>
-          <w:lang w:val="pt-BR"/>
-        </w:rPr>
-        <w:t xml:space="preserve"> Escreva um teste automatizado para essa API usando JUnit e Mockito.</w:t>
+        <w:t xml:space="preserve">   - b. Escreva um teste automatizado para essa API usando JUnit e Mockito.</w:t>
       </w:r>
     </w:p>
     <w:p>
@@ -4725,27 +3614,7 @@
           <w:szCs w:val="24"/>
           <w:lang w:val="pt-BR"/>
         </w:rPr>
-        <w:t xml:space="preserve">   - </w:t>
-      </w:r>
-      <w:proofErr w:type="gramStart"/>
-      <w:r>
-        <w:rPr>
-          <w:rFonts w:ascii="Vivo Type" w:hAnsi="Vivo Type" w:cs="Vivo Type"/>
-          <w:sz w:val="24"/>
-          <w:szCs w:val="24"/>
-          <w:lang w:val="pt-BR"/>
-        </w:rPr>
-        <w:t>c.</w:t>
-      </w:r>
-      <w:proofErr w:type="gramEnd"/>
-      <w:r>
-        <w:rPr>
-          <w:rFonts w:ascii="Vivo Type" w:hAnsi="Vivo Type" w:cs="Vivo Type"/>
-          <w:sz w:val="24"/>
-          <w:szCs w:val="24"/>
-          <w:lang w:val="pt-BR"/>
-        </w:rPr>
-        <w:t xml:space="preserve"> Demonstre como aplicar princípios de clean code e testes de unidade.</w:t>
+        <w:t xml:space="preserve">   - c. Demonstre como aplicar princípios de clean code e testes de unidade.</w:t>
       </w:r>
     </w:p>
     <w:p>
@@ -5041,36 +3910,8 @@
           <w:sz w:val="24"/>
           <w:szCs w:val="24"/>
         </w:rPr>
-        <w:t xml:space="preserve">3. </w:t>
+        <w:t>3. Segurança e DevSecOps</w:t>
       </w:r>
-      <w:proofErr w:type="spellStart"/>
-      <w:r>
-        <w:rPr>
-          <w:rFonts w:ascii="Vivo Type" w:hAnsi="Vivo Type" w:cs="Vivo Type"/>
-          <w:sz w:val="24"/>
-          <w:szCs w:val="24"/>
-        </w:rPr>
-        <w:t>Segurança</w:t>
-      </w:r>
-      <w:proofErr w:type="spellEnd"/>
-      <w:r>
-        <w:rPr>
-          <w:rFonts w:ascii="Vivo Type" w:hAnsi="Vivo Type" w:cs="Vivo Type"/>
-          <w:sz w:val="24"/>
-          <w:szCs w:val="24"/>
-        </w:rPr>
-        <w:t xml:space="preserve"> e </w:t>
-      </w:r>
-      <w:proofErr w:type="spellStart"/>
-      <w:r>
-        <w:rPr>
-          <w:rFonts w:ascii="Vivo Type" w:hAnsi="Vivo Type" w:cs="Vivo Type"/>
-          <w:sz w:val="24"/>
-          <w:szCs w:val="24"/>
-        </w:rPr>
-        <w:t>DevSecOps</w:t>
-      </w:r>
-      <w:proofErr w:type="spellEnd"/>
     </w:p>
     <w:p>
       <w:pPr>
@@ -5089,27 +3930,7 @@
           <w:szCs w:val="24"/>
           <w:lang w:val="pt-BR"/>
         </w:rPr>
-        <w:t xml:space="preserve">   - </w:t>
-      </w:r>
-      <w:proofErr w:type="gramStart"/>
-      <w:r>
-        <w:rPr>
-          <w:rFonts w:ascii="Vivo Type" w:hAnsi="Vivo Type" w:cs="Vivo Type"/>
-          <w:sz w:val="24"/>
-          <w:szCs w:val="24"/>
-          <w:lang w:val="pt-BR"/>
-        </w:rPr>
-        <w:t>a.</w:t>
-      </w:r>
-      <w:proofErr w:type="gramEnd"/>
-      <w:r>
-        <w:rPr>
-          <w:rFonts w:ascii="Vivo Type" w:hAnsi="Vivo Type" w:cs="Vivo Type"/>
-          <w:sz w:val="24"/>
-          <w:szCs w:val="24"/>
-          <w:lang w:val="pt-BR"/>
-        </w:rPr>
-        <w:t xml:space="preserve"> Liste práticas de segurança que você aplicaria na API e no pipeline de CI/CD.</w:t>
+        <w:t xml:space="preserve">   - a. Liste práticas de segurança que você aplicaria na API e no pipeline de CI/CD.</w:t>
       </w:r>
     </w:p>
     <w:p>
@@ -5642,26 +4463,7 @@
           <w:lang w:val="pt-BR"/>
         </w:rPr>
         <w:tab/>
-      </w:r>
-      <w:proofErr w:type="gramStart"/>
-      <w:r>
-        <w:rPr>
-          <w:rFonts w:ascii="Vivo Type" w:hAnsi="Vivo Type" w:cs="Vivo Type"/>
-          <w:sz w:val="24"/>
-          <w:szCs w:val="24"/>
-          <w:lang w:val="pt-BR"/>
-        </w:rPr>
-        <w:t>server</w:t>
-      </w:r>
-      <w:proofErr w:type="gramEnd"/>
-      <w:r>
-        <w:rPr>
-          <w:rFonts w:ascii="Vivo Type" w:hAnsi="Vivo Type" w:cs="Vivo Type"/>
-          <w:sz w:val="24"/>
-          <w:szCs w:val="24"/>
-          <w:lang w:val="pt-BR"/>
-        </w:rPr>
-        <w:t>_tokens off: oculta versão do NGINX nos headers de resposta</w:t>
+        <w:t>server_tokens off: oculta versão do NGINX nos headers de resposta</w:t>
       </w:r>
     </w:p>
     <w:p>
@@ -5884,202 +4686,7 @@
                 <w:szCs w:val="20"/>
                 <w:lang w:eastAsia="pt-BR"/>
               </w:rPr>
-              <w:t xml:space="preserve">O que </w:t>
-            </w:r>
-            <w:proofErr w:type="spellStart"/>
-            <w:r>
-              <w:rPr>
-                <w:rFonts w:ascii="Arial" w:eastAsia="Times New Roman" w:hAnsi="Arial" w:cs="Arial"/>
-                <w:b/>
-                <w:bCs/>
-                <w:color w:val="1F3A6E"/>
-                <w:sz w:val="20"/>
-                <w:szCs w:val="20"/>
-                <w:lang w:eastAsia="pt-BR"/>
-              </w:rPr>
-              <w:t>verifica</w:t>
-            </w:r>
-            <w:proofErr w:type="spellEnd"/>
-          </w:p>
-        </w:tc>
-      </w:tr>
-      <w:tr>
-        <w:trPr>
-          <w:trHeight w:val="525"/>
-        </w:trPr>
-        <w:tc>
-          <w:tcPr>
-            <w:tcW w:w="2420" w:type="dxa"/>
-            <w:tcBorders>
-              <w:top w:val="nil"/>
-              <w:left w:val="single" w:sz="8" w:space="0" w:color="auto"/>
-              <w:bottom w:val="single" w:sz="4" w:space="0" w:color="auto"/>
-              <w:right w:val="single" w:sz="4" w:space="0" w:color="auto"/>
-            </w:tcBorders>
-            <w:shd w:val="clear" w:color="auto" w:fill="auto"/>
-            <w:vAlign w:val="bottom"/>
-            <w:hideMark/>
-          </w:tcPr>
-          <w:p>
-            <w:pPr>
-              <w:spacing w:after="0" w:line="240" w:lineRule="auto"/>
-              <w:rPr>
-                <w:rFonts w:ascii="Arial" w:eastAsia="Times New Roman" w:hAnsi="Arial" w:cs="Arial"/>
-                <w:color w:val="000000"/>
-                <w:sz w:val="20"/>
-                <w:szCs w:val="20"/>
-                <w:lang w:val="pt-BR" w:eastAsia="pt-BR"/>
-              </w:rPr>
-            </w:pPr>
-            <w:r>
-              <w:rPr>
-                <w:rFonts w:ascii="Arial" w:eastAsia="Times New Roman" w:hAnsi="Arial" w:cs="Arial"/>
-                <w:color w:val="000000"/>
-                <w:sz w:val="20"/>
-                <w:szCs w:val="20"/>
-                <w:lang w:eastAsia="pt-BR"/>
-              </w:rPr>
-              <w:t>SAST (Static Analysis)</w:t>
-            </w:r>
-          </w:p>
-        </w:tc>
-        <w:tc>
-          <w:tcPr>
-            <w:tcW w:w="3180" w:type="dxa"/>
-            <w:tcBorders>
-              <w:top w:val="nil"/>
-              <w:left w:val="nil"/>
-              <w:bottom w:val="single" w:sz="4" w:space="0" w:color="auto"/>
-              <w:right w:val="single" w:sz="4" w:space="0" w:color="auto"/>
-            </w:tcBorders>
-            <w:shd w:val="clear" w:color="auto" w:fill="auto"/>
-            <w:vAlign w:val="bottom"/>
-            <w:hideMark/>
-          </w:tcPr>
-          <w:p>
-            <w:pPr>
-              <w:spacing w:after="0" w:line="240" w:lineRule="auto"/>
-              <w:rPr>
-                <w:rFonts w:ascii="Arial" w:eastAsia="Times New Roman" w:hAnsi="Arial" w:cs="Arial"/>
-                <w:color w:val="000000"/>
-                <w:sz w:val="20"/>
-                <w:szCs w:val="20"/>
-                <w:lang w:val="pt-BR" w:eastAsia="pt-BR"/>
-              </w:rPr>
-            </w:pPr>
-            <w:r>
-              <w:rPr>
-                <w:rFonts w:ascii="Arial" w:eastAsia="Times New Roman" w:hAnsi="Arial" w:cs="Arial"/>
-                <w:color w:val="000000"/>
-                <w:sz w:val="20"/>
-                <w:szCs w:val="20"/>
-                <w:lang w:eastAsia="pt-BR"/>
-              </w:rPr>
-              <w:t xml:space="preserve">SonarQube / </w:t>
-            </w:r>
-            <w:proofErr w:type="spellStart"/>
-            <w:r>
-              <w:rPr>
-                <w:rFonts w:ascii="Arial" w:eastAsia="Times New Roman" w:hAnsi="Arial" w:cs="Arial"/>
-                <w:color w:val="000000"/>
-                <w:sz w:val="20"/>
-                <w:szCs w:val="20"/>
-                <w:lang w:eastAsia="pt-BR"/>
-              </w:rPr>
-              <w:t>SpotBugs</w:t>
-            </w:r>
-            <w:proofErr w:type="spellEnd"/>
-          </w:p>
-        </w:tc>
-        <w:tc>
-          <w:tcPr>
-            <w:tcW w:w="3260" w:type="dxa"/>
-            <w:tcBorders>
-              <w:top w:val="nil"/>
-              <w:left w:val="nil"/>
-              <w:bottom w:val="single" w:sz="4" w:space="0" w:color="auto"/>
-              <w:right w:val="single" w:sz="8" w:space="0" w:color="auto"/>
-            </w:tcBorders>
-            <w:shd w:val="clear" w:color="auto" w:fill="auto"/>
-            <w:vAlign w:val="bottom"/>
-            <w:hideMark/>
-          </w:tcPr>
-          <w:p>
-            <w:pPr>
-              <w:spacing w:after="0" w:line="240" w:lineRule="auto"/>
-              <w:rPr>
-                <w:rFonts w:ascii="Arial" w:eastAsia="Times New Roman" w:hAnsi="Arial" w:cs="Arial"/>
-                <w:color w:val="000000"/>
-                <w:sz w:val="20"/>
-                <w:szCs w:val="20"/>
-                <w:lang w:val="pt-BR" w:eastAsia="pt-BR"/>
-              </w:rPr>
-            </w:pPr>
-            <w:proofErr w:type="spellStart"/>
-            <w:r>
-              <w:rPr>
-                <w:rFonts w:ascii="Arial" w:eastAsia="Times New Roman" w:hAnsi="Arial" w:cs="Arial"/>
-                <w:color w:val="000000"/>
-                <w:sz w:val="20"/>
-                <w:szCs w:val="20"/>
-                <w:lang w:eastAsia="pt-BR"/>
-              </w:rPr>
-              <w:t>Vulnerabilidades</w:t>
-            </w:r>
-            <w:proofErr w:type="spellEnd"/>
-            <w:r>
-              <w:rPr>
-                <w:rFonts w:ascii="Arial" w:eastAsia="Times New Roman" w:hAnsi="Arial" w:cs="Arial"/>
-                <w:color w:val="000000"/>
-                <w:sz w:val="20"/>
-                <w:szCs w:val="20"/>
-                <w:lang w:eastAsia="pt-BR"/>
-              </w:rPr>
-              <w:t xml:space="preserve"> no </w:t>
-            </w:r>
-            <w:proofErr w:type="spellStart"/>
-            <w:r>
-              <w:rPr>
-                <w:rFonts w:ascii="Cambria" w:eastAsia="Times New Roman" w:hAnsi="Cambria" w:cs="Arial"/>
-                <w:color w:val="000000"/>
-                <w:sz w:val="20"/>
-                <w:szCs w:val="20"/>
-                <w:lang w:eastAsia="pt-BR"/>
-              </w:rPr>
-              <w:t>código-fonte</w:t>
-            </w:r>
-            <w:proofErr w:type="spellEnd"/>
-            <w:r>
-              <w:rPr>
-                <w:rFonts w:ascii="Arial" w:eastAsia="Times New Roman" w:hAnsi="Arial" w:cs="Arial"/>
-                <w:color w:val="000000"/>
-                <w:sz w:val="20"/>
-                <w:szCs w:val="20"/>
-                <w:lang w:eastAsia="pt-BR"/>
-              </w:rPr>
-              <w:t xml:space="preserve">, code smells, </w:t>
-            </w:r>
-            <w:proofErr w:type="spellStart"/>
-            <w:r>
-              <w:rPr>
-                <w:rFonts w:ascii="Arial" w:eastAsia="Times New Roman" w:hAnsi="Arial" w:cs="Arial"/>
-                <w:color w:val="000000"/>
-                <w:sz w:val="20"/>
-                <w:szCs w:val="20"/>
-                <w:lang w:eastAsia="pt-BR"/>
-              </w:rPr>
-              <w:t>cobertura</w:t>
-            </w:r>
-            <w:proofErr w:type="spellEnd"/>
-            <w:r>
-              <w:rPr>
-                <w:rFonts w:ascii="Arial" w:eastAsia="Times New Roman" w:hAnsi="Arial" w:cs="Arial"/>
-                <w:color w:val="000000"/>
-                <w:sz w:val="20"/>
-                <w:szCs w:val="20"/>
-                <w:lang w:eastAsia="pt-BR"/>
-              </w:rPr>
-              <w:t xml:space="preserve"> de testes</w:t>
+              <w:t>O que verifica</w:t>
             </w:r>
           </w:p>
         </w:tc>
@@ -6120,6 +4727,139 @@
                 <w:szCs w:val="20"/>
                 <w:lang w:eastAsia="pt-BR"/>
               </w:rPr>
+              <w:t>SAST (Static Analysis)</w:t>
+            </w:r>
+          </w:p>
+        </w:tc>
+        <w:tc>
+          <w:tcPr>
+            <w:tcW w:w="3180" w:type="dxa"/>
+            <w:tcBorders>
+              <w:top w:val="nil"/>
+              <w:left w:val="nil"/>
+              <w:bottom w:val="single" w:sz="4" w:space="0" w:color="auto"/>
+              <w:right w:val="single" w:sz="4" w:space="0" w:color="auto"/>
+            </w:tcBorders>
+            <w:shd w:val="clear" w:color="auto" w:fill="auto"/>
+            <w:vAlign w:val="bottom"/>
+            <w:hideMark/>
+          </w:tcPr>
+          <w:p>
+            <w:pPr>
+              <w:spacing w:after="0" w:line="240" w:lineRule="auto"/>
+              <w:rPr>
+                <w:rFonts w:ascii="Arial" w:eastAsia="Times New Roman" w:hAnsi="Arial" w:cs="Arial"/>
+                <w:color w:val="000000"/>
+                <w:sz w:val="20"/>
+                <w:szCs w:val="20"/>
+                <w:lang w:val="pt-BR" w:eastAsia="pt-BR"/>
+              </w:rPr>
+            </w:pPr>
+            <w:r>
+              <w:rPr>
+                <w:rFonts w:ascii="Arial" w:eastAsia="Times New Roman" w:hAnsi="Arial" w:cs="Arial"/>
+                <w:color w:val="000000"/>
+                <w:sz w:val="20"/>
+                <w:szCs w:val="20"/>
+                <w:lang w:eastAsia="pt-BR"/>
+              </w:rPr>
+              <w:t>SonarQube / SpotBugs</w:t>
+            </w:r>
+          </w:p>
+        </w:tc>
+        <w:tc>
+          <w:tcPr>
+            <w:tcW w:w="3260" w:type="dxa"/>
+            <w:tcBorders>
+              <w:top w:val="nil"/>
+              <w:left w:val="nil"/>
+              <w:bottom w:val="single" w:sz="4" w:space="0" w:color="auto"/>
+              <w:right w:val="single" w:sz="8" w:space="0" w:color="auto"/>
+            </w:tcBorders>
+            <w:shd w:val="clear" w:color="auto" w:fill="auto"/>
+            <w:vAlign w:val="bottom"/>
+            <w:hideMark/>
+          </w:tcPr>
+          <w:p>
+            <w:pPr>
+              <w:spacing w:after="0" w:line="240" w:lineRule="auto"/>
+              <w:rPr>
+                <w:rFonts w:ascii="Arial" w:eastAsia="Times New Roman" w:hAnsi="Arial" w:cs="Arial"/>
+                <w:color w:val="000000"/>
+                <w:sz w:val="20"/>
+                <w:szCs w:val="20"/>
+                <w:lang w:val="pt-BR" w:eastAsia="pt-BR"/>
+              </w:rPr>
+            </w:pPr>
+            <w:r>
+              <w:rPr>
+                <w:rFonts w:ascii="Arial" w:eastAsia="Times New Roman" w:hAnsi="Arial" w:cs="Arial"/>
+                <w:color w:val="000000"/>
+                <w:sz w:val="20"/>
+                <w:szCs w:val="20"/>
+                <w:lang w:eastAsia="pt-BR"/>
+              </w:rPr>
+              <w:t xml:space="preserve">Vulnerabilidades no </w:t>
+            </w:r>
+            <w:r>
+              <w:rPr>
+                <w:rFonts w:ascii="Cambria" w:eastAsia="Times New Roman" w:hAnsi="Cambria" w:cs="Arial"/>
+                <w:color w:val="000000"/>
+                <w:sz w:val="20"/>
+                <w:szCs w:val="20"/>
+                <w:lang w:eastAsia="pt-BR"/>
+              </w:rPr>
+              <w:t>código-fonte</w:t>
+            </w:r>
+            <w:r>
+              <w:rPr>
+                <w:rFonts w:ascii="Arial" w:eastAsia="Times New Roman" w:hAnsi="Arial" w:cs="Arial"/>
+                <w:color w:val="000000"/>
+                <w:sz w:val="20"/>
+                <w:szCs w:val="20"/>
+                <w:lang w:eastAsia="pt-BR"/>
+              </w:rPr>
+              <w:t>, code smells, cobertura de testes</w:t>
+            </w:r>
+          </w:p>
+        </w:tc>
+      </w:tr>
+      <w:tr>
+        <w:trPr>
+          <w:trHeight w:val="525"/>
+        </w:trPr>
+        <w:tc>
+          <w:tcPr>
+            <w:tcW w:w="2420" w:type="dxa"/>
+            <w:tcBorders>
+              <w:top w:val="nil"/>
+              <w:left w:val="single" w:sz="8" w:space="0" w:color="auto"/>
+              <w:bottom w:val="single" w:sz="4" w:space="0" w:color="auto"/>
+              <w:right w:val="single" w:sz="4" w:space="0" w:color="auto"/>
+            </w:tcBorders>
+            <w:shd w:val="clear" w:color="auto" w:fill="auto"/>
+            <w:vAlign w:val="bottom"/>
+            <w:hideMark/>
+          </w:tcPr>
+          <w:p>
+            <w:pPr>
+              <w:spacing w:after="0" w:line="240" w:lineRule="auto"/>
+              <w:rPr>
+                <w:rFonts w:ascii="Arial" w:eastAsia="Times New Roman" w:hAnsi="Arial" w:cs="Arial"/>
+                <w:color w:val="000000"/>
+                <w:sz w:val="20"/>
+                <w:szCs w:val="20"/>
+                <w:lang w:val="pt-BR" w:eastAsia="pt-BR"/>
+              </w:rPr>
+            </w:pPr>
+            <w:r>
+              <w:rPr>
+                <w:rFonts w:ascii="Arial" w:eastAsia="Times New Roman" w:hAnsi="Arial" w:cs="Arial"/>
+                <w:color w:val="000000"/>
+                <w:sz w:val="20"/>
+                <w:szCs w:val="20"/>
+                <w:lang w:eastAsia="pt-BR"/>
+              </w:rPr>
               <w:t>Dependency Check</w:t>
             </w:r>
           </w:p>
@@ -6192,53 +4932,8 @@
                 <w:szCs w:val="20"/>
                 <w:lang w:eastAsia="pt-BR"/>
               </w:rPr>
-              <w:t xml:space="preserve">CVEs </w:t>
+              <w:t xml:space="preserve">CVEs conhecidos nas </w:t>
             </w:r>
-            <w:proofErr w:type="spellStart"/>
-            <w:r>
-              <w:rPr>
-                <w:rFonts w:ascii="Arial" w:eastAsia="Times New Roman" w:hAnsi="Arial" w:cs="Arial"/>
-                <w:color w:val="000000"/>
-                <w:sz w:val="20"/>
-                <w:szCs w:val="20"/>
-                <w:lang w:eastAsia="pt-BR"/>
-              </w:rPr>
-              <w:t>conhecidos</w:t>
-            </w:r>
-            <w:proofErr w:type="spellEnd"/>
-            <w:r>
-              <w:rPr>
-                <w:rFonts w:ascii="Arial" w:eastAsia="Times New Roman" w:hAnsi="Arial" w:cs="Arial"/>
-                <w:color w:val="000000"/>
-                <w:sz w:val="20"/>
-                <w:szCs w:val="20"/>
-                <w:lang w:eastAsia="pt-BR"/>
-              </w:rPr>
-              <w:t xml:space="preserve"> </w:t>
-            </w:r>
-            <w:proofErr w:type="spellStart"/>
-            <w:r>
-              <w:rPr>
-                <w:rFonts w:ascii="Arial" w:eastAsia="Times New Roman" w:hAnsi="Arial" w:cs="Arial"/>
-                <w:color w:val="000000"/>
-                <w:sz w:val="20"/>
-                <w:szCs w:val="20"/>
-                <w:lang w:eastAsia="pt-BR"/>
-              </w:rPr>
-              <w:t>nas</w:t>
-            </w:r>
-            <w:proofErr w:type="spellEnd"/>
-            <w:r>
-              <w:rPr>
-                <w:rFonts w:ascii="Arial" w:eastAsia="Times New Roman" w:hAnsi="Arial" w:cs="Arial"/>
-                <w:color w:val="000000"/>
-                <w:sz w:val="20"/>
-                <w:szCs w:val="20"/>
-                <w:lang w:eastAsia="pt-BR"/>
-              </w:rPr>
-              <w:t xml:space="preserve"> </w:t>
-            </w:r>
-            <w:proofErr w:type="spellStart"/>
             <w:r>
               <w:rPr>
                 <w:rFonts w:ascii="Cambria" w:eastAsia="Times New Roman" w:hAnsi="Cambria" w:cs="Arial"/>
@@ -6249,7 +4944,6 @@
               </w:rPr>
               <w:t>dependências</w:t>
             </w:r>
-            <w:proofErr w:type="spellEnd"/>
             <w:r>
               <w:rPr>
                 <w:rFonts w:ascii="Arial" w:eastAsia="Times New Roman" w:hAnsi="Arial" w:cs="Arial"/>
@@ -6327,7 +5021,6 @@
                 <w:lang w:val="pt-BR" w:eastAsia="pt-BR"/>
               </w:rPr>
             </w:pPr>
-            <w:proofErr w:type="spellStart"/>
             <w:r>
               <w:rPr>
                 <w:rFonts w:ascii="Arial" w:eastAsia="Times New Roman" w:hAnsi="Arial" w:cs="Arial"/>
@@ -6336,31 +5029,8 @@
                 <w:szCs w:val="20"/>
                 <w:lang w:eastAsia="pt-BR"/>
               </w:rPr>
-              <w:t>Trivy</w:t>
+              <w:t>Trivy / Snyk</w:t>
             </w:r>
-            <w:proofErr w:type="spellEnd"/>
-            <w:r>
-              <w:rPr>
-                <w:rFonts w:ascii="Arial" w:eastAsia="Times New Roman" w:hAnsi="Arial" w:cs="Arial"/>
-                <w:color w:val="000000"/>
-                <w:sz w:val="20"/>
-                <w:szCs w:val="20"/>
-                <w:lang w:eastAsia="pt-BR"/>
-              </w:rPr>
-              <w:t xml:space="preserve"> / </w:t>
-            </w:r>
-            <w:proofErr w:type="spellStart"/>
-            <w:r>
-              <w:rPr>
-                <w:rFonts w:ascii="Arial" w:eastAsia="Times New Roman" w:hAnsi="Arial" w:cs="Arial"/>
-                <w:color w:val="000000"/>
-                <w:sz w:val="20"/>
-                <w:szCs w:val="20"/>
-                <w:lang w:eastAsia="pt-BR"/>
-              </w:rPr>
-              <w:t>Snyk</w:t>
-            </w:r>
-            <w:proofErr w:type="spellEnd"/>
           </w:p>
         </w:tc>
         <w:tc>
@@ -6387,7 +5057,6 @@
                 <w:lang w:val="pt-BR" w:eastAsia="pt-BR"/>
               </w:rPr>
             </w:pPr>
-            <w:proofErr w:type="spellStart"/>
             <w:r>
               <w:rPr>
                 <w:rFonts w:ascii="Arial" w:eastAsia="Times New Roman" w:hAnsi="Arial" w:cs="Arial"/>
@@ -6396,62 +5065,7 @@
                 <w:szCs w:val="20"/>
                 <w:lang w:eastAsia="pt-BR"/>
               </w:rPr>
-              <w:t>Vulnerabilidades</w:t>
-            </w:r>
-            <w:proofErr w:type="spellEnd"/>
-            <w:r>
-              <w:rPr>
-                <w:rFonts w:ascii="Arial" w:eastAsia="Times New Roman" w:hAnsi="Arial" w:cs="Arial"/>
-                <w:color w:val="000000"/>
-                <w:sz w:val="20"/>
-                <w:szCs w:val="20"/>
-                <w:lang w:eastAsia="pt-BR"/>
-              </w:rPr>
-              <w:t xml:space="preserve"> </w:t>
-            </w:r>
-            <w:proofErr w:type="spellStart"/>
-            <w:r>
-              <w:rPr>
-                <w:rFonts w:ascii="Arial" w:eastAsia="Times New Roman" w:hAnsi="Arial" w:cs="Arial"/>
-                <w:color w:val="000000"/>
-                <w:sz w:val="20"/>
-                <w:szCs w:val="20"/>
-                <w:lang w:eastAsia="pt-BR"/>
-              </w:rPr>
-              <w:t>nas</w:t>
-            </w:r>
-            <w:proofErr w:type="spellEnd"/>
-            <w:r>
-              <w:rPr>
-                <w:rFonts w:ascii="Arial" w:eastAsia="Times New Roman" w:hAnsi="Arial" w:cs="Arial"/>
-                <w:color w:val="000000"/>
-                <w:sz w:val="20"/>
-                <w:szCs w:val="20"/>
-                <w:lang w:eastAsia="pt-BR"/>
-              </w:rPr>
-              <w:t xml:space="preserve"> imagens Docker (OS e </w:t>
-            </w:r>
-            <w:proofErr w:type="spellStart"/>
-            <w:r>
-              <w:rPr>
-                <w:rFonts w:ascii="Arial" w:eastAsia="Times New Roman" w:hAnsi="Arial" w:cs="Arial"/>
-                <w:color w:val="000000"/>
-                <w:sz w:val="20"/>
-                <w:szCs w:val="20"/>
-                <w:lang w:eastAsia="pt-BR"/>
-              </w:rPr>
-              <w:t>pacotes</w:t>
-            </w:r>
-            <w:proofErr w:type="spellEnd"/>
-            <w:r>
-              <w:rPr>
-                <w:rFonts w:ascii="Arial" w:eastAsia="Times New Roman" w:hAnsi="Arial" w:cs="Arial"/>
-                <w:color w:val="000000"/>
-                <w:sz w:val="20"/>
-                <w:szCs w:val="20"/>
-                <w:lang w:eastAsia="pt-BR"/>
-              </w:rPr>
-              <w:t>)</w:t>
+              <w:t>Vulnerabilidades nas imagens Docker (OS e pacotes)</w:t>
             </w:r>
           </w:p>
         </w:tc>
@@ -6520,7 +5134,6 @@
                 <w:lang w:val="pt-BR" w:eastAsia="pt-BR"/>
               </w:rPr>
             </w:pPr>
-            <w:proofErr w:type="spellStart"/>
             <w:r>
               <w:rPr>
                 <w:rFonts w:ascii="Arial" w:eastAsia="Times New Roman" w:hAnsi="Arial" w:cs="Arial"/>
@@ -6529,211 +5142,7 @@
                 <w:szCs w:val="20"/>
                 <w:lang w:eastAsia="pt-BR"/>
               </w:rPr>
-              <w:t>GitLeaks</w:t>
-            </w:r>
-            <w:proofErr w:type="spellEnd"/>
-            <w:r>
-              <w:rPr>
-                <w:rFonts w:ascii="Arial" w:eastAsia="Times New Roman" w:hAnsi="Arial" w:cs="Arial"/>
-                <w:color w:val="000000"/>
-                <w:sz w:val="20"/>
-                <w:szCs w:val="20"/>
-                <w:lang w:eastAsia="pt-BR"/>
-              </w:rPr>
-              <w:t xml:space="preserve"> / </w:t>
-            </w:r>
-            <w:proofErr w:type="spellStart"/>
-            <w:r>
-              <w:rPr>
-                <w:rFonts w:ascii="Arial" w:eastAsia="Times New Roman" w:hAnsi="Arial" w:cs="Arial"/>
-                <w:color w:val="000000"/>
-                <w:sz w:val="20"/>
-                <w:szCs w:val="20"/>
-                <w:lang w:eastAsia="pt-BR"/>
-              </w:rPr>
-              <w:t>TruffleHog</w:t>
-            </w:r>
-            <w:proofErr w:type="spellEnd"/>
-          </w:p>
-        </w:tc>
-        <w:tc>
-          <w:tcPr>
-            <w:tcW w:w="3260" w:type="dxa"/>
-            <w:tcBorders>
-              <w:top w:val="nil"/>
-              <w:left w:val="nil"/>
-              <w:bottom w:val="single" w:sz="4" w:space="0" w:color="auto"/>
-              <w:right w:val="single" w:sz="8" w:space="0" w:color="auto"/>
-            </w:tcBorders>
-            <w:shd w:val="clear" w:color="auto" w:fill="auto"/>
-            <w:vAlign w:val="bottom"/>
-            <w:hideMark/>
-          </w:tcPr>
-          <w:p>
-            <w:pPr>
-              <w:spacing w:after="0" w:line="240" w:lineRule="auto"/>
-              <w:rPr>
-                <w:rFonts w:ascii="Arial" w:eastAsia="Times New Roman" w:hAnsi="Arial" w:cs="Arial"/>
-                <w:color w:val="000000"/>
-                <w:sz w:val="20"/>
-                <w:szCs w:val="20"/>
-                <w:lang w:val="pt-BR" w:eastAsia="pt-BR"/>
-              </w:rPr>
-            </w:pPr>
-            <w:proofErr w:type="spellStart"/>
-            <w:r>
-              <w:rPr>
-                <w:rFonts w:ascii="Arial" w:eastAsia="Times New Roman" w:hAnsi="Arial" w:cs="Arial"/>
-                <w:color w:val="000000"/>
-                <w:sz w:val="20"/>
-                <w:szCs w:val="20"/>
-                <w:lang w:eastAsia="pt-BR"/>
-              </w:rPr>
-              <w:t>Segredos</w:t>
-            </w:r>
-            <w:proofErr w:type="spellEnd"/>
-            <w:r>
-              <w:rPr>
-                <w:rFonts w:ascii="Arial" w:eastAsia="Times New Roman" w:hAnsi="Arial" w:cs="Arial"/>
-                <w:color w:val="000000"/>
-                <w:sz w:val="20"/>
-                <w:szCs w:val="20"/>
-                <w:lang w:eastAsia="pt-BR"/>
-              </w:rPr>
-              <w:t xml:space="preserve"> e </w:t>
-            </w:r>
-            <w:proofErr w:type="spellStart"/>
-            <w:r>
-              <w:rPr>
-                <w:rFonts w:ascii="Arial" w:eastAsia="Times New Roman" w:hAnsi="Arial" w:cs="Arial"/>
-                <w:color w:val="000000"/>
-                <w:sz w:val="20"/>
-                <w:szCs w:val="20"/>
-                <w:lang w:eastAsia="pt-BR"/>
-              </w:rPr>
-              <w:t>credenciais</w:t>
-            </w:r>
-            <w:proofErr w:type="spellEnd"/>
-            <w:r>
-              <w:rPr>
-                <w:rFonts w:ascii="Arial" w:eastAsia="Times New Roman" w:hAnsi="Arial" w:cs="Arial"/>
-                <w:color w:val="000000"/>
-                <w:sz w:val="20"/>
-                <w:szCs w:val="20"/>
-                <w:lang w:eastAsia="pt-BR"/>
-              </w:rPr>
-              <w:t xml:space="preserve"> </w:t>
-            </w:r>
-            <w:proofErr w:type="spellStart"/>
-            <w:r>
-              <w:rPr>
-                <w:rFonts w:ascii="Arial" w:eastAsia="Times New Roman" w:hAnsi="Arial" w:cs="Arial"/>
-                <w:color w:val="000000"/>
-                <w:sz w:val="20"/>
-                <w:szCs w:val="20"/>
-                <w:lang w:eastAsia="pt-BR"/>
-              </w:rPr>
-              <w:t>acidentalmente</w:t>
-            </w:r>
-            <w:proofErr w:type="spellEnd"/>
-            <w:r>
-              <w:rPr>
-                <w:rFonts w:ascii="Arial" w:eastAsia="Times New Roman" w:hAnsi="Arial" w:cs="Arial"/>
-                <w:color w:val="000000"/>
-                <w:sz w:val="20"/>
-                <w:szCs w:val="20"/>
-                <w:lang w:eastAsia="pt-BR"/>
-              </w:rPr>
-              <w:t xml:space="preserve"> </w:t>
-            </w:r>
-            <w:proofErr w:type="spellStart"/>
-            <w:r>
-              <w:rPr>
-                <w:rFonts w:ascii="Arial" w:eastAsia="Times New Roman" w:hAnsi="Arial" w:cs="Arial"/>
-                <w:color w:val="000000"/>
-                <w:sz w:val="20"/>
-                <w:szCs w:val="20"/>
-                <w:lang w:eastAsia="pt-BR"/>
-              </w:rPr>
-              <w:t>commitados</w:t>
-            </w:r>
-            <w:proofErr w:type="spellEnd"/>
-          </w:p>
-        </w:tc>
-      </w:tr>
-      <w:tr>
-        <w:trPr>
-          <w:trHeight w:val="525"/>
-        </w:trPr>
-        <w:tc>
-          <w:tcPr>
-            <w:tcW w:w="2420" w:type="dxa"/>
-            <w:tcBorders>
-              <w:top w:val="nil"/>
-              <w:left w:val="single" w:sz="8" w:space="0" w:color="auto"/>
-              <w:bottom w:val="single" w:sz="4" w:space="0" w:color="auto"/>
-              <w:right w:val="single" w:sz="4" w:space="0" w:color="auto"/>
-            </w:tcBorders>
-            <w:shd w:val="clear" w:color="auto" w:fill="auto"/>
-            <w:vAlign w:val="bottom"/>
-            <w:hideMark/>
-          </w:tcPr>
-          <w:p>
-            <w:pPr>
-              <w:spacing w:after="0" w:line="240" w:lineRule="auto"/>
-              <w:rPr>
-                <w:rFonts w:ascii="Arial" w:eastAsia="Times New Roman" w:hAnsi="Arial" w:cs="Arial"/>
-                <w:color w:val="000000"/>
-                <w:sz w:val="20"/>
-                <w:szCs w:val="20"/>
-                <w:lang w:val="pt-BR" w:eastAsia="pt-BR"/>
-              </w:rPr>
-            </w:pPr>
-            <w:r>
-              <w:rPr>
-                <w:rFonts w:ascii="Arial" w:eastAsia="Times New Roman" w:hAnsi="Arial" w:cs="Arial"/>
-                <w:color w:val="000000"/>
-                <w:sz w:val="20"/>
-                <w:szCs w:val="20"/>
-                <w:lang w:eastAsia="pt-BR"/>
-              </w:rPr>
-              <w:t>DAST (Dynamic Analysis)</w:t>
-            </w:r>
-          </w:p>
-        </w:tc>
-        <w:tc>
-          <w:tcPr>
-            <w:tcW w:w="3180" w:type="dxa"/>
-            <w:tcBorders>
-              <w:top w:val="nil"/>
-              <w:left w:val="nil"/>
-              <w:bottom w:val="single" w:sz="4" w:space="0" w:color="auto"/>
-              <w:right w:val="single" w:sz="4" w:space="0" w:color="auto"/>
-            </w:tcBorders>
-            <w:shd w:val="clear" w:color="auto" w:fill="auto"/>
-            <w:vAlign w:val="bottom"/>
-            <w:hideMark/>
-          </w:tcPr>
-          <w:p>
-            <w:pPr>
-              <w:spacing w:after="0" w:line="240" w:lineRule="auto"/>
-              <w:rPr>
-                <w:rFonts w:ascii="Arial" w:eastAsia="Times New Roman" w:hAnsi="Arial" w:cs="Arial"/>
-                <w:color w:val="000000"/>
-                <w:sz w:val="20"/>
-                <w:szCs w:val="20"/>
-                <w:lang w:val="pt-BR" w:eastAsia="pt-BR"/>
-              </w:rPr>
-            </w:pPr>
-            <w:r>
-              <w:rPr>
-                <w:rFonts w:ascii="Arial" w:eastAsia="Times New Roman" w:hAnsi="Arial" w:cs="Arial"/>
-                <w:color w:val="000000"/>
-                <w:sz w:val="20"/>
-                <w:szCs w:val="20"/>
-                <w:lang w:eastAsia="pt-BR"/>
-              </w:rPr>
-              <w:t>OWASP ZAP</w:t>
+              <w:t>GitLeaks / TruffleHog</w:t>
             </w:r>
           </w:p>
         </w:tc>
@@ -6761,7 +5170,6 @@
                 <w:lang w:val="pt-BR" w:eastAsia="pt-BR"/>
               </w:rPr>
             </w:pPr>
-            <w:proofErr w:type="spellStart"/>
             <w:r>
               <w:rPr>
                 <w:rFonts w:ascii="Arial" w:eastAsia="Times New Roman" w:hAnsi="Arial" w:cs="Arial"/>
@@ -6770,40 +5178,7 @@
                 <w:szCs w:val="20"/>
                 <w:lang w:eastAsia="pt-BR"/>
               </w:rPr>
-              <w:t>Vulnerabilidades</w:t>
-            </w:r>
-            <w:proofErr w:type="spellEnd"/>
-            <w:r>
-              <w:rPr>
-                <w:rFonts w:ascii="Arial" w:eastAsia="Times New Roman" w:hAnsi="Arial" w:cs="Arial"/>
-                <w:color w:val="000000"/>
-                <w:sz w:val="20"/>
-                <w:szCs w:val="20"/>
-                <w:lang w:eastAsia="pt-BR"/>
-              </w:rPr>
-              <w:t xml:space="preserve"> </w:t>
-            </w:r>
-            <w:proofErr w:type="spellStart"/>
-            <w:r>
-              <w:rPr>
-                <w:rFonts w:ascii="Arial" w:eastAsia="Times New Roman" w:hAnsi="Arial" w:cs="Arial"/>
-                <w:color w:val="000000"/>
-                <w:sz w:val="20"/>
-                <w:szCs w:val="20"/>
-                <w:lang w:eastAsia="pt-BR"/>
-              </w:rPr>
-              <w:t>em</w:t>
-            </w:r>
-            <w:proofErr w:type="spellEnd"/>
-            <w:r>
-              <w:rPr>
-                <w:rFonts w:ascii="Arial" w:eastAsia="Times New Roman" w:hAnsi="Arial" w:cs="Arial"/>
-                <w:color w:val="000000"/>
-                <w:sz w:val="20"/>
-                <w:szCs w:val="20"/>
-                <w:lang w:eastAsia="pt-BR"/>
-              </w:rPr>
-              <w:t xml:space="preserve"> runtime: SQLi, XSS, CSRF, headers</w:t>
+              <w:t>Segredos e credenciais acidentalmente commitados</w:t>
             </w:r>
           </w:p>
         </w:tc>
@@ -6844,20 +5219,8 @@
                 <w:szCs w:val="20"/>
                 <w:lang w:eastAsia="pt-BR"/>
               </w:rPr>
-              <w:t xml:space="preserve">Testes </w:t>
+              <w:t>DAST (Dynamic Analysis)</w:t>
             </w:r>
-            <w:proofErr w:type="spellStart"/>
-            <w:r>
-              <w:rPr>
-                <w:rFonts w:ascii="Cambria" w:eastAsia="Times New Roman" w:hAnsi="Cambria" w:cs="Arial"/>
-                <w:color w:val="000000"/>
-                <w:sz w:val="20"/>
-                <w:szCs w:val="20"/>
-                <w:lang w:eastAsia="pt-BR"/>
-              </w:rPr>
-              <w:t>Unitários</w:t>
-            </w:r>
-            <w:proofErr w:type="spellEnd"/>
           </w:p>
         </w:tc>
         <w:tc>
@@ -6892,7 +5255,7 @@
                 <w:szCs w:val="20"/>
                 <w:lang w:eastAsia="pt-BR"/>
               </w:rPr>
-              <w:t>JUnit 5 + Mockito</w:t>
+              <w:t>OWASP ZAP</w:t>
             </w:r>
           </w:p>
         </w:tc>
@@ -6920,83 +5283,16 @@
                 <w:lang w:val="pt-BR" w:eastAsia="pt-BR"/>
               </w:rPr>
             </w:pPr>
-            <w:proofErr w:type="spellStart"/>
             <w:r>
               <w:rPr>
                 <w:rFonts w:ascii="Arial" w:eastAsia="Times New Roman" w:hAnsi="Arial" w:cs="Arial"/>
+                <w:color w:val="000000"/>
                 <w:sz w:val="20"/>
                 <w:szCs w:val="20"/>
                 <w:lang w:eastAsia="pt-BR"/>
               </w:rPr>
-              <w:t>Regressão</w:t>
+              <w:t>Vulnerabilidades em runtime: SQLi, XSS, CSRF, headers</w:t>
             </w:r>
-            <w:proofErr w:type="spellEnd"/>
-            <w:r>
-              <w:rPr>
-                <w:rFonts w:ascii="Arial" w:eastAsia="Times New Roman" w:hAnsi="Arial" w:cs="Arial"/>
-                <w:color w:val="000000"/>
-                <w:sz w:val="20"/>
-                <w:szCs w:val="20"/>
-                <w:lang w:eastAsia="pt-BR"/>
-              </w:rPr>
-              <w:t xml:space="preserve"> e </w:t>
-            </w:r>
-            <w:proofErr w:type="spellStart"/>
-            <w:r>
-              <w:rPr>
-                <w:rFonts w:ascii="Arial" w:eastAsia="Times New Roman" w:hAnsi="Arial" w:cs="Arial"/>
-                <w:color w:val="000000"/>
-                <w:sz w:val="20"/>
-                <w:szCs w:val="20"/>
-                <w:lang w:eastAsia="pt-BR"/>
-              </w:rPr>
-              <w:t>cobertura</w:t>
-            </w:r>
-            <w:proofErr w:type="spellEnd"/>
-            <w:r>
-              <w:rPr>
-                <w:rFonts w:ascii="Arial" w:eastAsia="Times New Roman" w:hAnsi="Arial" w:cs="Arial"/>
-                <w:color w:val="000000"/>
-                <w:sz w:val="20"/>
-                <w:szCs w:val="20"/>
-                <w:lang w:eastAsia="pt-BR"/>
-              </w:rPr>
-              <w:t xml:space="preserve"> de </w:t>
-            </w:r>
-            <w:proofErr w:type="spellStart"/>
-            <w:r>
-              <w:rPr>
-                <w:rFonts w:ascii="Arial" w:eastAsia="Times New Roman" w:hAnsi="Arial" w:cs="Arial"/>
-                <w:color w:val="000000"/>
-                <w:sz w:val="20"/>
-                <w:szCs w:val="20"/>
-                <w:lang w:eastAsia="pt-BR"/>
-              </w:rPr>
-              <w:t>logica</w:t>
-            </w:r>
-            <w:proofErr w:type="spellEnd"/>
-            <w:r>
-              <w:rPr>
-                <w:rFonts w:ascii="Arial" w:eastAsia="Times New Roman" w:hAnsi="Arial" w:cs="Arial"/>
-                <w:color w:val="000000"/>
-                <w:sz w:val="20"/>
-                <w:szCs w:val="20"/>
-                <w:lang w:eastAsia="pt-BR"/>
-              </w:rPr>
-              <w:t xml:space="preserve"> de </w:t>
-            </w:r>
-            <w:proofErr w:type="spellStart"/>
-            <w:r>
-              <w:rPr>
-                <w:rFonts w:ascii="Cambria" w:eastAsia="Times New Roman" w:hAnsi="Cambria" w:cs="Arial"/>
-                <w:color w:val="000000"/>
-                <w:sz w:val="20"/>
-                <w:szCs w:val="20"/>
-                <w:lang w:eastAsia="pt-BR"/>
-              </w:rPr>
-              <w:t>negócio</w:t>
-            </w:r>
-            <w:proofErr w:type="spellEnd"/>
           </w:p>
         </w:tc>
       </w:tr>
@@ -7036,9 +5332,8 @@
                 <w:szCs w:val="20"/>
                 <w:lang w:eastAsia="pt-BR"/>
               </w:rPr>
-              <w:t xml:space="preserve">Testes de </w:t>
+              <w:t xml:space="preserve">Testes </w:t>
             </w:r>
-            <w:proofErr w:type="spellStart"/>
             <w:r>
               <w:rPr>
                 <w:rFonts w:ascii="Cambria" w:eastAsia="Times New Roman" w:hAnsi="Cambria" w:cs="Arial"/>
@@ -7047,9 +5342,8 @@
                 <w:szCs w:val="20"/>
                 <w:lang w:eastAsia="pt-BR"/>
               </w:rPr>
-              <w:t>Integração</w:t>
+              <w:t>Unitários</w:t>
             </w:r>
-            <w:proofErr w:type="spellEnd"/>
           </w:p>
         </w:tc>
         <w:tc>
@@ -7084,20 +5378,8 @@
                 <w:szCs w:val="20"/>
                 <w:lang w:eastAsia="pt-BR"/>
               </w:rPr>
-              <w:t xml:space="preserve">Spring Boot Test + </w:t>
+              <w:t>JUnit 5 + Mockito</w:t>
             </w:r>
-            <w:proofErr w:type="spellStart"/>
-            <w:r>
-              <w:rPr>
-                <w:rFonts w:ascii="Arial" w:eastAsia="Times New Roman" w:hAnsi="Arial" w:cs="Arial"/>
-                <w:color w:val="000000"/>
-                <w:sz w:val="20"/>
-                <w:szCs w:val="20"/>
-                <w:lang w:eastAsia="pt-BR"/>
-              </w:rPr>
-              <w:t>TestContainers</w:t>
-            </w:r>
-            <w:proofErr w:type="spellEnd"/>
           </w:p>
         </w:tc>
         <w:tc>
@@ -7124,17 +5406,112 @@
                 <w:lang w:val="pt-BR" w:eastAsia="pt-BR"/>
               </w:rPr>
             </w:pPr>
-            <w:proofErr w:type="spellStart"/>
             <w:r>
               <w:rPr>
                 <w:rFonts w:ascii="Arial" w:eastAsia="Times New Roman" w:hAnsi="Arial" w:cs="Arial"/>
+                <w:sz w:val="20"/>
+                <w:szCs w:val="20"/>
+                <w:lang w:eastAsia="pt-BR"/>
+              </w:rPr>
+              <w:t>Regressão</w:t>
+            </w:r>
+            <w:r>
+              <w:rPr>
+                <w:rFonts w:ascii="Arial" w:eastAsia="Times New Roman" w:hAnsi="Arial" w:cs="Arial"/>
+                <w:color w:val="000000"/>
+                <w:sz w:val="20"/>
+                <w:szCs w:val="20"/>
+                <w:lang w:eastAsia="pt-BR"/>
+              </w:rPr>
+              <w:t xml:space="preserve"> e cobertura de logica de </w:t>
+            </w:r>
+            <w:r>
+              <w:rPr>
+                <w:rFonts w:ascii="Cambria" w:eastAsia="Times New Roman" w:hAnsi="Cambria" w:cs="Arial"/>
+                <w:color w:val="000000"/>
+                <w:sz w:val="20"/>
+                <w:szCs w:val="20"/>
+                <w:lang w:eastAsia="pt-BR"/>
+              </w:rPr>
+              <w:t>negócio</w:t>
+            </w:r>
+          </w:p>
+        </w:tc>
+      </w:tr>
+      <w:tr>
+        <w:trPr>
+          <w:trHeight w:val="525"/>
+        </w:trPr>
+        <w:tc>
+          <w:tcPr>
+            <w:tcW w:w="2420" w:type="dxa"/>
+            <w:tcBorders>
+              <w:top w:val="nil"/>
+              <w:left w:val="single" w:sz="8" w:space="0" w:color="auto"/>
+              <w:bottom w:val="single" w:sz="4" w:space="0" w:color="auto"/>
+              <w:right w:val="single" w:sz="4" w:space="0" w:color="auto"/>
+            </w:tcBorders>
+            <w:shd w:val="clear" w:color="auto" w:fill="auto"/>
+            <w:vAlign w:val="bottom"/>
+            <w:hideMark/>
+          </w:tcPr>
+          <w:p>
+            <w:pPr>
+              <w:spacing w:after="0" w:line="240" w:lineRule="auto"/>
+              <w:rPr>
+                <w:rFonts w:ascii="Arial" w:eastAsia="Times New Roman" w:hAnsi="Arial" w:cs="Arial"/>
+                <w:color w:val="000000"/>
+                <w:sz w:val="20"/>
+                <w:szCs w:val="20"/>
+                <w:lang w:val="pt-BR" w:eastAsia="pt-BR"/>
+              </w:rPr>
+            </w:pPr>
+            <w:r>
+              <w:rPr>
+                <w:rFonts w:ascii="Arial" w:eastAsia="Times New Roman" w:hAnsi="Arial" w:cs="Arial"/>
+                <w:color w:val="000000"/>
+                <w:sz w:val="20"/>
+                <w:szCs w:val="20"/>
+                <w:lang w:eastAsia="pt-BR"/>
+              </w:rPr>
+              <w:t xml:space="preserve">Testes de </w:t>
+            </w:r>
+            <w:r>
+              <w:rPr>
+                <w:rFonts w:ascii="Cambria" w:eastAsia="Times New Roman" w:hAnsi="Cambria" w:cs="Arial"/>
+                <w:color w:val="000000"/>
                 <w:sz w:val="20"/>
                 <w:szCs w:val="20"/>
                 <w:lang w:eastAsia="pt-BR"/>
               </w:rPr>
               <w:t>Integração</w:t>
             </w:r>
-            <w:proofErr w:type="spellEnd"/>
+          </w:p>
+        </w:tc>
+        <w:tc>
+          <w:tcPr>
+            <w:tcW w:w="3180" w:type="dxa"/>
+            <w:tcBorders>
+              <w:top w:val="nil"/>
+              <w:left w:val="nil"/>
+              <w:bottom w:val="single" w:sz="4" w:space="0" w:color="auto"/>
+              <w:right w:val="single" w:sz="4" w:space="0" w:color="auto"/>
+            </w:tcBorders>
+            <w:shd w:val="clear" w:color="auto" w:fill="auto"/>
+            <w:vAlign w:val="bottom"/>
+            <w:hideMark/>
+          </w:tcPr>
+          <w:p>
+            <w:pPr>
+              <w:spacing w:after="0" w:line="240" w:lineRule="auto"/>
+              <w:rPr>
+                <w:rFonts w:ascii="Arial" w:eastAsia="Times New Roman" w:hAnsi="Arial" w:cs="Arial"/>
+                <w:color w:val="000000"/>
+                <w:sz w:val="20"/>
+                <w:szCs w:val="20"/>
+                <w:lang w:val="pt-BR" w:eastAsia="pt-BR"/>
+              </w:rPr>
+            </w:pPr>
             <w:r>
               <w:rPr>
                 <w:rFonts w:ascii="Arial" w:eastAsia="Times New Roman" w:hAnsi="Arial" w:cs="Arial"/>
@@ -7143,29 +5520,52 @@
                 <w:szCs w:val="20"/>
                 <w:lang w:eastAsia="pt-BR"/>
               </w:rPr>
-              <w:t xml:space="preserve"> real com Kafka e banco </w:t>
+              <w:t>Spring Boot Test + TestContainers</w:t>
             </w:r>
-            <w:proofErr w:type="spellStart"/>
+          </w:p>
+        </w:tc>
+        <w:tc>
+          <w:tcPr>
+            <w:tcW w:w="3260" w:type="dxa"/>
+            <w:tcBorders>
+              <w:top w:val="nil"/>
+              <w:left w:val="nil"/>
+              <w:bottom w:val="single" w:sz="4" w:space="0" w:color="auto"/>
+              <w:right w:val="single" w:sz="8" w:space="0" w:color="auto"/>
+            </w:tcBorders>
+            <w:shd w:val="clear" w:color="auto" w:fill="auto"/>
+            <w:vAlign w:val="bottom"/>
+            <w:hideMark/>
+          </w:tcPr>
+          <w:p>
+            <w:pPr>
+              <w:spacing w:after="0" w:line="240" w:lineRule="auto"/>
+              <w:rPr>
+                <w:rFonts w:ascii="Arial" w:eastAsia="Times New Roman" w:hAnsi="Arial" w:cs="Arial"/>
+                <w:color w:val="000000"/>
+                <w:sz w:val="20"/>
+                <w:szCs w:val="20"/>
+                <w:lang w:val="pt-BR" w:eastAsia="pt-BR"/>
+              </w:rPr>
+            </w:pPr>
             <w:r>
               <w:rPr>
                 <w:rFonts w:ascii="Arial" w:eastAsia="Times New Roman" w:hAnsi="Arial" w:cs="Arial"/>
+                <w:sz w:val="20"/>
+                <w:szCs w:val="20"/>
+                <w:lang w:eastAsia="pt-BR"/>
+              </w:rPr>
+              <w:t>Integração</w:t>
+            </w:r>
+            <w:r>
+              <w:rPr>
+                <w:rFonts w:ascii="Arial" w:eastAsia="Times New Roman" w:hAnsi="Arial" w:cs="Arial"/>
                 <w:color w:val="000000"/>
                 <w:sz w:val="20"/>
                 <w:szCs w:val="20"/>
                 <w:lang w:eastAsia="pt-BR"/>
               </w:rPr>
-              <w:t>em</w:t>
-            </w:r>
-            <w:proofErr w:type="spellEnd"/>
-            <w:r>
-              <w:rPr>
-                <w:rFonts w:ascii="Arial" w:eastAsia="Times New Roman" w:hAnsi="Arial" w:cs="Arial"/>
-                <w:color w:val="000000"/>
-                <w:sz w:val="20"/>
-                <w:szCs w:val="20"/>
-                <w:lang w:eastAsia="pt-BR"/>
-              </w:rPr>
-              <w:t xml:space="preserve"> container</w:t>
+              <w:t xml:space="preserve"> real com Kafka e banco em container</w:t>
             </w:r>
           </w:p>
         </w:tc>
@@ -7270,7 +5670,6 @@
                 <w:lang w:val="pt-BR" w:eastAsia="pt-BR"/>
               </w:rPr>
             </w:pPr>
-            <w:proofErr w:type="spellStart"/>
             <w:r>
               <w:rPr>
                 <w:rFonts w:ascii="Arial" w:eastAsia="Times New Roman" w:hAnsi="Arial" w:cs="Arial"/>
@@ -7279,64 +5678,8 @@
                 <w:szCs w:val="20"/>
                 <w:lang w:eastAsia="pt-BR"/>
               </w:rPr>
-              <w:t>Bloqueia</w:t>
+              <w:t xml:space="preserve">Bloqueia merge se cobertura &lt; 80% ou issues </w:t>
             </w:r>
-            <w:proofErr w:type="spellEnd"/>
-            <w:r>
-              <w:rPr>
-                <w:rFonts w:ascii="Arial" w:eastAsia="Times New Roman" w:hAnsi="Arial" w:cs="Arial"/>
-                <w:color w:val="000000"/>
-                <w:sz w:val="20"/>
-                <w:szCs w:val="20"/>
-                <w:lang w:eastAsia="pt-BR"/>
-              </w:rPr>
-              <w:t xml:space="preserve"> merge se </w:t>
-            </w:r>
-            <w:proofErr w:type="spellStart"/>
-            <w:r>
-              <w:rPr>
-                <w:rFonts w:ascii="Arial" w:eastAsia="Times New Roman" w:hAnsi="Arial" w:cs="Arial"/>
-                <w:color w:val="000000"/>
-                <w:sz w:val="20"/>
-                <w:szCs w:val="20"/>
-                <w:lang w:eastAsia="pt-BR"/>
-              </w:rPr>
-              <w:t>cobertura</w:t>
-            </w:r>
-            <w:proofErr w:type="spellEnd"/>
-            <w:r>
-              <w:rPr>
-                <w:rFonts w:ascii="Arial" w:eastAsia="Times New Roman" w:hAnsi="Arial" w:cs="Arial"/>
-                <w:color w:val="000000"/>
-                <w:sz w:val="20"/>
-                <w:szCs w:val="20"/>
-                <w:lang w:eastAsia="pt-BR"/>
-              </w:rPr>
-              <w:t xml:space="preserve"> &lt; 80% </w:t>
-            </w:r>
-            <w:proofErr w:type="spellStart"/>
-            <w:r>
-              <w:rPr>
-                <w:rFonts w:ascii="Arial" w:eastAsia="Times New Roman" w:hAnsi="Arial" w:cs="Arial"/>
-                <w:color w:val="000000"/>
-                <w:sz w:val="20"/>
-                <w:szCs w:val="20"/>
-                <w:lang w:eastAsia="pt-BR"/>
-              </w:rPr>
-              <w:t>ou</w:t>
-            </w:r>
-            <w:proofErr w:type="spellEnd"/>
-            <w:r>
-              <w:rPr>
-                <w:rFonts w:ascii="Arial" w:eastAsia="Times New Roman" w:hAnsi="Arial" w:cs="Arial"/>
-                <w:color w:val="000000"/>
-                <w:sz w:val="20"/>
-                <w:szCs w:val="20"/>
-                <w:lang w:eastAsia="pt-BR"/>
-              </w:rPr>
-              <w:t xml:space="preserve"> issues </w:t>
-            </w:r>
-            <w:proofErr w:type="spellStart"/>
             <w:r>
               <w:rPr>
                 <w:rFonts w:ascii="Cambria" w:eastAsia="Times New Roman" w:hAnsi="Cambria" w:cs="Arial"/>
@@ -7347,7 +5690,6 @@
               </w:rPr>
               <w:t>críticos</w:t>
             </w:r>
-            <w:proofErr w:type="spellEnd"/>
           </w:p>
         </w:tc>
       </w:tr>
@@ -7379,27 +5721,7 @@
           <w:szCs w:val="24"/>
           <w:lang w:val="pt-BR"/>
         </w:rPr>
-        <w:t xml:space="preserve">   - </w:t>
-      </w:r>
-      <w:proofErr w:type="gramStart"/>
-      <w:r>
-        <w:rPr>
-          <w:rFonts w:ascii="Vivo Type" w:hAnsi="Vivo Type" w:cs="Vivo Type"/>
-          <w:sz w:val="24"/>
-          <w:szCs w:val="24"/>
-          <w:lang w:val="pt-BR"/>
-        </w:rPr>
-        <w:t>b.</w:t>
-      </w:r>
-      <w:proofErr w:type="gramEnd"/>
-      <w:r>
-        <w:rPr>
-          <w:rFonts w:ascii="Vivo Type" w:hAnsi="Vivo Type" w:cs="Vivo Type"/>
-          <w:sz w:val="24"/>
-          <w:szCs w:val="24"/>
-          <w:lang w:val="pt-BR"/>
-        </w:rPr>
-        <w:t xml:space="preserve"> Proponha uma estratégia de automação de testes de segurança.</w:t>
+        <w:t xml:space="preserve">   - b. Proponha uma estratégia de automação de testes de segurança.</w:t>
       </w:r>
     </w:p>
     <w:p>
@@ -8164,18 +6486,8 @@
           <w:sz w:val="24"/>
           <w:szCs w:val="24"/>
         </w:rPr>
-        <w:t xml:space="preserve">4. FinOps e </w:t>
+        <w:t>4. FinOps e Observabilidade</w:t>
       </w:r>
-      <w:proofErr w:type="spellStart"/>
-      <w:r>
-        <w:rPr>
-          <w:rFonts w:ascii="Vivo Type" w:hAnsi="Vivo Type" w:cs="Vivo Type"/>
-          <w:sz w:val="24"/>
-          <w:szCs w:val="24"/>
-        </w:rPr>
-        <w:t>Observabilidade</w:t>
-      </w:r>
-      <w:proofErr w:type="spellEnd"/>
     </w:p>
     <w:p>
       <w:pPr>
@@ -8194,27 +6506,7 @@
           <w:szCs w:val="24"/>
           <w:lang w:val="pt-BR"/>
         </w:rPr>
-        <w:t xml:space="preserve">   - </w:t>
-      </w:r>
-      <w:proofErr w:type="gramStart"/>
-      <w:r>
-        <w:rPr>
-          <w:rFonts w:ascii="Vivo Type" w:hAnsi="Vivo Type" w:cs="Vivo Type"/>
-          <w:sz w:val="24"/>
-          <w:szCs w:val="24"/>
-          <w:lang w:val="pt-BR"/>
-        </w:rPr>
-        <w:t>a.</w:t>
-      </w:r>
-      <w:proofErr w:type="gramEnd"/>
-      <w:r>
-        <w:rPr>
-          <w:rFonts w:ascii="Vivo Type" w:hAnsi="Vivo Type" w:cs="Vivo Type"/>
-          <w:sz w:val="24"/>
-          <w:szCs w:val="24"/>
-          <w:lang w:val="pt-BR"/>
-        </w:rPr>
-        <w:t xml:space="preserve"> Sugira formas de monitorar e otimizar o uso de recursos em cloud.</w:t>
+        <w:t xml:space="preserve">   - a. Sugira formas de monitorar e otimizar o uso de recursos em cloud.</w:t>
       </w:r>
     </w:p>
     <w:p>
@@ -9270,27 +7562,7 @@
           <w:lang w:val="pt-BR"/>
         </w:rPr>
         <w:lastRenderedPageBreak/>
-        <w:t xml:space="preserve">   - </w:t>
-      </w:r>
-      <w:proofErr w:type="gramStart"/>
-      <w:r>
-        <w:rPr>
-          <w:rFonts w:ascii="Vivo Type" w:hAnsi="Vivo Type" w:cs="Vivo Type"/>
-          <w:sz w:val="24"/>
-          <w:szCs w:val="24"/>
-          <w:lang w:val="pt-BR"/>
-        </w:rPr>
-        <w:t>b.</w:t>
-      </w:r>
-      <w:proofErr w:type="gramEnd"/>
-      <w:r>
-        <w:rPr>
-          <w:rFonts w:ascii="Vivo Type" w:hAnsi="Vivo Type" w:cs="Vivo Type"/>
-          <w:sz w:val="24"/>
-          <w:szCs w:val="24"/>
-          <w:lang w:val="pt-BR"/>
-        </w:rPr>
-        <w:t xml:space="preserve"> Como você aplicaria IA para detectar padrões de fraude ou anomalias?</w:t>
+        <w:t xml:space="preserve">   - b. Como você aplicaria IA para detectar padrões de fraude ou anomalias?</w:t>
       </w:r>
     </w:p>
     <w:p>
@@ -9841,29 +8113,7 @@
                 <w:szCs w:val="20"/>
                 <w:lang w:val="pt-BR" w:eastAsia="pt-BR"/>
               </w:rPr>
-              <w:t xml:space="preserve">Cálculo de features: </w:t>
-            </w:r>
-            <w:proofErr w:type="spellStart"/>
-            <w:proofErr w:type="gramStart"/>
-            <w:r>
-              <w:rPr>
-                <w:rFonts w:ascii="Arial" w:eastAsia="Times New Roman" w:hAnsi="Arial" w:cs="Arial"/>
-                <w:sz w:val="20"/>
-                <w:szCs w:val="20"/>
-                <w:lang w:val="pt-BR" w:eastAsia="pt-BR"/>
-              </w:rPr>
-              <w:t>media</w:t>
-            </w:r>
-            <w:proofErr w:type="spellEnd"/>
-            <w:proofErr w:type="gramEnd"/>
-            <w:r>
-              <w:rPr>
-                <w:rFonts w:ascii="Arial" w:eastAsia="Times New Roman" w:hAnsi="Arial" w:cs="Arial"/>
-                <w:sz w:val="20"/>
-                <w:szCs w:val="20"/>
-                <w:lang w:val="pt-BR" w:eastAsia="pt-BR"/>
-              </w:rPr>
-              <w:t xml:space="preserve"> móvel, z-score, frequência por cliente</w:t>
+              <w:t>Cálculo de features: media móvel, z-score, frequência por cliente</w:t>
             </w:r>
           </w:p>
         </w:tc>
@@ -10236,43 +8486,7 @@
           <w:szCs w:val="24"/>
         </w:rPr>
         <w:lastRenderedPageBreak/>
-        <w:t xml:space="preserve">5. </w:t>
-      </w:r>
-      <w:proofErr w:type="spellStart"/>
-      <w:r>
-        <w:rPr>
-          <w:rFonts w:ascii="Vivo Type" w:hAnsi="Vivo Type" w:cs="Vivo Type"/>
-          <w:sz w:val="24"/>
-          <w:szCs w:val="24"/>
-        </w:rPr>
-        <w:t>Colaboração</w:t>
-      </w:r>
-      <w:proofErr w:type="spellEnd"/>
-      <w:r>
-        <w:rPr>
-          <w:rFonts w:ascii="Vivo Type" w:hAnsi="Vivo Type" w:cs="Vivo Type"/>
-          <w:sz w:val="24"/>
-          <w:szCs w:val="24"/>
-        </w:rPr>
-        <w:t xml:space="preserve"> e </w:t>
-      </w:r>
-      <w:proofErr w:type="spellStart"/>
-      <w:r>
-        <w:rPr>
-          <w:rFonts w:ascii="Vivo Type" w:hAnsi="Vivo Type" w:cs="Vivo Type"/>
-          <w:sz w:val="24"/>
-          <w:szCs w:val="24"/>
-        </w:rPr>
-        <w:t>Liderança</w:t>
-      </w:r>
-      <w:proofErr w:type="spellEnd"/>
-      <w:r>
-        <w:rPr>
-          <w:rFonts w:ascii="Vivo Type" w:hAnsi="Vivo Type" w:cs="Vivo Type"/>
-          <w:sz w:val="24"/>
-          <w:szCs w:val="24"/>
-        </w:rPr>
-        <w:t xml:space="preserve"> Técnica</w:t>
+        <w:t>5. Colaboração e Liderança Técnica</w:t>
       </w:r>
     </w:p>
     <w:p>
@@ -10292,27 +8506,7 @@
           <w:szCs w:val="24"/>
           <w:lang w:val="pt-BR"/>
         </w:rPr>
-        <w:t xml:space="preserve">   - </w:t>
-      </w:r>
-      <w:proofErr w:type="gramStart"/>
-      <w:r>
-        <w:rPr>
-          <w:rFonts w:ascii="Vivo Type" w:hAnsi="Vivo Type" w:cs="Vivo Type"/>
-          <w:sz w:val="24"/>
-          <w:szCs w:val="24"/>
-          <w:lang w:val="pt-BR"/>
-        </w:rPr>
-        <w:t>a.</w:t>
-      </w:r>
-      <w:proofErr w:type="gramEnd"/>
-      <w:r>
-        <w:rPr>
-          <w:rFonts w:ascii="Vivo Type" w:hAnsi="Vivo Type" w:cs="Vivo Type"/>
-          <w:sz w:val="24"/>
-          <w:szCs w:val="24"/>
-          <w:lang w:val="pt-BR"/>
-        </w:rPr>
-        <w:t xml:space="preserve"> Como você conduziria uma PoC com o time para validar essa solução?</w:t>
+        <w:t xml:space="preserve">   - a. Como você conduziria uma PoC com o time para validar essa solução?</w:t>
       </w:r>
     </w:p>
     <w:p>
@@ -11163,11 +9357,12 @@
           <w:szCs w:val="24"/>
           <w:lang w:val="pt-BR"/>
         </w:rPr>
-        <w:t>Para esta PoC especifica (conciliação com IA), os critérios de sucesso definidos foram: tempo de processamento por transação &lt; 500ms, acurácia do modelo SageMaker &gt; 85%, consumer lag &lt; 1000 mensagens em pico, e integração funcional de ponta a ponta entre todos os microsservicos.</w:t>
+        <w:t xml:space="preserve">   - b. Como garantiria alinhamento técnico entre squads?</w:t>
       </w:r>
     </w:p>
     <w:p>
       <w:pPr>
+        <w:pStyle w:val="Commarcadores"/>
         <w:jc w:val="both"/>
         <w:rPr>
           <w:rFonts w:ascii="Vivo Type" w:hAnsi="Vivo Type" w:cs="Vivo Type"/>
@@ -11183,28 +9378,511 @@
           <w:szCs w:val="24"/>
           <w:lang w:val="pt-BR"/>
         </w:rPr>
-        <w:t xml:space="preserve">   - </w:t>
+        <w:t>O alinhamento técnico entre squads é um desafio comum em equipes autônomas. Para garantir consistência, a organização adota práticas estruturadas e rituais recorrentes.</w:t>
       </w:r>
-      <w:proofErr w:type="gramStart"/>
+    </w:p>
+    <w:p>
+      <w:pPr>
+        <w:pStyle w:val="Commarcadores"/>
+        <w:numPr>
+          <w:ilvl w:val="0"/>
+          <w:numId w:val="0"/>
+        </w:numPr>
+        <w:ind w:left="360"/>
+        <w:jc w:val="both"/>
+        <w:rPr>
+          <w:rFonts w:ascii="Vivo Type" w:hAnsi="Vivo Type" w:cs="Vivo Type"/>
+          <w:sz w:val="24"/>
+          <w:szCs w:val="24"/>
+          <w:lang w:val="pt-BR"/>
+        </w:rPr>
+      </w:pPr>
+    </w:p>
+    <w:p>
+      <w:pPr>
+        <w:pStyle w:val="Commarcadores"/>
+        <w:jc w:val="both"/>
+        <w:rPr>
+          <w:rFonts w:ascii="Vivo Type" w:hAnsi="Vivo Type" w:cs="Vivo Type"/>
+          <w:b/>
+          <w:bCs/>
+          <w:sz w:val="24"/>
+          <w:szCs w:val="24"/>
+          <w:lang w:val="pt-BR"/>
+        </w:rPr>
+      </w:pPr>
       <w:r>
         <w:rPr>
           <w:rFonts w:ascii="Vivo Type" w:hAnsi="Vivo Type" w:cs="Vivo Type"/>
-          <w:sz w:val="24"/>
-          <w:szCs w:val="24"/>
-          <w:lang w:val="pt-BR"/>
-        </w:rPr>
-        <w:t>b.</w:t>
+          <w:b/>
+          <w:bCs/>
+          <w:sz w:val="24"/>
+          <w:szCs w:val="24"/>
+          <w:lang w:val="pt-BR"/>
+        </w:rPr>
+        <w:t>Práticas de alinhamento</w:t>
       </w:r>
-      <w:proofErr w:type="gramEnd"/>
+    </w:p>
+    <w:p>
+      <w:pPr>
+        <w:pStyle w:val="Commarcadores"/>
+        <w:numPr>
+          <w:ilvl w:val="0"/>
+          <w:numId w:val="11"/>
+        </w:numPr>
+        <w:jc w:val="both"/>
+        <w:rPr>
+          <w:rFonts w:ascii="Vivo Type" w:hAnsi="Vivo Type" w:cs="Vivo Type"/>
+          <w:sz w:val="24"/>
+          <w:szCs w:val="24"/>
+          <w:lang w:val="pt-BR"/>
+        </w:rPr>
+      </w:pPr>
       <w:r>
         <w:rPr>
           <w:rFonts w:ascii="Vivo Type" w:hAnsi="Vivo Type" w:cs="Vivo Type"/>
-          <w:sz w:val="24"/>
-          <w:szCs w:val="24"/>
-          <w:lang w:val="pt-BR"/>
-        </w:rPr>
-        <w:t xml:space="preserve"> Como garantiria alinhamento técnico entre squads?</w:t>
+          <w:b/>
+          <w:bCs/>
+          <w:sz w:val="24"/>
+          <w:szCs w:val="24"/>
+          <w:lang w:val="pt-BR"/>
+        </w:rPr>
+        <w:t>ADRs:</w:t>
       </w:r>
+      <w:r>
+        <w:rPr>
+          <w:rFonts w:ascii="Vivo Type" w:hAnsi="Vivo Type" w:cs="Vivo Type"/>
+          <w:sz w:val="24"/>
+          <w:szCs w:val="24"/>
+          <w:lang w:val="pt-BR"/>
+        </w:rPr>
+        <w:t xml:space="preserve"> Toda decisão arquitetural relevante é registrada em documentos ADR, criando histórico e evitando retrabalho.</w:t>
+      </w:r>
+    </w:p>
+    <w:p>
+      <w:pPr>
+        <w:pStyle w:val="Commarcadores"/>
+        <w:numPr>
+          <w:ilvl w:val="0"/>
+          <w:numId w:val="11"/>
+        </w:numPr>
+        <w:jc w:val="both"/>
+        <w:rPr>
+          <w:rFonts w:ascii="Vivo Type" w:hAnsi="Vivo Type" w:cs="Vivo Type"/>
+          <w:sz w:val="24"/>
+          <w:szCs w:val="24"/>
+          <w:lang w:val="pt-BR"/>
+        </w:rPr>
+      </w:pPr>
+      <w:r>
+        <w:rPr>
+          <w:rFonts w:ascii="Vivo Type" w:hAnsi="Vivo Type" w:cs="Vivo Type"/>
+          <w:b/>
+          <w:bCs/>
+          <w:sz w:val="24"/>
+          <w:szCs w:val="24"/>
+          <w:lang w:val="pt-BR"/>
+        </w:rPr>
+        <w:t>Inner Source:</w:t>
+      </w:r>
+      <w:r>
+        <w:rPr>
+          <w:rFonts w:ascii="Vivo Type" w:hAnsi="Vivo Type" w:cs="Vivo Type"/>
+          <w:sz w:val="24"/>
+          <w:szCs w:val="24"/>
+          <w:lang w:val="pt-BR"/>
+        </w:rPr>
+        <w:t xml:space="preserve"> Repositórios internos são abertos para colaboração entre squads, com guidelines e code owners.</w:t>
+      </w:r>
+    </w:p>
+    <w:p>
+      <w:pPr>
+        <w:pStyle w:val="Commarcadores"/>
+        <w:numPr>
+          <w:ilvl w:val="0"/>
+          <w:numId w:val="11"/>
+        </w:numPr>
+        <w:jc w:val="both"/>
+        <w:rPr>
+          <w:rFonts w:ascii="Vivo Type" w:hAnsi="Vivo Type" w:cs="Vivo Type"/>
+          <w:sz w:val="24"/>
+          <w:szCs w:val="24"/>
+          <w:lang w:val="pt-BR"/>
+        </w:rPr>
+      </w:pPr>
+      <w:r>
+        <w:rPr>
+          <w:rFonts w:ascii="Vivo Type" w:hAnsi="Vivo Type" w:cs="Vivo Type"/>
+          <w:b/>
+          <w:bCs/>
+          <w:sz w:val="24"/>
+          <w:szCs w:val="24"/>
+          <w:lang w:val="pt-BR"/>
+        </w:rPr>
+        <w:t>Tech Radar:</w:t>
+      </w:r>
+      <w:r>
+        <w:rPr>
+          <w:rFonts w:ascii="Vivo Type" w:hAnsi="Vivo Type" w:cs="Vivo Type"/>
+          <w:sz w:val="24"/>
+          <w:szCs w:val="24"/>
+          <w:lang w:val="pt-BR"/>
+        </w:rPr>
+        <w:t xml:space="preserve"> Documento vivo que orienta o uso de tecnologias (adotar, avaliar, segurar, evitar), reduzindo a necessidade de reuniões.</w:t>
+      </w:r>
+    </w:p>
+    <w:p>
+      <w:pPr>
+        <w:pStyle w:val="Commarcadores"/>
+        <w:numPr>
+          <w:ilvl w:val="0"/>
+          <w:numId w:val="11"/>
+        </w:numPr>
+        <w:jc w:val="both"/>
+        <w:rPr>
+          <w:rFonts w:ascii="Vivo Type" w:hAnsi="Vivo Type" w:cs="Vivo Type"/>
+          <w:sz w:val="24"/>
+          <w:szCs w:val="24"/>
+          <w:lang w:val="pt-BR"/>
+        </w:rPr>
+      </w:pPr>
+      <w:r>
+        <w:rPr>
+          <w:rFonts w:ascii="Vivo Type" w:hAnsi="Vivo Type" w:cs="Vivo Type"/>
+          <w:b/>
+          <w:bCs/>
+          <w:sz w:val="24"/>
+          <w:szCs w:val="24"/>
+          <w:lang w:val="pt-BR"/>
+        </w:rPr>
+        <w:t>Guilds e Chapters:</w:t>
+      </w:r>
+      <w:r>
+        <w:rPr>
+          <w:rFonts w:ascii="Vivo Type" w:hAnsi="Vivo Type" w:cs="Vivo Type"/>
+          <w:sz w:val="24"/>
+          <w:szCs w:val="24"/>
+          <w:lang w:val="pt-BR"/>
+        </w:rPr>
+        <w:t xml:space="preserve"> Grupos de prática transversais (ex.: segurança, dados, arquitetura) para compartilhamento de conhecimento.</w:t>
+      </w:r>
+    </w:p>
+    <w:p>
+      <w:pPr>
+        <w:pStyle w:val="Commarcadores"/>
+        <w:numPr>
+          <w:ilvl w:val="0"/>
+          <w:numId w:val="11"/>
+        </w:numPr>
+        <w:jc w:val="both"/>
+        <w:rPr>
+          <w:rFonts w:ascii="Vivo Type" w:hAnsi="Vivo Type" w:cs="Vivo Type"/>
+          <w:sz w:val="24"/>
+          <w:szCs w:val="24"/>
+          <w:lang w:val="pt-BR"/>
+        </w:rPr>
+      </w:pPr>
+      <w:r>
+        <w:rPr>
+          <w:rFonts w:ascii="Vivo Type" w:hAnsi="Vivo Type" w:cs="Vivo Type"/>
+          <w:b/>
+          <w:bCs/>
+          <w:sz w:val="24"/>
+          <w:szCs w:val="24"/>
+          <w:lang w:val="pt-BR"/>
+        </w:rPr>
+        <w:lastRenderedPageBreak/>
+        <w:t>API-first:</w:t>
+      </w:r>
+      <w:r>
+        <w:rPr>
+          <w:rFonts w:ascii="Vivo Type" w:hAnsi="Vivo Type" w:cs="Vivo Type"/>
+          <w:sz w:val="24"/>
+          <w:szCs w:val="24"/>
+          <w:lang w:val="pt-BR"/>
+        </w:rPr>
+        <w:t xml:space="preserve"> Contratos OpenAPI são definidos antes do desenvolvimento, permitindo trabalho paralelo com mocks.</w:t>
+      </w:r>
+    </w:p>
+    <w:p>
+      <w:pPr>
+        <w:pStyle w:val="Commarcadores"/>
+        <w:numPr>
+          <w:ilvl w:val="0"/>
+          <w:numId w:val="11"/>
+        </w:numPr>
+        <w:jc w:val="both"/>
+        <w:rPr>
+          <w:rFonts w:ascii="Vivo Type" w:hAnsi="Vivo Type" w:cs="Vivo Type"/>
+          <w:sz w:val="24"/>
+          <w:szCs w:val="24"/>
+          <w:lang w:val="pt-BR"/>
+        </w:rPr>
+      </w:pPr>
+      <w:r>
+        <w:rPr>
+          <w:rFonts w:ascii="Vivo Type" w:hAnsi="Vivo Type" w:cs="Vivo Type"/>
+          <w:b/>
+          <w:bCs/>
+          <w:sz w:val="24"/>
+          <w:szCs w:val="24"/>
+          <w:lang w:val="pt-BR"/>
+        </w:rPr>
+        <w:t>Contract Testing:</w:t>
+      </w:r>
+      <w:r>
+        <w:rPr>
+          <w:rFonts w:ascii="Vivo Type" w:hAnsi="Vivo Type" w:cs="Vivo Type"/>
+          <w:sz w:val="24"/>
+          <w:szCs w:val="24"/>
+          <w:lang w:val="pt-BR"/>
+        </w:rPr>
+        <w:t xml:space="preserve"> Pact.io garante compatibilidade entre serviços que consomem/produzem APIs e eventos Kafka.</w:t>
+      </w:r>
+    </w:p>
+    <w:p>
+      <w:pPr>
+        <w:pStyle w:val="Commarcadores"/>
+        <w:jc w:val="both"/>
+        <w:rPr>
+          <w:rFonts w:ascii="Vivo Type" w:hAnsi="Vivo Type" w:cs="Vivo Type"/>
+          <w:b/>
+          <w:bCs/>
+          <w:sz w:val="24"/>
+          <w:szCs w:val="24"/>
+          <w:lang w:val="pt-BR"/>
+        </w:rPr>
+      </w:pPr>
+      <w:r>
+        <w:rPr>
+          <w:rFonts w:ascii="Vivo Type" w:hAnsi="Vivo Type" w:cs="Vivo Type"/>
+          <w:b/>
+          <w:bCs/>
+          <w:sz w:val="24"/>
+          <w:szCs w:val="24"/>
+          <w:lang w:val="pt-BR"/>
+        </w:rPr>
+        <w:t>Rituais de alinhamento</w:t>
+      </w:r>
+    </w:p>
+    <w:p>
+      <w:pPr>
+        <w:pStyle w:val="Commarcadores"/>
+        <w:numPr>
+          <w:ilvl w:val="0"/>
+          <w:numId w:val="12"/>
+        </w:numPr>
+        <w:jc w:val="both"/>
+        <w:rPr>
+          <w:rFonts w:ascii="Vivo Type" w:hAnsi="Vivo Type" w:cs="Vivo Type"/>
+          <w:sz w:val="24"/>
+          <w:szCs w:val="24"/>
+          <w:lang w:val="pt-BR"/>
+        </w:rPr>
+      </w:pPr>
+      <w:r>
+        <w:rPr>
+          <w:rFonts w:ascii="Vivo Type" w:hAnsi="Vivo Type" w:cs="Vivo Type"/>
+          <w:b/>
+          <w:bCs/>
+          <w:sz w:val="24"/>
+          <w:szCs w:val="24"/>
+          <w:lang w:val="pt-BR"/>
+        </w:rPr>
+        <w:t>Tech Sync semanal:</w:t>
+      </w:r>
+      <w:r>
+        <w:rPr>
+          <w:rFonts w:ascii="Vivo Type" w:hAnsi="Vivo Type" w:cs="Vivo Type"/>
+          <w:sz w:val="24"/>
+          <w:szCs w:val="24"/>
+          <w:lang w:val="pt-BR"/>
+        </w:rPr>
+        <w:t xml:space="preserve"> Reunião rápida entre tech leads para compartilhar decisões e problemas.</w:t>
+      </w:r>
+    </w:p>
+    <w:p>
+      <w:pPr>
+        <w:pStyle w:val="Commarcadores"/>
+        <w:numPr>
+          <w:ilvl w:val="0"/>
+          <w:numId w:val="12"/>
+        </w:numPr>
+        <w:jc w:val="both"/>
+        <w:rPr>
+          <w:rFonts w:ascii="Vivo Type" w:hAnsi="Vivo Type" w:cs="Vivo Type"/>
+          <w:sz w:val="24"/>
+          <w:szCs w:val="24"/>
+          <w:lang w:val="pt-BR"/>
+        </w:rPr>
+      </w:pPr>
+      <w:r>
+        <w:rPr>
+          <w:rFonts w:ascii="Vivo Type" w:hAnsi="Vivo Type" w:cs="Vivo Type"/>
+          <w:b/>
+          <w:bCs/>
+          <w:sz w:val="24"/>
+          <w:szCs w:val="24"/>
+          <w:lang w:val="pt-BR"/>
+        </w:rPr>
+        <w:t>Architecture Review Board:</w:t>
+      </w:r>
+      <w:r>
+        <w:rPr>
+          <w:rFonts w:ascii="Vivo Type" w:hAnsi="Vivo Type" w:cs="Vivo Type"/>
+          <w:sz w:val="24"/>
+          <w:szCs w:val="24"/>
+          <w:lang w:val="pt-BR"/>
+        </w:rPr>
+        <w:t xml:space="preserve"> Discussão quinzenal de mudanças arquiteturais importantes envolvendo todos os squads impactados.</w:t>
+      </w:r>
+    </w:p>
+    <w:p>
+      <w:pPr>
+        <w:pStyle w:val="Commarcadores"/>
+        <w:numPr>
+          <w:ilvl w:val="0"/>
+          <w:numId w:val="12"/>
+        </w:numPr>
+        <w:jc w:val="both"/>
+        <w:rPr>
+          <w:rFonts w:ascii="Vivo Type" w:hAnsi="Vivo Type" w:cs="Vivo Type"/>
+          <w:sz w:val="24"/>
+          <w:szCs w:val="24"/>
+          <w:lang w:val="pt-BR"/>
+        </w:rPr>
+      </w:pPr>
+      <w:r>
+        <w:rPr>
+          <w:rFonts w:ascii="Vivo Type" w:hAnsi="Vivo Type" w:cs="Vivo Type"/>
+          <w:b/>
+          <w:bCs/>
+          <w:sz w:val="24"/>
+          <w:szCs w:val="24"/>
+          <w:lang w:val="pt-BR"/>
+        </w:rPr>
+        <w:t>Postmortem sem culpa:</w:t>
+      </w:r>
+      <w:r>
+        <w:rPr>
+          <w:rFonts w:ascii="Vivo Type" w:hAnsi="Vivo Type" w:cs="Vivo Type"/>
+          <w:sz w:val="24"/>
+          <w:szCs w:val="24"/>
+          <w:lang w:val="pt-BR"/>
+        </w:rPr>
+        <w:t xml:space="preserve"> Análises de incidentes focadas em aprendizado e melhoria contínua, não em culpados.</w:t>
+      </w:r>
+    </w:p>
+    <w:p>
+      <w:pPr>
+        <w:pStyle w:val="Commarcadores"/>
+        <w:numPr>
+          <w:ilvl w:val="0"/>
+          <w:numId w:val="12"/>
+        </w:numPr>
+        <w:jc w:val="both"/>
+        <w:rPr>
+          <w:rFonts w:ascii="Vivo Type" w:hAnsi="Vivo Type" w:cs="Vivo Type"/>
+          <w:sz w:val="24"/>
+          <w:szCs w:val="24"/>
+          <w:lang w:val="pt-BR"/>
+        </w:rPr>
+      </w:pPr>
+      <w:r>
+        <w:rPr>
+          <w:rFonts w:ascii="Vivo Type" w:hAnsi="Vivo Type" w:cs="Vivo Type"/>
+          <w:b/>
+          <w:bCs/>
+          <w:sz w:val="24"/>
+          <w:szCs w:val="24"/>
+          <w:lang w:val="pt-BR"/>
+        </w:rPr>
+        <w:t>Documentação como código:</w:t>
+      </w:r>
+      <w:r>
+        <w:rPr>
+          <w:rFonts w:ascii="Vivo Type" w:hAnsi="Vivo Type" w:cs="Vivo Type"/>
+          <w:sz w:val="24"/>
+          <w:szCs w:val="24"/>
+          <w:lang w:val="pt-BR"/>
+        </w:rPr>
+        <w:t xml:space="preserve"> Diagramas C4 versionados junto ao código e atualizados via pull requests.</w:t>
+      </w:r>
+    </w:p>
+    <w:p>
+      <w:pPr>
+        <w:pStyle w:val="Commarcadores"/>
+        <w:numPr>
+          <w:ilvl w:val="0"/>
+          <w:numId w:val="0"/>
+        </w:numPr>
+        <w:ind w:left="360" w:hanging="360"/>
+        <w:rPr>
+          <w:rFonts w:ascii="Vivo Type" w:hAnsi="Vivo Type" w:cs="Vivo Type"/>
+          <w:sz w:val="24"/>
+          <w:szCs w:val="24"/>
+          <w:lang w:val="pt-BR"/>
+        </w:rPr>
+      </w:pPr>
+    </w:p>
+    <w:p>
+      <w:pPr>
+        <w:pStyle w:val="Commarcadores"/>
+        <w:numPr>
+          <w:ilvl w:val="0"/>
+          <w:numId w:val="0"/>
+        </w:numPr>
+        <w:ind w:left="360" w:hanging="360"/>
+        <w:rPr>
+          <w:rFonts w:ascii="Vivo Type" w:hAnsi="Vivo Type" w:cs="Vivo Type"/>
+          <w:sz w:val="24"/>
+          <w:szCs w:val="24"/>
+          <w:lang w:val="pt-BR"/>
+        </w:rPr>
+      </w:pPr>
+    </w:p>
+    <w:p>
+      <w:pPr>
+        <w:pStyle w:val="Commarcadores"/>
+        <w:numPr>
+          <w:ilvl w:val="0"/>
+          <w:numId w:val="0"/>
+        </w:numPr>
+        <w:rPr>
+          <w:rFonts w:ascii="Vivo Type" w:hAnsi="Vivo Type" w:cs="Vivo Type"/>
+          <w:b/>
+          <w:bCs/>
+          <w:sz w:val="24"/>
+          <w:szCs w:val="24"/>
+          <w:lang w:val="pt-BR"/>
+        </w:rPr>
+      </w:pPr>
+      <w:r>
+        <w:rPr>
+          <w:rFonts w:ascii="Vivo Type" w:hAnsi="Vivo Type" w:cs="Vivo Type"/>
+          <w:b/>
+          <w:bCs/>
+          <w:sz w:val="24"/>
+          <w:szCs w:val="24"/>
+          <w:lang w:val="pt-BR"/>
+        </w:rPr>
+        <w:t>Conclusão</w:t>
+      </w:r>
+    </w:p>
+    <w:p>
+      <w:pPr>
+        <w:pStyle w:val="Commarcadores"/>
+        <w:numPr>
+          <w:ilvl w:val="0"/>
+          <w:numId w:val="0"/>
+        </w:numPr>
+        <w:rPr>
+          <w:rFonts w:ascii="Vivo Type" w:hAnsi="Vivo Type" w:cs="Vivo Type"/>
+          <w:sz w:val="24"/>
+          <w:szCs w:val="24"/>
+          <w:lang w:val="pt-BR"/>
+        </w:rPr>
+      </w:pPr>
     </w:p>
     <w:p>
       <w:pPr>
@@ -11228,7 +9906,48 @@
           <w:szCs w:val="24"/>
           <w:lang w:val="pt-BR"/>
         </w:rPr>
-        <w:t>O alinhamento técnico entre squads e um dos maiores desafios em organizações que operam com múltiplas equipes autônomas. A estratégia adotada combina práticas de engenharia e cultura de colaboração:</w:t>
+        <w:t>A solução proposta entrega uma arquitetura Cloud Native completa, alinhada aos requisitos do case: alta disponibilidade via microsservicos independentes e Kafka como backbone; segurança em profundidade com JWT, HTTPS, rate limiting e pipeline DevSecOps; escalabilidade horizontal via containers e Kubernetes; rastreabilidade completa com observabilidade em três pilares; e governança de custos com práticas FinOps.</w:t>
+      </w:r>
+    </w:p>
+    <w:p>
+      <w:pPr>
+        <w:pStyle w:val="Commarcadores"/>
+        <w:numPr>
+          <w:ilvl w:val="0"/>
+          <w:numId w:val="0"/>
+        </w:numPr>
+        <w:jc w:val="both"/>
+        <w:rPr>
+          <w:rFonts w:ascii="Vivo Type" w:hAnsi="Vivo Type" w:cs="Vivo Type"/>
+          <w:sz w:val="24"/>
+          <w:szCs w:val="24"/>
+          <w:lang w:val="pt-BR"/>
+        </w:rPr>
+      </w:pPr>
+    </w:p>
+    <w:p>
+      <w:pPr>
+        <w:pStyle w:val="Commarcadores"/>
+        <w:numPr>
+          <w:ilvl w:val="0"/>
+          <w:numId w:val="0"/>
+        </w:numPr>
+        <w:jc w:val="both"/>
+        <w:rPr>
+          <w:rFonts w:ascii="Vivo Type" w:hAnsi="Vivo Type" w:cs="Vivo Type"/>
+          <w:sz w:val="24"/>
+          <w:szCs w:val="24"/>
+          <w:lang w:val="pt-BR"/>
+        </w:rPr>
+      </w:pPr>
+      <w:r>
+        <w:rPr>
+          <w:rFonts w:ascii="Vivo Type" w:hAnsi="Vivo Type" w:cs="Vivo Type"/>
+          <w:sz w:val="24"/>
+          <w:szCs w:val="24"/>
+          <w:lang w:val="pt-BR"/>
+        </w:rPr>
+        <w:t>O modulo de conciliação automática com AWS SageMaker demonstra a aplicação pratica de IA no domínio financeiro, com fallback seguro e score de confiança que permite priorizar revisão manual de forma inteligente. A arquitetura event-driven com Kafka garante que o sistema seja resiliente a falhas, escalável e auditável — características essenciais para sistemas de faturamento de alta volumetria.</w:t>
       </w:r>
     </w:p>
     <w:p>
@@ -11263,15 +9982,6 @@
           <w:lang w:val="pt-BR"/>
         </w:rPr>
       </w:pPr>
-      <w:r>
-        <w:rPr>
-          <w:rFonts w:ascii="Vivo Type" w:hAnsi="Vivo Type" w:cs="Vivo Type"/>
-          <w:sz w:val="24"/>
-          <w:szCs w:val="24"/>
-          <w:lang w:val="pt-BR"/>
-        </w:rPr>
-        <w:t>Práticas de Alinhamento</w:t>
-      </w:r>
     </w:p>
     <w:p>
       <w:pPr>
@@ -11293,6 +10003,11 @@
     <w:p>
       <w:pPr>
         <w:pStyle w:val="Commarcadores"/>
+        <w:numPr>
+          <w:ilvl w:val="0"/>
+          <w:numId w:val="0"/>
+        </w:numPr>
+        <w:ind w:left="360" w:hanging="360"/>
         <w:jc w:val="both"/>
         <w:rPr>
           <w:rFonts w:ascii="Vivo Type" w:hAnsi="Vivo Type" w:cs="Vivo Type"/>
@@ -11301,130 +10016,6 @@
           <w:lang w:val="pt-BR"/>
         </w:rPr>
       </w:pPr>
-      <w:r>
-        <w:rPr>
-          <w:rFonts w:ascii="Vivo Type" w:hAnsi="Vivo Type" w:cs="Vivo Type"/>
-          <w:sz w:val="24"/>
-          <w:szCs w:val="24"/>
-          <w:lang w:val="pt-BR"/>
-        </w:rPr>
-        <w:t xml:space="preserve">Cada decisão arquitetural relevante e documentada em um ADR no repositório, com contexto, opções consideradas, decisão tomada e consequências. Isso cria memoria </w:t>
-      </w:r>
-      <w:r>
-        <w:rPr>
-          <w:rFonts w:ascii="Vivo Type" w:hAnsi="Vivo Type" w:cs="Vivo Type"/>
-          <w:sz w:val="24"/>
-          <w:szCs w:val="24"/>
-          <w:lang w:val="pt-BR"/>
-        </w:rPr>
-        <w:lastRenderedPageBreak/>
-        <w:t xml:space="preserve">organizacional e evita revisitar decisões já tomadas Architecture Decision Records (ADRs): </w:t>
-      </w:r>
-    </w:p>
-    <w:p>
-      <w:pPr>
-        <w:pStyle w:val="Commarcadores"/>
-        <w:jc w:val="both"/>
-        <w:rPr>
-          <w:rFonts w:ascii="Vivo Type" w:hAnsi="Vivo Type" w:cs="Vivo Type"/>
-          <w:sz w:val="24"/>
-          <w:szCs w:val="24"/>
-          <w:lang w:val="pt-BR"/>
-        </w:rPr>
-      </w:pPr>
-      <w:r>
-        <w:rPr>
-          <w:rFonts w:ascii="Vivo Type" w:hAnsi="Vivo Type" w:cs="Vivo Type"/>
-          <w:sz w:val="24"/>
-          <w:szCs w:val="24"/>
-          <w:lang w:val="pt-BR"/>
-        </w:rPr>
-        <w:t xml:space="preserve">Repositórios abertos internamente para contribuições entre squads, com guidelines de contribuição, code owners e processo de review Inner Source: </w:t>
-      </w:r>
-    </w:p>
-    <w:p>
-      <w:pPr>
-        <w:pStyle w:val="Commarcadores"/>
-        <w:jc w:val="both"/>
-        <w:rPr>
-          <w:rFonts w:ascii="Vivo Type" w:hAnsi="Vivo Type" w:cs="Vivo Type"/>
-          <w:sz w:val="24"/>
-          <w:szCs w:val="24"/>
-          <w:lang w:val="pt-BR"/>
-        </w:rPr>
-      </w:pPr>
-      <w:r>
-        <w:rPr>
-          <w:rFonts w:ascii="Vivo Type" w:hAnsi="Vivo Type" w:cs="Vivo Type"/>
-          <w:sz w:val="24"/>
-          <w:szCs w:val="24"/>
-          <w:lang w:val="pt-BR"/>
-        </w:rPr>
-        <w:t xml:space="preserve">Documento vivo (semelhante ao ThoughtWorks Tech Radar) catalogando tecnologias em uso, adotar, avaliar, segurar e evitar — alinhamento sem reuniões Tech Radar: </w:t>
-      </w:r>
-    </w:p>
-    <w:p>
-      <w:pPr>
-        <w:pStyle w:val="Commarcadores"/>
-        <w:jc w:val="both"/>
-        <w:rPr>
-          <w:rFonts w:ascii="Vivo Type" w:hAnsi="Vivo Type" w:cs="Vivo Type"/>
-          <w:sz w:val="24"/>
-          <w:szCs w:val="24"/>
-          <w:lang w:val="pt-BR"/>
-        </w:rPr>
-      </w:pPr>
-      <w:r>
-        <w:rPr>
-          <w:rFonts w:ascii="Vivo Type" w:hAnsi="Vivo Type" w:cs="Vivo Type"/>
-          <w:sz w:val="24"/>
-          <w:szCs w:val="24"/>
-          <w:lang w:val="pt-BR"/>
-        </w:rPr>
-        <w:t xml:space="preserve">Guilds e Chapters: Grupos de prática transversais (Guild de Segurança, Guild de Dados, Chapter de Arquitetura) para disseminação de conhecimento entre squads </w:t>
-      </w:r>
-    </w:p>
-    <w:p>
-      <w:pPr>
-        <w:pStyle w:val="Commarcadores"/>
-        <w:jc w:val="both"/>
-        <w:rPr>
-          <w:rFonts w:ascii="Vivo Type" w:hAnsi="Vivo Type" w:cs="Vivo Type"/>
-          <w:sz w:val="24"/>
-          <w:szCs w:val="24"/>
-          <w:lang w:val="pt-BR"/>
-        </w:rPr>
-      </w:pPr>
-      <w:r>
-        <w:rPr>
-          <w:rFonts w:ascii="Vivo Type" w:hAnsi="Vivo Type" w:cs="Vivo Type"/>
-          <w:sz w:val="24"/>
-          <w:szCs w:val="24"/>
-          <w:lang w:val="pt-BR"/>
-        </w:rPr>
-        <w:t xml:space="preserve">API-first design: Contratos de API (OpenAPI/Swagger) definidos e versionados antes da implementação — squads podem trabalhar em paralelo com mocks </w:t>
-      </w:r>
-    </w:p>
-    <w:p>
-      <w:pPr>
-        <w:pStyle w:val="Commarcadores"/>
-        <w:jc w:val="both"/>
-        <w:rPr>
-          <w:rFonts w:ascii="Vivo Type" w:hAnsi="Vivo Type" w:cs="Vivo Type"/>
-          <w:sz w:val="24"/>
-          <w:szCs w:val="24"/>
-          <w:lang w:val="pt-BR"/>
-        </w:rPr>
-      </w:pPr>
-      <w:r>
-        <w:rPr>
-          <w:rFonts w:ascii="Vivo Type" w:hAnsi="Vivo Type" w:cs="Vivo Type"/>
-          <w:sz w:val="24"/>
-          <w:szCs w:val="24"/>
-          <w:lang w:val="pt-BR"/>
-        </w:rPr>
-        <w:t>Contract Testing: Pact.io para testes de contrato entre producers e consumers de API/Kafka — detecta incompatibilidades sem necessidade de ambiente integrado</w:t>
-      </w:r>
     </w:p>
     <w:p>
       <w:pPr>
@@ -11459,99 +10050,6 @@
           <w:lang w:val="pt-BR"/>
         </w:rPr>
       </w:pPr>
-      <w:r>
-        <w:rPr>
-          <w:rFonts w:ascii="Vivo Type" w:hAnsi="Vivo Type" w:cs="Vivo Type"/>
-          <w:sz w:val="24"/>
-          <w:szCs w:val="24"/>
-          <w:lang w:val="pt-BR"/>
-        </w:rPr>
-        <w:t>Rituais de Alinhamento</w:t>
-      </w:r>
-    </w:p>
-    <w:p>
-      <w:pPr>
-        <w:pStyle w:val="Commarcadores"/>
-        <w:jc w:val="both"/>
-        <w:rPr>
-          <w:rFonts w:ascii="Vivo Type" w:hAnsi="Vivo Type" w:cs="Vivo Type"/>
-          <w:sz w:val="24"/>
-          <w:szCs w:val="24"/>
-          <w:lang w:val="pt-BR"/>
-        </w:rPr>
-      </w:pPr>
-      <w:r>
-        <w:rPr>
-          <w:rFonts w:ascii="Vivo Type" w:hAnsi="Vivo Type" w:cs="Vivo Type"/>
-          <w:sz w:val="24"/>
-          <w:szCs w:val="24"/>
-          <w:lang w:val="pt-BR"/>
-        </w:rPr>
-        <w:t xml:space="preserve">Tech Sync semanal (30min): Reunião entre tech leads dos squads para compartilhar aprendizados, decisões e alertas técnicos </w:t>
-      </w:r>
-    </w:p>
-    <w:p>
-      <w:pPr>
-        <w:pStyle w:val="Commarcadores"/>
-        <w:jc w:val="both"/>
-        <w:rPr>
-          <w:rFonts w:ascii="Vivo Type" w:hAnsi="Vivo Type" w:cs="Vivo Type"/>
-          <w:sz w:val="24"/>
-          <w:szCs w:val="24"/>
-          <w:lang w:val="pt-BR"/>
-        </w:rPr>
-      </w:pPr>
-      <w:r>
-        <w:rPr>
-          <w:rFonts w:ascii="Vivo Type" w:hAnsi="Vivo Type" w:cs="Vivo Type"/>
-          <w:sz w:val="24"/>
-          <w:szCs w:val="24"/>
-          <w:lang w:val="pt-BR"/>
-        </w:rPr>
-        <w:t xml:space="preserve">Architecture Review Board (quinzenal): Revisão de proposta de novas arquiteturas ou mudanças significativas com representantes de todos os squads afetados </w:t>
-      </w:r>
-    </w:p>
-    <w:p>
-      <w:pPr>
-        <w:pStyle w:val="Commarcadores"/>
-        <w:jc w:val="both"/>
-        <w:rPr>
-          <w:rFonts w:ascii="Vivo Type" w:hAnsi="Vivo Type" w:cs="Vivo Type"/>
-          <w:sz w:val="24"/>
-          <w:szCs w:val="24"/>
-          <w:lang w:val="pt-BR"/>
-        </w:rPr>
-      </w:pPr>
-      <w:r>
-        <w:rPr>
-          <w:rFonts w:ascii="Vivo Type" w:hAnsi="Vivo Type" w:cs="Vivo Type"/>
-          <w:sz w:val="24"/>
-          <w:szCs w:val="24"/>
-          <w:lang w:val="pt-BR"/>
-        </w:rPr>
-        <w:t xml:space="preserve">Postmortem sem culpa: Análise de incidentes focada em melhorias de processo, não em responsabilizar individuos — cultura psicologicamente segura </w:t>
-      </w:r>
-    </w:p>
-    <w:p>
-      <w:pPr>
-        <w:pStyle w:val="Commarcadores"/>
-        <w:jc w:val="both"/>
-        <w:rPr>
-          <w:rFonts w:ascii="Vivo Type" w:hAnsi="Vivo Type" w:cs="Vivo Type"/>
-          <w:sz w:val="24"/>
-          <w:szCs w:val="24"/>
-          <w:lang w:val="pt-BR"/>
-        </w:rPr>
-      </w:pPr>
-      <w:r>
-        <w:rPr>
-          <w:rFonts w:ascii="Vivo Type" w:hAnsi="Vivo Type" w:cs="Vivo Type"/>
-          <w:sz w:val="24"/>
-          <w:szCs w:val="24"/>
-          <w:lang w:val="pt-BR"/>
-        </w:rPr>
-        <w:t>Documentação como código: Diagramas C4 (Context, Container, Component, Code) mantidos no repositório junto ao código, sempre atualizados via pull request</w:t>
-      </w:r>
     </w:p>
     <w:p>
       <w:pPr>
@@ -11586,937 +10084,6 @@
           <w:lang w:val="pt-BR"/>
         </w:rPr>
       </w:pPr>
-      <w:r>
-        <w:rPr>
-          <w:rFonts w:ascii="Vivo Type" w:hAnsi="Vivo Type" w:cs="Vivo Type"/>
-          <w:sz w:val="24"/>
-          <w:szCs w:val="24"/>
-          <w:lang w:val="pt-BR"/>
-        </w:rPr>
-        <w:t>Ferramentas de Colaboração</w:t>
-      </w:r>
-    </w:p>
-    <w:p>
-      <w:pPr>
-        <w:pStyle w:val="Commarcadores"/>
-        <w:numPr>
-          <w:ilvl w:val="0"/>
-          <w:numId w:val="0"/>
-        </w:numPr>
-        <w:ind w:left="360" w:hanging="360"/>
-        <w:rPr>
-          <w:rFonts w:ascii="Vivo Type" w:hAnsi="Vivo Type" w:cs="Vivo Type"/>
-          <w:sz w:val="24"/>
-          <w:szCs w:val="24"/>
-          <w:lang w:val="pt-BR"/>
-        </w:rPr>
-      </w:pPr>
-    </w:p>
-    <w:tbl>
-      <w:tblPr>
-        <w:tblW w:w="8080" w:type="dxa"/>
-        <w:tblInd w:w="80" w:type="dxa"/>
-        <w:tblCellMar>
-          <w:left w:w="70" w:type="dxa"/>
-          <w:right w:w="70" w:type="dxa"/>
-        </w:tblCellMar>
-        <w:tblLook w:val="04A0" w:firstRow="1" w:lastRow="0" w:firstColumn="1" w:lastColumn="0" w:noHBand="0" w:noVBand="1"/>
-      </w:tblPr>
-      <w:tblGrid>
-        <w:gridCol w:w="2140"/>
-        <w:gridCol w:w="2800"/>
-        <w:gridCol w:w="3140"/>
-      </w:tblGrid>
-      <w:tr>
-        <w:trPr>
-          <w:trHeight w:val="300"/>
-        </w:trPr>
-        <w:tc>
-          <w:tcPr>
-            <w:tcW w:w="2140" w:type="dxa"/>
-            <w:tcBorders>
-              <w:top w:val="single" w:sz="8" w:space="0" w:color="auto"/>
-              <w:left w:val="single" w:sz="8" w:space="0" w:color="auto"/>
-              <w:bottom w:val="single" w:sz="4" w:space="0" w:color="auto"/>
-              <w:right w:val="single" w:sz="4" w:space="0" w:color="auto"/>
-            </w:tcBorders>
-            <w:shd w:val="clear" w:color="000000" w:fill="DCE6F1"/>
-            <w:vAlign w:val="center"/>
-            <w:hideMark/>
-          </w:tcPr>
-          <w:p>
-            <w:pPr>
-              <w:spacing w:after="0" w:line="240" w:lineRule="auto"/>
-              <w:rPr>
-                <w:rFonts w:ascii="Arial" w:eastAsia="Times New Roman" w:hAnsi="Arial" w:cs="Arial"/>
-                <w:b/>
-                <w:bCs/>
-                <w:color w:val="1F3A6E"/>
-                <w:sz w:val="20"/>
-                <w:szCs w:val="20"/>
-                <w:lang w:val="pt-BR" w:eastAsia="pt-BR"/>
-              </w:rPr>
-            </w:pPr>
-            <w:r>
-              <w:rPr>
-                <w:rFonts w:ascii="Arial" w:eastAsia="Times New Roman" w:hAnsi="Arial" w:cs="Arial"/>
-                <w:b/>
-                <w:bCs/>
-                <w:color w:val="1F3A6E"/>
-                <w:sz w:val="20"/>
-                <w:szCs w:val="20"/>
-                <w:lang w:val="pt-BR" w:eastAsia="pt-BR"/>
-              </w:rPr>
-              <w:t>Necessidade</w:t>
-            </w:r>
-          </w:p>
-        </w:tc>
-        <w:tc>
-          <w:tcPr>
-            <w:tcW w:w="2800" w:type="dxa"/>
-            <w:tcBorders>
-              <w:top w:val="single" w:sz="8" w:space="0" w:color="auto"/>
-              <w:left w:val="nil"/>
-              <w:bottom w:val="single" w:sz="4" w:space="0" w:color="auto"/>
-              <w:right w:val="single" w:sz="4" w:space="0" w:color="auto"/>
-            </w:tcBorders>
-            <w:shd w:val="clear" w:color="000000" w:fill="DCE6F1"/>
-            <w:vAlign w:val="center"/>
-            <w:hideMark/>
-          </w:tcPr>
-          <w:p>
-            <w:pPr>
-              <w:spacing w:after="0" w:line="240" w:lineRule="auto"/>
-              <w:rPr>
-                <w:rFonts w:ascii="Arial" w:eastAsia="Times New Roman" w:hAnsi="Arial" w:cs="Arial"/>
-                <w:b/>
-                <w:bCs/>
-                <w:color w:val="1F3A6E"/>
-                <w:sz w:val="20"/>
-                <w:szCs w:val="20"/>
-                <w:lang w:val="pt-BR" w:eastAsia="pt-BR"/>
-              </w:rPr>
-            </w:pPr>
-            <w:r>
-              <w:rPr>
-                <w:rFonts w:ascii="Arial" w:eastAsia="Times New Roman" w:hAnsi="Arial" w:cs="Arial"/>
-                <w:b/>
-                <w:bCs/>
-                <w:color w:val="1F3A6E"/>
-                <w:sz w:val="20"/>
-                <w:szCs w:val="20"/>
-                <w:lang w:val="pt-BR" w:eastAsia="pt-BR"/>
-              </w:rPr>
-              <w:t>Ferramenta</w:t>
-            </w:r>
-          </w:p>
-        </w:tc>
-        <w:tc>
-          <w:tcPr>
-            <w:tcW w:w="3140" w:type="dxa"/>
-            <w:tcBorders>
-              <w:top w:val="single" w:sz="8" w:space="0" w:color="auto"/>
-              <w:left w:val="nil"/>
-              <w:bottom w:val="single" w:sz="4" w:space="0" w:color="auto"/>
-              <w:right w:val="single" w:sz="8" w:space="0" w:color="auto"/>
-            </w:tcBorders>
-            <w:shd w:val="clear" w:color="000000" w:fill="DCE6F1"/>
-            <w:vAlign w:val="center"/>
-            <w:hideMark/>
-          </w:tcPr>
-          <w:p>
-            <w:pPr>
-              <w:spacing w:after="0" w:line="240" w:lineRule="auto"/>
-              <w:rPr>
-                <w:rFonts w:ascii="Arial" w:eastAsia="Times New Roman" w:hAnsi="Arial" w:cs="Arial"/>
-                <w:b/>
-                <w:bCs/>
-                <w:color w:val="1F3A6E"/>
-                <w:sz w:val="20"/>
-                <w:szCs w:val="20"/>
-                <w:lang w:val="pt-BR" w:eastAsia="pt-BR"/>
-              </w:rPr>
-            </w:pPr>
-            <w:r>
-              <w:rPr>
-                <w:rFonts w:ascii="Arial" w:eastAsia="Times New Roman" w:hAnsi="Arial" w:cs="Arial"/>
-                <w:b/>
-                <w:bCs/>
-                <w:color w:val="1F3A6E"/>
-                <w:sz w:val="20"/>
-                <w:szCs w:val="20"/>
-                <w:lang w:val="pt-BR" w:eastAsia="pt-BR"/>
-              </w:rPr>
-              <w:t>Benefício</w:t>
-            </w:r>
-          </w:p>
-        </w:tc>
-      </w:tr>
-      <w:tr>
-        <w:trPr>
-          <w:trHeight w:val="510"/>
-        </w:trPr>
-        <w:tc>
-          <w:tcPr>
-            <w:tcW w:w="2140" w:type="dxa"/>
-            <w:tcBorders>
-              <w:top w:val="nil"/>
-              <w:left w:val="single" w:sz="8" w:space="0" w:color="auto"/>
-              <w:bottom w:val="single" w:sz="4" w:space="0" w:color="auto"/>
-              <w:right w:val="single" w:sz="4" w:space="0" w:color="auto"/>
-            </w:tcBorders>
-            <w:shd w:val="clear" w:color="000000" w:fill="F5F5F5"/>
-            <w:vAlign w:val="center"/>
-            <w:hideMark/>
-          </w:tcPr>
-          <w:p>
-            <w:pPr>
-              <w:spacing w:after="0" w:line="240" w:lineRule="auto"/>
-              <w:rPr>
-                <w:rFonts w:ascii="Arial" w:eastAsia="Times New Roman" w:hAnsi="Arial" w:cs="Arial"/>
-                <w:color w:val="000000"/>
-                <w:sz w:val="20"/>
-                <w:szCs w:val="20"/>
-                <w:lang w:val="pt-BR" w:eastAsia="pt-BR"/>
-              </w:rPr>
-            </w:pPr>
-            <w:r>
-              <w:rPr>
-                <w:rFonts w:ascii="Arial" w:eastAsia="Times New Roman" w:hAnsi="Arial" w:cs="Arial"/>
-                <w:sz w:val="20"/>
-                <w:szCs w:val="20"/>
-                <w:lang w:val="pt-BR" w:eastAsia="pt-BR"/>
-              </w:rPr>
-              <w:t>Documentação técnica</w:t>
-            </w:r>
-          </w:p>
-        </w:tc>
-        <w:tc>
-          <w:tcPr>
-            <w:tcW w:w="2800" w:type="dxa"/>
-            <w:tcBorders>
-              <w:top w:val="nil"/>
-              <w:left w:val="nil"/>
-              <w:bottom w:val="single" w:sz="4" w:space="0" w:color="auto"/>
-              <w:right w:val="single" w:sz="4" w:space="0" w:color="auto"/>
-            </w:tcBorders>
-            <w:shd w:val="clear" w:color="000000" w:fill="F5F5F5"/>
-            <w:vAlign w:val="center"/>
-            <w:hideMark/>
-          </w:tcPr>
-          <w:p>
-            <w:pPr>
-              <w:spacing w:after="0" w:line="240" w:lineRule="auto"/>
-              <w:rPr>
-                <w:rFonts w:ascii="Arial" w:eastAsia="Times New Roman" w:hAnsi="Arial" w:cs="Arial"/>
-                <w:color w:val="000000"/>
-                <w:sz w:val="20"/>
-                <w:szCs w:val="20"/>
-                <w:lang w:val="pt-BR" w:eastAsia="pt-BR"/>
-              </w:rPr>
-            </w:pPr>
-            <w:r>
-              <w:rPr>
-                <w:rFonts w:ascii="Arial" w:eastAsia="Times New Roman" w:hAnsi="Arial" w:cs="Arial"/>
-                <w:sz w:val="20"/>
-                <w:szCs w:val="20"/>
-                <w:lang w:val="pt-BR" w:eastAsia="pt-BR"/>
-              </w:rPr>
-              <w:t>Confluence / Notion</w:t>
-            </w:r>
-          </w:p>
-        </w:tc>
-        <w:tc>
-          <w:tcPr>
-            <w:tcW w:w="3140" w:type="dxa"/>
-            <w:tcBorders>
-              <w:top w:val="nil"/>
-              <w:left w:val="nil"/>
-              <w:bottom w:val="single" w:sz="4" w:space="0" w:color="auto"/>
-              <w:right w:val="single" w:sz="8" w:space="0" w:color="auto"/>
-            </w:tcBorders>
-            <w:shd w:val="clear" w:color="000000" w:fill="F5F5F5"/>
-            <w:vAlign w:val="center"/>
-            <w:hideMark/>
-          </w:tcPr>
-          <w:p>
-            <w:pPr>
-              <w:spacing w:after="0" w:line="240" w:lineRule="auto"/>
-              <w:rPr>
-                <w:rFonts w:ascii="Arial" w:eastAsia="Times New Roman" w:hAnsi="Arial" w:cs="Arial"/>
-                <w:color w:val="000000"/>
-                <w:sz w:val="20"/>
-                <w:szCs w:val="20"/>
-                <w:lang w:val="pt-BR" w:eastAsia="pt-BR"/>
-              </w:rPr>
-            </w:pPr>
-            <w:r>
-              <w:rPr>
-                <w:rFonts w:ascii="Arial" w:eastAsia="Times New Roman" w:hAnsi="Arial" w:cs="Arial"/>
-                <w:sz w:val="20"/>
-                <w:szCs w:val="20"/>
-                <w:lang w:val="pt-BR" w:eastAsia="pt-BR"/>
-              </w:rPr>
-              <w:t>Conhecimento centralizado, pesquisável e versionado</w:t>
-            </w:r>
-          </w:p>
-        </w:tc>
-      </w:tr>
-      <w:tr>
-        <w:trPr>
-          <w:trHeight w:val="510"/>
-        </w:trPr>
-        <w:tc>
-          <w:tcPr>
-            <w:tcW w:w="2140" w:type="dxa"/>
-            <w:tcBorders>
-              <w:top w:val="nil"/>
-              <w:left w:val="single" w:sz="8" w:space="0" w:color="auto"/>
-              <w:bottom w:val="single" w:sz="4" w:space="0" w:color="auto"/>
-              <w:right w:val="single" w:sz="4" w:space="0" w:color="auto"/>
-            </w:tcBorders>
-            <w:shd w:val="clear" w:color="000000" w:fill="FFFFFF"/>
-            <w:vAlign w:val="center"/>
-            <w:hideMark/>
-          </w:tcPr>
-          <w:p>
-            <w:pPr>
-              <w:spacing w:after="0" w:line="240" w:lineRule="auto"/>
-              <w:rPr>
-                <w:rFonts w:ascii="Arial" w:eastAsia="Times New Roman" w:hAnsi="Arial" w:cs="Arial"/>
-                <w:color w:val="000000"/>
-                <w:sz w:val="20"/>
-                <w:szCs w:val="20"/>
-                <w:lang w:val="pt-BR" w:eastAsia="pt-BR"/>
-              </w:rPr>
-            </w:pPr>
-            <w:r>
-              <w:rPr>
-                <w:rFonts w:ascii="Arial" w:eastAsia="Times New Roman" w:hAnsi="Arial" w:cs="Arial"/>
-                <w:sz w:val="20"/>
-                <w:szCs w:val="20"/>
-                <w:lang w:val="pt-BR" w:eastAsia="pt-BR"/>
-              </w:rPr>
-              <w:t>Diagramas</w:t>
-            </w:r>
-          </w:p>
-        </w:tc>
-        <w:tc>
-          <w:tcPr>
-            <w:tcW w:w="2800" w:type="dxa"/>
-            <w:tcBorders>
-              <w:top w:val="nil"/>
-              <w:left w:val="nil"/>
-              <w:bottom w:val="single" w:sz="4" w:space="0" w:color="auto"/>
-              <w:right w:val="single" w:sz="4" w:space="0" w:color="auto"/>
-            </w:tcBorders>
-            <w:shd w:val="clear" w:color="000000" w:fill="FFFFFF"/>
-            <w:vAlign w:val="center"/>
-            <w:hideMark/>
-          </w:tcPr>
-          <w:p>
-            <w:pPr>
-              <w:spacing w:after="0" w:line="240" w:lineRule="auto"/>
-              <w:rPr>
-                <w:rFonts w:ascii="Arial" w:eastAsia="Times New Roman" w:hAnsi="Arial" w:cs="Arial"/>
-                <w:color w:val="000000"/>
-                <w:sz w:val="20"/>
-                <w:szCs w:val="20"/>
-                <w:lang w:val="pt-BR" w:eastAsia="pt-BR"/>
-              </w:rPr>
-            </w:pPr>
-            <w:r>
-              <w:rPr>
-                <w:rFonts w:ascii="Arial" w:eastAsia="Times New Roman" w:hAnsi="Arial" w:cs="Arial"/>
-                <w:sz w:val="20"/>
-                <w:szCs w:val="20"/>
-                <w:lang w:val="pt-BR" w:eastAsia="pt-BR"/>
-              </w:rPr>
-              <w:t>Structurizr (C4) / Miro</w:t>
-            </w:r>
-          </w:p>
-        </w:tc>
-        <w:tc>
-          <w:tcPr>
-            <w:tcW w:w="3140" w:type="dxa"/>
-            <w:tcBorders>
-              <w:top w:val="nil"/>
-              <w:left w:val="nil"/>
-              <w:bottom w:val="single" w:sz="4" w:space="0" w:color="auto"/>
-              <w:right w:val="single" w:sz="8" w:space="0" w:color="auto"/>
-            </w:tcBorders>
-            <w:shd w:val="clear" w:color="000000" w:fill="FFFFFF"/>
-            <w:vAlign w:val="center"/>
-            <w:hideMark/>
-          </w:tcPr>
-          <w:p>
-            <w:pPr>
-              <w:spacing w:after="0" w:line="240" w:lineRule="auto"/>
-              <w:rPr>
-                <w:rFonts w:ascii="Arial" w:eastAsia="Times New Roman" w:hAnsi="Arial" w:cs="Arial"/>
-                <w:color w:val="000000"/>
-                <w:sz w:val="20"/>
-                <w:szCs w:val="20"/>
-                <w:lang w:val="pt-BR" w:eastAsia="pt-BR"/>
-              </w:rPr>
-            </w:pPr>
-            <w:r>
-              <w:rPr>
-                <w:rFonts w:ascii="Arial" w:eastAsia="Times New Roman" w:hAnsi="Arial" w:cs="Arial"/>
-                <w:sz w:val="20"/>
-                <w:szCs w:val="20"/>
-                <w:lang w:val="pt-BR" w:eastAsia="pt-BR"/>
-              </w:rPr>
-              <w:t>Arquitetura sempre atualizada, colaborativa e rastreável</w:t>
-            </w:r>
-          </w:p>
-        </w:tc>
-      </w:tr>
-      <w:tr>
-        <w:trPr>
-          <w:trHeight w:val="510"/>
-        </w:trPr>
-        <w:tc>
-          <w:tcPr>
-            <w:tcW w:w="2140" w:type="dxa"/>
-            <w:tcBorders>
-              <w:top w:val="nil"/>
-              <w:left w:val="single" w:sz="8" w:space="0" w:color="auto"/>
-              <w:bottom w:val="single" w:sz="4" w:space="0" w:color="auto"/>
-              <w:right w:val="single" w:sz="4" w:space="0" w:color="auto"/>
-            </w:tcBorders>
-            <w:shd w:val="clear" w:color="000000" w:fill="F5F5F5"/>
-            <w:vAlign w:val="center"/>
-            <w:hideMark/>
-          </w:tcPr>
-          <w:p>
-            <w:pPr>
-              <w:spacing w:after="0" w:line="240" w:lineRule="auto"/>
-              <w:rPr>
-                <w:rFonts w:ascii="Arial" w:eastAsia="Times New Roman" w:hAnsi="Arial" w:cs="Arial"/>
-                <w:color w:val="000000"/>
-                <w:sz w:val="20"/>
-                <w:szCs w:val="20"/>
-                <w:lang w:val="pt-BR" w:eastAsia="pt-BR"/>
-              </w:rPr>
-            </w:pPr>
-            <w:r>
-              <w:rPr>
-                <w:rFonts w:ascii="Arial" w:eastAsia="Times New Roman" w:hAnsi="Arial" w:cs="Arial"/>
-                <w:sz w:val="20"/>
-                <w:szCs w:val="20"/>
-                <w:lang w:val="pt-BR" w:eastAsia="pt-BR"/>
-              </w:rPr>
-              <w:t>Gestao de ADRs</w:t>
-            </w:r>
-          </w:p>
-        </w:tc>
-        <w:tc>
-          <w:tcPr>
-            <w:tcW w:w="2800" w:type="dxa"/>
-            <w:tcBorders>
-              <w:top w:val="nil"/>
-              <w:left w:val="nil"/>
-              <w:bottom w:val="single" w:sz="4" w:space="0" w:color="auto"/>
-              <w:right w:val="single" w:sz="4" w:space="0" w:color="auto"/>
-            </w:tcBorders>
-            <w:shd w:val="clear" w:color="000000" w:fill="F5F5F5"/>
-            <w:vAlign w:val="center"/>
-            <w:hideMark/>
-          </w:tcPr>
-          <w:p>
-            <w:pPr>
-              <w:spacing w:after="0" w:line="240" w:lineRule="auto"/>
-              <w:rPr>
-                <w:rFonts w:ascii="Arial" w:eastAsia="Times New Roman" w:hAnsi="Arial" w:cs="Arial"/>
-                <w:color w:val="000000"/>
-                <w:sz w:val="20"/>
-                <w:szCs w:val="20"/>
-                <w:lang w:val="pt-BR" w:eastAsia="pt-BR"/>
-              </w:rPr>
-            </w:pPr>
-            <w:r>
-              <w:rPr>
-                <w:rFonts w:ascii="Arial" w:eastAsia="Times New Roman" w:hAnsi="Arial" w:cs="Arial"/>
-                <w:sz w:val="20"/>
-                <w:szCs w:val="20"/>
-                <w:lang w:val="pt-BR" w:eastAsia="pt-BR"/>
-              </w:rPr>
-              <w:t>GitHub (pasta /docs/adr)</w:t>
-            </w:r>
-          </w:p>
-        </w:tc>
-        <w:tc>
-          <w:tcPr>
-            <w:tcW w:w="3140" w:type="dxa"/>
-            <w:tcBorders>
-              <w:top w:val="nil"/>
-              <w:left w:val="nil"/>
-              <w:bottom w:val="single" w:sz="4" w:space="0" w:color="auto"/>
-              <w:right w:val="single" w:sz="8" w:space="0" w:color="auto"/>
-            </w:tcBorders>
-            <w:shd w:val="clear" w:color="000000" w:fill="F5F5F5"/>
-            <w:vAlign w:val="center"/>
-            <w:hideMark/>
-          </w:tcPr>
-          <w:p>
-            <w:pPr>
-              <w:spacing w:after="0" w:line="240" w:lineRule="auto"/>
-              <w:rPr>
-                <w:rFonts w:ascii="Arial" w:eastAsia="Times New Roman" w:hAnsi="Arial" w:cs="Arial"/>
-                <w:color w:val="000000"/>
-                <w:sz w:val="20"/>
-                <w:szCs w:val="20"/>
-                <w:lang w:val="pt-BR" w:eastAsia="pt-BR"/>
-              </w:rPr>
-            </w:pPr>
-            <w:r>
-              <w:rPr>
-                <w:rFonts w:ascii="Arial" w:eastAsia="Times New Roman" w:hAnsi="Arial" w:cs="Arial"/>
-                <w:sz w:val="20"/>
-                <w:szCs w:val="20"/>
-                <w:lang w:val="pt-BR" w:eastAsia="pt-BR"/>
-              </w:rPr>
-              <w:t>ADRs versionados junto ao código, revisados em PR</w:t>
-            </w:r>
-          </w:p>
-        </w:tc>
-      </w:tr>
-      <w:tr>
-        <w:trPr>
-          <w:trHeight w:val="510"/>
-        </w:trPr>
-        <w:tc>
-          <w:tcPr>
-            <w:tcW w:w="2140" w:type="dxa"/>
-            <w:tcBorders>
-              <w:top w:val="nil"/>
-              <w:left w:val="single" w:sz="8" w:space="0" w:color="auto"/>
-              <w:bottom w:val="single" w:sz="4" w:space="0" w:color="auto"/>
-              <w:right w:val="single" w:sz="4" w:space="0" w:color="auto"/>
-            </w:tcBorders>
-            <w:shd w:val="clear" w:color="000000" w:fill="FFFFFF"/>
-            <w:vAlign w:val="center"/>
-            <w:hideMark/>
-          </w:tcPr>
-          <w:p>
-            <w:pPr>
-              <w:spacing w:after="0" w:line="240" w:lineRule="auto"/>
-              <w:rPr>
-                <w:rFonts w:ascii="Arial" w:eastAsia="Times New Roman" w:hAnsi="Arial" w:cs="Arial"/>
-                <w:color w:val="000000"/>
-                <w:sz w:val="20"/>
-                <w:szCs w:val="20"/>
-                <w:lang w:val="pt-BR" w:eastAsia="pt-BR"/>
-              </w:rPr>
-            </w:pPr>
-            <w:r>
-              <w:rPr>
-                <w:rFonts w:ascii="Arial" w:eastAsia="Times New Roman" w:hAnsi="Arial" w:cs="Arial"/>
-                <w:sz w:val="20"/>
-                <w:szCs w:val="20"/>
-                <w:lang w:val="pt-BR" w:eastAsia="pt-BR"/>
-              </w:rPr>
-              <w:t>Comunicação async</w:t>
-            </w:r>
-          </w:p>
-        </w:tc>
-        <w:tc>
-          <w:tcPr>
-            <w:tcW w:w="2800" w:type="dxa"/>
-            <w:tcBorders>
-              <w:top w:val="nil"/>
-              <w:left w:val="nil"/>
-              <w:bottom w:val="single" w:sz="4" w:space="0" w:color="auto"/>
-              <w:right w:val="single" w:sz="4" w:space="0" w:color="auto"/>
-            </w:tcBorders>
-            <w:shd w:val="clear" w:color="000000" w:fill="FFFFFF"/>
-            <w:vAlign w:val="center"/>
-            <w:hideMark/>
-          </w:tcPr>
-          <w:p>
-            <w:pPr>
-              <w:spacing w:after="0" w:line="240" w:lineRule="auto"/>
-              <w:rPr>
-                <w:rFonts w:ascii="Arial" w:eastAsia="Times New Roman" w:hAnsi="Arial" w:cs="Arial"/>
-                <w:color w:val="000000"/>
-                <w:sz w:val="20"/>
-                <w:szCs w:val="20"/>
-                <w:lang w:val="pt-BR" w:eastAsia="pt-BR"/>
-              </w:rPr>
-            </w:pPr>
-            <w:r>
-              <w:rPr>
-                <w:rFonts w:ascii="Arial" w:eastAsia="Times New Roman" w:hAnsi="Arial" w:cs="Arial"/>
-                <w:sz w:val="20"/>
-                <w:szCs w:val="20"/>
-                <w:lang w:val="pt-BR" w:eastAsia="pt-BR"/>
-              </w:rPr>
-              <w:t>Slack com canais por domínio</w:t>
-            </w:r>
-          </w:p>
-        </w:tc>
-        <w:tc>
-          <w:tcPr>
-            <w:tcW w:w="3140" w:type="dxa"/>
-            <w:tcBorders>
-              <w:top w:val="nil"/>
-              <w:left w:val="nil"/>
-              <w:bottom w:val="single" w:sz="4" w:space="0" w:color="auto"/>
-              <w:right w:val="single" w:sz="8" w:space="0" w:color="auto"/>
-            </w:tcBorders>
-            <w:shd w:val="clear" w:color="000000" w:fill="FFFFFF"/>
-            <w:vAlign w:val="center"/>
-            <w:hideMark/>
-          </w:tcPr>
-          <w:p>
-            <w:pPr>
-              <w:spacing w:after="0" w:line="240" w:lineRule="auto"/>
-              <w:rPr>
-                <w:rFonts w:ascii="Arial" w:eastAsia="Times New Roman" w:hAnsi="Arial" w:cs="Arial"/>
-                <w:color w:val="000000"/>
-                <w:sz w:val="20"/>
-                <w:szCs w:val="20"/>
-                <w:lang w:val="pt-BR" w:eastAsia="pt-BR"/>
-              </w:rPr>
-            </w:pPr>
-            <w:r>
-              <w:rPr>
-                <w:rFonts w:ascii="Arial" w:eastAsia="Times New Roman" w:hAnsi="Arial" w:cs="Arial"/>
-                <w:sz w:val="20"/>
-                <w:szCs w:val="20"/>
-                <w:lang w:val="pt-BR" w:eastAsia="pt-BR"/>
-              </w:rPr>
-              <w:t>Redução de reuniões, histórico buscável, integração com alertas</w:t>
-            </w:r>
-          </w:p>
-        </w:tc>
-      </w:tr>
-      <w:tr>
-        <w:trPr>
-          <w:trHeight w:val="525"/>
-        </w:trPr>
-        <w:tc>
-          <w:tcPr>
-            <w:tcW w:w="2140" w:type="dxa"/>
-            <w:tcBorders>
-              <w:top w:val="nil"/>
-              <w:left w:val="single" w:sz="8" w:space="0" w:color="auto"/>
-              <w:bottom w:val="single" w:sz="8" w:space="0" w:color="auto"/>
-              <w:right w:val="single" w:sz="4" w:space="0" w:color="auto"/>
-            </w:tcBorders>
-            <w:shd w:val="clear" w:color="000000" w:fill="F5F5F5"/>
-            <w:vAlign w:val="center"/>
-            <w:hideMark/>
-          </w:tcPr>
-          <w:p>
-            <w:pPr>
-              <w:spacing w:after="0" w:line="240" w:lineRule="auto"/>
-              <w:rPr>
-                <w:rFonts w:ascii="Arial" w:eastAsia="Times New Roman" w:hAnsi="Arial" w:cs="Arial"/>
-                <w:color w:val="000000"/>
-                <w:sz w:val="20"/>
-                <w:szCs w:val="20"/>
-                <w:lang w:val="pt-BR" w:eastAsia="pt-BR"/>
-              </w:rPr>
-            </w:pPr>
-            <w:r>
-              <w:rPr>
-                <w:rFonts w:ascii="Arial" w:eastAsia="Times New Roman" w:hAnsi="Arial" w:cs="Arial"/>
-                <w:sz w:val="20"/>
-                <w:szCs w:val="20"/>
-                <w:lang w:val="pt-BR" w:eastAsia="pt-BR"/>
-              </w:rPr>
-              <w:t>Monitoramento de API</w:t>
-            </w:r>
-          </w:p>
-        </w:tc>
-        <w:tc>
-          <w:tcPr>
-            <w:tcW w:w="2800" w:type="dxa"/>
-            <w:tcBorders>
-              <w:top w:val="nil"/>
-              <w:left w:val="nil"/>
-              <w:bottom w:val="single" w:sz="8" w:space="0" w:color="auto"/>
-              <w:right w:val="single" w:sz="4" w:space="0" w:color="auto"/>
-            </w:tcBorders>
-            <w:shd w:val="clear" w:color="000000" w:fill="F5F5F5"/>
-            <w:vAlign w:val="center"/>
-            <w:hideMark/>
-          </w:tcPr>
-          <w:p>
-            <w:pPr>
-              <w:spacing w:after="0" w:line="240" w:lineRule="auto"/>
-              <w:rPr>
-                <w:rFonts w:ascii="Arial" w:eastAsia="Times New Roman" w:hAnsi="Arial" w:cs="Arial"/>
-                <w:color w:val="000000"/>
-                <w:sz w:val="20"/>
-                <w:szCs w:val="20"/>
-                <w:lang w:val="pt-BR" w:eastAsia="pt-BR"/>
-              </w:rPr>
-            </w:pPr>
-            <w:r>
-              <w:rPr>
-                <w:rFonts w:ascii="Arial" w:eastAsia="Times New Roman" w:hAnsi="Arial" w:cs="Arial"/>
-                <w:sz w:val="20"/>
-                <w:szCs w:val="20"/>
-                <w:lang w:val="pt-BR" w:eastAsia="pt-BR"/>
-              </w:rPr>
-              <w:t>Backstage (Developer Portal)</w:t>
-            </w:r>
-          </w:p>
-        </w:tc>
-        <w:tc>
-          <w:tcPr>
-            <w:tcW w:w="3140" w:type="dxa"/>
-            <w:tcBorders>
-              <w:top w:val="nil"/>
-              <w:left w:val="nil"/>
-              <w:bottom w:val="single" w:sz="8" w:space="0" w:color="auto"/>
-              <w:right w:val="single" w:sz="8" w:space="0" w:color="auto"/>
-            </w:tcBorders>
-            <w:shd w:val="clear" w:color="000000" w:fill="F5F5F5"/>
-            <w:vAlign w:val="center"/>
-            <w:hideMark/>
-          </w:tcPr>
-          <w:p>
-            <w:pPr>
-              <w:spacing w:after="0" w:line="240" w:lineRule="auto"/>
-              <w:rPr>
-                <w:rFonts w:ascii="Arial" w:eastAsia="Times New Roman" w:hAnsi="Arial" w:cs="Arial"/>
-                <w:color w:val="000000"/>
-                <w:sz w:val="20"/>
-                <w:szCs w:val="20"/>
-                <w:lang w:val="pt-BR" w:eastAsia="pt-BR"/>
-              </w:rPr>
-            </w:pPr>
-            <w:r>
-              <w:rPr>
-                <w:rFonts w:ascii="Arial" w:eastAsia="Times New Roman" w:hAnsi="Arial" w:cs="Arial"/>
-                <w:sz w:val="20"/>
-                <w:szCs w:val="20"/>
-                <w:lang w:val="pt-BR" w:eastAsia="pt-BR"/>
-              </w:rPr>
-              <w:t>Catálogo centralizado de todos os serviços, owners e SLOs</w:t>
-            </w:r>
-          </w:p>
-        </w:tc>
-      </w:tr>
-    </w:tbl>
-    <w:p>
-      <w:pPr>
-        <w:pStyle w:val="Commarcadores"/>
-        <w:numPr>
-          <w:ilvl w:val="0"/>
-          <w:numId w:val="0"/>
-        </w:numPr>
-        <w:ind w:left="360" w:hanging="360"/>
-        <w:rPr>
-          <w:rFonts w:ascii="Vivo Type" w:hAnsi="Vivo Type" w:cs="Vivo Type"/>
-          <w:sz w:val="24"/>
-          <w:szCs w:val="24"/>
-          <w:lang w:val="pt-BR"/>
-        </w:rPr>
-      </w:pPr>
-    </w:p>
-    <w:p>
-      <w:pPr>
-        <w:pStyle w:val="Commarcadores"/>
-        <w:numPr>
-          <w:ilvl w:val="0"/>
-          <w:numId w:val="0"/>
-        </w:numPr>
-        <w:ind w:left="360" w:hanging="360"/>
-        <w:rPr>
-          <w:rFonts w:ascii="Vivo Type" w:hAnsi="Vivo Type" w:cs="Vivo Type"/>
-          <w:sz w:val="24"/>
-          <w:szCs w:val="24"/>
-          <w:lang w:val="pt-BR"/>
-        </w:rPr>
-      </w:pPr>
-    </w:p>
-    <w:p>
-      <w:pPr>
-        <w:pStyle w:val="Commarcadores"/>
-        <w:numPr>
-          <w:ilvl w:val="0"/>
-          <w:numId w:val="0"/>
-        </w:numPr>
-        <w:ind w:left="360" w:hanging="360"/>
-        <w:rPr>
-          <w:rFonts w:ascii="Vivo Type" w:hAnsi="Vivo Type" w:cs="Vivo Type"/>
-          <w:sz w:val="24"/>
-          <w:szCs w:val="24"/>
-          <w:lang w:val="pt-BR"/>
-        </w:rPr>
-      </w:pPr>
-    </w:p>
-    <w:p>
-      <w:pPr>
-        <w:pStyle w:val="Commarcadores"/>
-        <w:numPr>
-          <w:ilvl w:val="0"/>
-          <w:numId w:val="0"/>
-        </w:numPr>
-        <w:ind w:left="360" w:hanging="360"/>
-        <w:rPr>
-          <w:rFonts w:ascii="Vivo Type" w:hAnsi="Vivo Type" w:cs="Vivo Type"/>
-          <w:sz w:val="24"/>
-          <w:szCs w:val="24"/>
-          <w:lang w:val="pt-BR"/>
-        </w:rPr>
-      </w:pPr>
-    </w:p>
-    <w:p>
-      <w:pPr>
-        <w:pStyle w:val="Commarcadores"/>
-        <w:numPr>
-          <w:ilvl w:val="0"/>
-          <w:numId w:val="0"/>
-        </w:numPr>
-        <w:rPr>
-          <w:rFonts w:ascii="Vivo Type" w:hAnsi="Vivo Type" w:cs="Vivo Type"/>
-          <w:b/>
-          <w:bCs/>
-          <w:sz w:val="24"/>
-          <w:szCs w:val="24"/>
-          <w:lang w:val="pt-BR"/>
-        </w:rPr>
-      </w:pPr>
-      <w:r>
-        <w:rPr>
-          <w:rFonts w:ascii="Vivo Type" w:hAnsi="Vivo Type" w:cs="Vivo Type"/>
-          <w:b/>
-          <w:bCs/>
-          <w:sz w:val="24"/>
-          <w:szCs w:val="24"/>
-          <w:lang w:val="pt-BR"/>
-        </w:rPr>
-        <w:lastRenderedPageBreak/>
-        <w:t>Conclusão</w:t>
-      </w:r>
-    </w:p>
-    <w:p>
-      <w:pPr>
-        <w:pStyle w:val="Commarcadores"/>
-        <w:numPr>
-          <w:ilvl w:val="0"/>
-          <w:numId w:val="0"/>
-        </w:numPr>
-        <w:rPr>
-          <w:rFonts w:ascii="Vivo Type" w:hAnsi="Vivo Type" w:cs="Vivo Type"/>
-          <w:sz w:val="24"/>
-          <w:szCs w:val="24"/>
-          <w:lang w:val="pt-BR"/>
-        </w:rPr>
-      </w:pPr>
-    </w:p>
-    <w:p>
-      <w:pPr>
-        <w:pStyle w:val="Commarcadores"/>
-        <w:numPr>
-          <w:ilvl w:val="0"/>
-          <w:numId w:val="0"/>
-        </w:numPr>
-        <w:jc w:val="both"/>
-        <w:rPr>
-          <w:rFonts w:ascii="Vivo Type" w:hAnsi="Vivo Type" w:cs="Vivo Type"/>
-          <w:sz w:val="24"/>
-          <w:szCs w:val="24"/>
-          <w:lang w:val="pt-BR"/>
-        </w:rPr>
-      </w:pPr>
-      <w:r>
-        <w:rPr>
-          <w:rFonts w:ascii="Vivo Type" w:hAnsi="Vivo Type" w:cs="Vivo Type"/>
-          <w:sz w:val="24"/>
-          <w:szCs w:val="24"/>
-          <w:lang w:val="pt-BR"/>
-        </w:rPr>
-        <w:t>A solução proposta entrega uma arquitetura Cloud Native completa, alinhada aos requisitos do case: alta disponibilidade via microsservicos independentes e Kafka como backbone; segurança em profundidade com JWT, HTTPS, rate limiting e pipeline DevSecOps; escalabilidade horizontal via containers e Kubernetes; rastreabilidade completa com observabilidade em três pilares; e governança de custos com práticas FinOps.</w:t>
-      </w:r>
-    </w:p>
-    <w:p>
-      <w:pPr>
-        <w:pStyle w:val="Commarcadores"/>
-        <w:numPr>
-          <w:ilvl w:val="0"/>
-          <w:numId w:val="0"/>
-        </w:numPr>
-        <w:jc w:val="both"/>
-        <w:rPr>
-          <w:rFonts w:ascii="Vivo Type" w:hAnsi="Vivo Type" w:cs="Vivo Type"/>
-          <w:sz w:val="24"/>
-          <w:szCs w:val="24"/>
-          <w:lang w:val="pt-BR"/>
-        </w:rPr>
-      </w:pPr>
-    </w:p>
-    <w:p>
-      <w:pPr>
-        <w:pStyle w:val="Commarcadores"/>
-        <w:numPr>
-          <w:ilvl w:val="0"/>
-          <w:numId w:val="0"/>
-        </w:numPr>
-        <w:jc w:val="both"/>
-        <w:rPr>
-          <w:rFonts w:ascii="Vivo Type" w:hAnsi="Vivo Type" w:cs="Vivo Type"/>
-          <w:sz w:val="24"/>
-          <w:szCs w:val="24"/>
-          <w:lang w:val="pt-BR"/>
-        </w:rPr>
-      </w:pPr>
-      <w:r>
-        <w:rPr>
-          <w:rFonts w:ascii="Vivo Type" w:hAnsi="Vivo Type" w:cs="Vivo Type"/>
-          <w:sz w:val="24"/>
-          <w:szCs w:val="24"/>
-          <w:lang w:val="pt-BR"/>
-        </w:rPr>
-        <w:t>O modulo de conciliação automática com AWS SageMaker demonstra a aplicação pratica de IA no domínio financeiro, com fallback seguro e score de confiança que permite priorizar revisão manual de forma inteligente. A arquitetura event-driven com Kafka garante que o sistema seja resiliente a falhas, escalável e auditável — características essenciais para sistemas de faturamento de alta volumetria.</w:t>
-      </w:r>
-    </w:p>
-    <w:p>
-      <w:pPr>
-        <w:pStyle w:val="Commarcadores"/>
-        <w:numPr>
-          <w:ilvl w:val="0"/>
-          <w:numId w:val="0"/>
-        </w:numPr>
-        <w:jc w:val="both"/>
-        <w:rPr>
-          <w:rFonts w:ascii="Vivo Type" w:hAnsi="Vivo Type" w:cs="Vivo Type"/>
-          <w:sz w:val="24"/>
-          <w:szCs w:val="24"/>
-          <w:lang w:val="pt-BR"/>
-        </w:rPr>
-      </w:pPr>
-    </w:p>
-    <w:p>
-      <w:pPr>
-        <w:pStyle w:val="Commarcadores"/>
-        <w:numPr>
-          <w:ilvl w:val="0"/>
-          <w:numId w:val="0"/>
-        </w:numPr>
-        <w:jc w:val="both"/>
-        <w:rPr>
-          <w:rFonts w:ascii="Vivo Type" w:hAnsi="Vivo Type" w:cs="Vivo Type"/>
-          <w:sz w:val="24"/>
-          <w:szCs w:val="24"/>
-          <w:lang w:val="pt-BR"/>
-        </w:rPr>
-      </w:pPr>
-      <w:r>
-        <w:rPr>
-          <w:rFonts w:ascii="Vivo Type" w:hAnsi="Vivo Type" w:cs="Vivo Type"/>
-          <w:sz w:val="24"/>
-          <w:szCs w:val="24"/>
-          <w:lang w:val="pt-BR"/>
-        </w:rPr>
-        <w:t>Os códigos entregues seguem princípios de clean code, são testados com JUnit e Mockito, containerizados com Docker e prontos para execução com um único comando (docker-compose up --build), demonstrando maturidade técnica e preocupação com a experiencia do desenvolvedor.</w:t>
-      </w:r>
     </w:p>
     <w:p>
       <w:pPr>
@@ -12575,6 +10142,7 @@
           <w:szCs w:val="24"/>
           <w:lang w:val="pt-BR"/>
         </w:rPr>
+        <w:lastRenderedPageBreak/>
         <w:t>Repositórios Implementados</w:t>
       </w:r>
     </w:p>
@@ -12804,7 +10372,7 @@
                 <w:szCs w:val="20"/>
                 <w:lang w:val="pt-BR" w:eastAsia="pt-BR"/>
               </w:rPr>
-              <w:t>Implementado (preexistente)</w:t>
+              <w:t xml:space="preserve">Implementado </w:t>
             </w:r>
           </w:p>
         </w:tc>
@@ -12914,7 +10482,7 @@
                 <w:szCs w:val="20"/>
                 <w:lang w:val="pt-BR" w:eastAsia="pt-BR"/>
               </w:rPr>
-              <w:t>Implementado (preexistente)</w:t>
+              <w:t xml:space="preserve">Implementado </w:t>
             </w:r>
           </w:p>
         </w:tc>
@@ -13024,7 +10592,7 @@
                 <w:szCs w:val="20"/>
                 <w:lang w:val="pt-BR" w:eastAsia="pt-BR"/>
               </w:rPr>
-              <w:t>Implementado (preexistente)</w:t>
+              <w:t xml:space="preserve">Implementado </w:t>
             </w:r>
           </w:p>
         </w:tc>
@@ -13099,7 +10667,16 @@
                 <w:szCs w:val="20"/>
                 <w:lang w:val="pt-BR" w:eastAsia="pt-BR"/>
               </w:rPr>
-              <w:t>conciliacao-service</w:t>
+              <w:t>conciliacao-</w:t>
+            </w:r>
+            <w:r>
+              <w:rPr>
+                <w:rFonts w:ascii="Arial" w:eastAsia="Times New Roman" w:hAnsi="Arial" w:cs="Arial"/>
+                <w:sz w:val="20"/>
+                <w:szCs w:val="20"/>
+                <w:lang w:val="pt-BR" w:eastAsia="pt-BR"/>
+              </w:rPr>
+              <w:t>producer</w:t>
             </w:r>
           </w:p>
         </w:tc>
@@ -13134,7 +10711,7 @@
                 <w:szCs w:val="20"/>
                 <w:lang w:val="pt-BR" w:eastAsia="pt-BR"/>
               </w:rPr>
-              <w:t>Falta implementação</w:t>
+              <w:t>Implementado</w:t>
             </w:r>
           </w:p>
         </w:tc>
@@ -13157,6 +10734,110 @@
               <w:rPr>
                 <w:rFonts w:ascii="Arial" w:eastAsia="Times New Roman" w:hAnsi="Arial" w:cs="Arial"/>
                 <w:color w:val="000000"/>
+                <w:sz w:val="20"/>
+                <w:szCs w:val="20"/>
+                <w:lang w:val="pt-BR" w:eastAsia="pt-BR"/>
+              </w:rPr>
+            </w:pPr>
+            <w:r>
+              <w:rPr>
+                <w:rFonts w:ascii="Arial" w:eastAsia="Times New Roman" w:hAnsi="Arial" w:cs="Arial"/>
+                <w:sz w:val="20"/>
+                <w:szCs w:val="20"/>
+                <w:lang w:val="pt-BR" w:eastAsia="pt-BR"/>
+              </w:rPr>
+              <w:t>Spring Boot, Kafka Producer,H2</w:t>
+            </w:r>
+          </w:p>
+        </w:tc>
+      </w:tr>
+      <w:tr>
+        <w:trPr>
+          <w:trHeight w:val="510"/>
+        </w:trPr>
+        <w:tc>
+          <w:tcPr>
+            <w:tcW w:w="2720" w:type="dxa"/>
+            <w:tcBorders>
+              <w:top w:val="nil"/>
+              <w:left w:val="single" w:sz="8" w:space="0" w:color="auto"/>
+              <w:bottom w:val="single" w:sz="4" w:space="0" w:color="auto"/>
+              <w:right w:val="single" w:sz="4" w:space="0" w:color="auto"/>
+            </w:tcBorders>
+            <w:shd w:val="clear" w:color="000000" w:fill="FFFFFF"/>
+            <w:vAlign w:val="center"/>
+          </w:tcPr>
+          <w:p>
+            <w:pPr>
+              <w:spacing w:after="0" w:line="240" w:lineRule="auto"/>
+              <w:rPr>
+                <w:rFonts w:ascii="Arial" w:eastAsia="Times New Roman" w:hAnsi="Arial" w:cs="Arial"/>
+                <w:sz w:val="20"/>
+                <w:szCs w:val="20"/>
+                <w:lang w:val="pt-BR" w:eastAsia="pt-BR"/>
+              </w:rPr>
+            </w:pPr>
+            <w:r>
+              <w:rPr>
+                <w:rFonts w:ascii="Arial" w:eastAsia="Times New Roman" w:hAnsi="Arial" w:cs="Arial"/>
+                <w:sz w:val="20"/>
+                <w:szCs w:val="20"/>
+                <w:lang w:val="pt-BR" w:eastAsia="pt-BR"/>
+              </w:rPr>
+              <w:t>conciliacao-service</w:t>
+            </w:r>
+          </w:p>
+        </w:tc>
+        <w:tc>
+          <w:tcPr>
+            <w:tcW w:w="2620" w:type="dxa"/>
+            <w:tcBorders>
+              <w:top w:val="nil"/>
+              <w:left w:val="nil"/>
+              <w:bottom w:val="single" w:sz="4" w:space="0" w:color="auto"/>
+              <w:right w:val="single" w:sz="4" w:space="0" w:color="auto"/>
+            </w:tcBorders>
+            <w:shd w:val="clear" w:color="000000" w:fill="FFFFFF"/>
+            <w:vAlign w:val="center"/>
+          </w:tcPr>
+          <w:p>
+            <w:pPr>
+              <w:spacing w:after="0" w:line="240" w:lineRule="auto"/>
+              <w:rPr>
+                <w:rFonts w:ascii="Arial" w:eastAsia="Times New Roman" w:hAnsi="Arial" w:cs="Arial"/>
+                <w:sz w:val="20"/>
+                <w:szCs w:val="20"/>
+                <w:lang w:val="pt-BR" w:eastAsia="pt-BR"/>
+              </w:rPr>
+            </w:pPr>
+            <w:r>
+              <w:rPr>
+                <w:rFonts w:ascii="Arial" w:eastAsia="Times New Roman" w:hAnsi="Arial" w:cs="Arial"/>
+                <w:sz w:val="20"/>
+                <w:szCs w:val="20"/>
+                <w:lang w:val="pt-BR" w:eastAsia="pt-BR"/>
+              </w:rPr>
+              <w:t>Falta implementação</w:t>
+            </w:r>
+          </w:p>
+        </w:tc>
+        <w:tc>
+          <w:tcPr>
+            <w:tcW w:w="4280" w:type="dxa"/>
+            <w:tcBorders>
+              <w:top w:val="nil"/>
+              <w:left w:val="nil"/>
+              <w:bottom w:val="single" w:sz="4" w:space="0" w:color="auto"/>
+              <w:right w:val="single" w:sz="8" w:space="0" w:color="auto"/>
+            </w:tcBorders>
+            <w:shd w:val="clear" w:color="000000" w:fill="FFFFFF"/>
+            <w:vAlign w:val="center"/>
+          </w:tcPr>
+          <w:p>
+            <w:pPr>
+              <w:spacing w:after="0" w:line="240" w:lineRule="auto"/>
+              <w:rPr>
+                <w:rFonts w:ascii="Arial" w:eastAsia="Times New Roman" w:hAnsi="Arial" w:cs="Arial"/>
                 <w:sz w:val="20"/>
                 <w:szCs w:val="20"/>
                 <w:lang w:val="pt-BR" w:eastAsia="pt-BR"/>
@@ -14359,7 +12040,7 @@
   <w:abstractNum w:abstractNumId="8" w15:restartNumberingAfterBreak="0">
     <w:nsid w:val="FFFFFF89"/>
     <w:multiLevelType w:val="singleLevel"/>
-    <w:tmpl w:val="29761A62"/>
+    <w:tmpl w:val="DFD459C8"/>
     <w:lvl w:ilvl="0">
       <w:start w:val="1"/>
       <w:numFmt w:val="bullet"/>
@@ -14431,6 +12112,304 @@
       <w:lvlJc w:val="left"/>
     </w:lvl>
   </w:abstractNum>
+  <w:abstractNum w:abstractNumId="10" w15:restartNumberingAfterBreak="0">
+    <w:nsid w:val="7632267B"/>
+    <w:multiLevelType w:val="multilevel"/>
+    <w:tmpl w:val="00087326"/>
+    <w:lvl w:ilvl="0">
+      <w:start w:val="1"/>
+      <w:numFmt w:val="bullet"/>
+      <w:lvlText w:val=""/>
+      <w:lvlJc w:val="left"/>
+      <w:pPr>
+        <w:tabs>
+          <w:tab w:val="num" w:pos="720"/>
+        </w:tabs>
+        <w:ind w:left="720" w:hanging="360"/>
+      </w:pPr>
+      <w:rPr>
+        <w:rFonts w:ascii="Symbol" w:hAnsi="Symbol" w:hint="default"/>
+        <w:sz w:val="20"/>
+      </w:rPr>
+    </w:lvl>
+    <w:lvl w:ilvl="1" w:tentative="1">
+      <w:start w:val="1"/>
+      <w:numFmt w:val="bullet"/>
+      <w:lvlText w:val="o"/>
+      <w:lvlJc w:val="left"/>
+      <w:pPr>
+        <w:tabs>
+          <w:tab w:val="num" w:pos="1440"/>
+        </w:tabs>
+        <w:ind w:left="1440" w:hanging="360"/>
+      </w:pPr>
+      <w:rPr>
+        <w:rFonts w:ascii="Courier New" w:hAnsi="Courier New" w:hint="default"/>
+        <w:sz w:val="20"/>
+      </w:rPr>
+    </w:lvl>
+    <w:lvl w:ilvl="2" w:tentative="1">
+      <w:start w:val="1"/>
+      <w:numFmt w:val="bullet"/>
+      <w:lvlText w:val=""/>
+      <w:lvlJc w:val="left"/>
+      <w:pPr>
+        <w:tabs>
+          <w:tab w:val="num" w:pos="2160"/>
+        </w:tabs>
+        <w:ind w:left="2160" w:hanging="360"/>
+      </w:pPr>
+      <w:rPr>
+        <w:rFonts w:ascii="Wingdings" w:hAnsi="Wingdings" w:hint="default"/>
+        <w:sz w:val="20"/>
+      </w:rPr>
+    </w:lvl>
+    <w:lvl w:ilvl="3" w:tentative="1">
+      <w:start w:val="1"/>
+      <w:numFmt w:val="bullet"/>
+      <w:lvlText w:val=""/>
+      <w:lvlJc w:val="left"/>
+      <w:pPr>
+        <w:tabs>
+          <w:tab w:val="num" w:pos="2880"/>
+        </w:tabs>
+        <w:ind w:left="2880" w:hanging="360"/>
+      </w:pPr>
+      <w:rPr>
+        <w:rFonts w:ascii="Wingdings" w:hAnsi="Wingdings" w:hint="default"/>
+        <w:sz w:val="20"/>
+      </w:rPr>
+    </w:lvl>
+    <w:lvl w:ilvl="4" w:tentative="1">
+      <w:start w:val="1"/>
+      <w:numFmt w:val="bullet"/>
+      <w:lvlText w:val=""/>
+      <w:lvlJc w:val="left"/>
+      <w:pPr>
+        <w:tabs>
+          <w:tab w:val="num" w:pos="3600"/>
+        </w:tabs>
+        <w:ind w:left="3600" w:hanging="360"/>
+      </w:pPr>
+      <w:rPr>
+        <w:rFonts w:ascii="Wingdings" w:hAnsi="Wingdings" w:hint="default"/>
+        <w:sz w:val="20"/>
+      </w:rPr>
+    </w:lvl>
+    <w:lvl w:ilvl="5" w:tentative="1">
+      <w:start w:val="1"/>
+      <w:numFmt w:val="bullet"/>
+      <w:lvlText w:val=""/>
+      <w:lvlJc w:val="left"/>
+      <w:pPr>
+        <w:tabs>
+          <w:tab w:val="num" w:pos="4320"/>
+        </w:tabs>
+        <w:ind w:left="4320" w:hanging="360"/>
+      </w:pPr>
+      <w:rPr>
+        <w:rFonts w:ascii="Wingdings" w:hAnsi="Wingdings" w:hint="default"/>
+        <w:sz w:val="20"/>
+      </w:rPr>
+    </w:lvl>
+    <w:lvl w:ilvl="6" w:tentative="1">
+      <w:start w:val="1"/>
+      <w:numFmt w:val="bullet"/>
+      <w:lvlText w:val=""/>
+      <w:lvlJc w:val="left"/>
+      <w:pPr>
+        <w:tabs>
+          <w:tab w:val="num" w:pos="5040"/>
+        </w:tabs>
+        <w:ind w:left="5040" w:hanging="360"/>
+      </w:pPr>
+      <w:rPr>
+        <w:rFonts w:ascii="Wingdings" w:hAnsi="Wingdings" w:hint="default"/>
+        <w:sz w:val="20"/>
+      </w:rPr>
+    </w:lvl>
+    <w:lvl w:ilvl="7" w:tentative="1">
+      <w:start w:val="1"/>
+      <w:numFmt w:val="bullet"/>
+      <w:lvlText w:val=""/>
+      <w:lvlJc w:val="left"/>
+      <w:pPr>
+        <w:tabs>
+          <w:tab w:val="num" w:pos="5760"/>
+        </w:tabs>
+        <w:ind w:left="5760" w:hanging="360"/>
+      </w:pPr>
+      <w:rPr>
+        <w:rFonts w:ascii="Wingdings" w:hAnsi="Wingdings" w:hint="default"/>
+        <w:sz w:val="20"/>
+      </w:rPr>
+    </w:lvl>
+    <w:lvl w:ilvl="8" w:tentative="1">
+      <w:start w:val="1"/>
+      <w:numFmt w:val="bullet"/>
+      <w:lvlText w:val=""/>
+      <w:lvlJc w:val="left"/>
+      <w:pPr>
+        <w:tabs>
+          <w:tab w:val="num" w:pos="6480"/>
+        </w:tabs>
+        <w:ind w:left="6480" w:hanging="360"/>
+      </w:pPr>
+      <w:rPr>
+        <w:rFonts w:ascii="Wingdings" w:hAnsi="Wingdings" w:hint="default"/>
+        <w:sz w:val="20"/>
+      </w:rPr>
+    </w:lvl>
+  </w:abstractNum>
+  <w:abstractNum w:abstractNumId="11" w15:restartNumberingAfterBreak="0">
+    <w:nsid w:val="7CC1521A"/>
+    <w:multiLevelType w:val="multilevel"/>
+    <w:tmpl w:val="0B32FD7C"/>
+    <w:lvl w:ilvl="0">
+      <w:start w:val="1"/>
+      <w:numFmt w:val="bullet"/>
+      <w:lvlText w:val=""/>
+      <w:lvlJc w:val="left"/>
+      <w:pPr>
+        <w:tabs>
+          <w:tab w:val="num" w:pos="720"/>
+        </w:tabs>
+        <w:ind w:left="720" w:hanging="360"/>
+      </w:pPr>
+      <w:rPr>
+        <w:rFonts w:ascii="Symbol" w:hAnsi="Symbol" w:hint="default"/>
+        <w:sz w:val="20"/>
+      </w:rPr>
+    </w:lvl>
+    <w:lvl w:ilvl="1" w:tentative="1">
+      <w:start w:val="1"/>
+      <w:numFmt w:val="bullet"/>
+      <w:lvlText w:val="o"/>
+      <w:lvlJc w:val="left"/>
+      <w:pPr>
+        <w:tabs>
+          <w:tab w:val="num" w:pos="1440"/>
+        </w:tabs>
+        <w:ind w:left="1440" w:hanging="360"/>
+      </w:pPr>
+      <w:rPr>
+        <w:rFonts w:ascii="Courier New" w:hAnsi="Courier New" w:hint="default"/>
+        <w:sz w:val="20"/>
+      </w:rPr>
+    </w:lvl>
+    <w:lvl w:ilvl="2" w:tentative="1">
+      <w:start w:val="1"/>
+      <w:numFmt w:val="bullet"/>
+      <w:lvlText w:val=""/>
+      <w:lvlJc w:val="left"/>
+      <w:pPr>
+        <w:tabs>
+          <w:tab w:val="num" w:pos="2160"/>
+        </w:tabs>
+        <w:ind w:left="2160" w:hanging="360"/>
+      </w:pPr>
+      <w:rPr>
+        <w:rFonts w:ascii="Wingdings" w:hAnsi="Wingdings" w:hint="default"/>
+        <w:sz w:val="20"/>
+      </w:rPr>
+    </w:lvl>
+    <w:lvl w:ilvl="3" w:tentative="1">
+      <w:start w:val="1"/>
+      <w:numFmt w:val="bullet"/>
+      <w:lvlText w:val=""/>
+      <w:lvlJc w:val="left"/>
+      <w:pPr>
+        <w:tabs>
+          <w:tab w:val="num" w:pos="2880"/>
+        </w:tabs>
+        <w:ind w:left="2880" w:hanging="360"/>
+      </w:pPr>
+      <w:rPr>
+        <w:rFonts w:ascii="Wingdings" w:hAnsi="Wingdings" w:hint="default"/>
+        <w:sz w:val="20"/>
+      </w:rPr>
+    </w:lvl>
+    <w:lvl w:ilvl="4" w:tentative="1">
+      <w:start w:val="1"/>
+      <w:numFmt w:val="bullet"/>
+      <w:lvlText w:val=""/>
+      <w:lvlJc w:val="left"/>
+      <w:pPr>
+        <w:tabs>
+          <w:tab w:val="num" w:pos="3600"/>
+        </w:tabs>
+        <w:ind w:left="3600" w:hanging="360"/>
+      </w:pPr>
+      <w:rPr>
+        <w:rFonts w:ascii="Wingdings" w:hAnsi="Wingdings" w:hint="default"/>
+        <w:sz w:val="20"/>
+      </w:rPr>
+    </w:lvl>
+    <w:lvl w:ilvl="5" w:tentative="1">
+      <w:start w:val="1"/>
+      <w:numFmt w:val="bullet"/>
+      <w:lvlText w:val=""/>
+      <w:lvlJc w:val="left"/>
+      <w:pPr>
+        <w:tabs>
+          <w:tab w:val="num" w:pos="4320"/>
+        </w:tabs>
+        <w:ind w:left="4320" w:hanging="360"/>
+      </w:pPr>
+      <w:rPr>
+        <w:rFonts w:ascii="Wingdings" w:hAnsi="Wingdings" w:hint="default"/>
+        <w:sz w:val="20"/>
+      </w:rPr>
+    </w:lvl>
+    <w:lvl w:ilvl="6" w:tentative="1">
+      <w:start w:val="1"/>
+      <w:numFmt w:val="bullet"/>
+      <w:lvlText w:val=""/>
+      <w:lvlJc w:val="left"/>
+      <w:pPr>
+        <w:tabs>
+          <w:tab w:val="num" w:pos="5040"/>
+        </w:tabs>
+        <w:ind w:left="5040" w:hanging="360"/>
+      </w:pPr>
+      <w:rPr>
+        <w:rFonts w:ascii="Wingdings" w:hAnsi="Wingdings" w:hint="default"/>
+        <w:sz w:val="20"/>
+      </w:rPr>
+    </w:lvl>
+    <w:lvl w:ilvl="7" w:tentative="1">
+      <w:start w:val="1"/>
+      <w:numFmt w:val="bullet"/>
+      <w:lvlText w:val=""/>
+      <w:lvlJc w:val="left"/>
+      <w:pPr>
+        <w:tabs>
+          <w:tab w:val="num" w:pos="5760"/>
+        </w:tabs>
+        <w:ind w:left="5760" w:hanging="360"/>
+      </w:pPr>
+      <w:rPr>
+        <w:rFonts w:ascii="Wingdings" w:hAnsi="Wingdings" w:hint="default"/>
+        <w:sz w:val="20"/>
+      </w:rPr>
+    </w:lvl>
+    <w:lvl w:ilvl="8" w:tentative="1">
+      <w:start w:val="1"/>
+      <w:numFmt w:val="bullet"/>
+      <w:lvlText w:val=""/>
+      <w:lvlJc w:val="left"/>
+      <w:pPr>
+        <w:tabs>
+          <w:tab w:val="num" w:pos="6480"/>
+        </w:tabs>
+        <w:ind w:left="6480" w:hanging="360"/>
+      </w:pPr>
+      <w:rPr>
+        <w:rFonts w:ascii="Wingdings" w:hAnsi="Wingdings" w:hint="default"/>
+        <w:sz w:val="20"/>
+      </w:rPr>
+    </w:lvl>
+  </w:abstractNum>
   <w:num w:numId="1" w16cid:durableId="628324490">
     <w:abstractNumId w:val="8"/>
   </w:num>
@@ -14463,6 +12442,12 @@
     <w:lvlOverride w:ilvl="0">
       <w:startOverride w:val="1"/>
     </w:lvlOverride>
+  </w:num>
+  <w:num w:numId="11" w16cid:durableId="2059891062">
+    <w:abstractNumId w:val="10"/>
+  </w:num>
+  <w:num w:numId="12" w16cid:durableId="254439936">
+    <w:abstractNumId w:val="11"/>
   </w:num>
 </w:numbering>
 </file>
@@ -15070,7 +13055,6 @@
   <w:style w:type="character" w:default="1" w:styleId="Fontepargpadro">
     <w:name w:val="Default Paragraph Font"/>
     <w:uiPriority w:val="1"/>
-    <w:semiHidden/>
     <w:unhideWhenUsed/>
   </w:style>
   <w:style w:type="table" w:default="1" w:styleId="Tabelanormal">
